--- a/NEXTJS_LOW_SPEC_GUIDE
.docx
+++ b/NEXTJS_LOW_SPEC_GUIDE
.docx
@@ -45,13 +45,9 @@
       <w:r>
         <w:t xml:space="preserve">Next.js 16+ Performance Optimization Guide for Low-Spec PCs: </w:t>
       </w:r>
-      <w:r/>
       <w:r>
         <w:t xml:space="preserve">Hardware Context &amp; Bottlenecks</w:t>
       </w:r>
-      <w:r/>
-      <w:r/>
-      <w:r/>
     </w:p>
     <w:p>
       <w:pPr>
@@ -63,7 +59,6 @@
       <w:r>
         <w:t xml:space="preserve">This configuration profile is engineered specifically for machines with the following hardware profiles (e.g., Dell Latitude E6540):</w:t>
       </w:r>
-      <w:r/>
     </w:p>
     <w:p>
       <w:pPr>
@@ -101,7 +96,6 @@
       <w:r>
         <w:t xml:space="preserve"> Older Dual-Core processors with Intel Hyper-Threading (displays as 4 logical cores/threads).</w:t>
       </w:r>
-      <w:r/>
     </w:p>
     <w:p>
       <w:pPr>
@@ -125,7 +119,6 @@
       <w:r>
         <w:t xml:space="preserve"> Traditional Mechanical Hard Drives (5400/7200 RPM HDDs).</w:t>
       </w:r>
-      <w:r/>
     </w:p>
     <w:p>
       <w:pPr>
@@ -149,10 +142,6 @@
       <w:r>
         <w:t xml:space="preserve"> 8 GB of system memory (with low ~1.4 GB idle OS overhead).</w:t>
       </w:r>
-      <w:r/>
-      <w:r/>
-      <w:r/>
-      <w:r/>
     </w:p>
     <w:p>
       <w:pPr>
@@ -164,10 +153,6 @@
       <w:r>
         <w:t xml:space="preserve">The Core Issues:</w:t>
       </w:r>
-      <w:r/>
-      <w:r/>
-      <w:r/>
-      <w:r/>
     </w:p>
     <w:p>
       <w:pPr>
@@ -191,7 +176,6 @@
       <w:r>
         <w:t xml:space="preserve"> Next.js dev server defaults assume a multi-core layout, spinning up multiple heavy background compilers that easily max out a dual-core CPU to 100%, causing cursor and UI stuttering.</w:t>
       </w:r>
-      <w:r/>
     </w:p>
     <w:p>
       <w:pPr>
@@ -215,7 +199,6 @@
       <w:r>
         <w:t xml:space="preserve"> Next.js continuously reads and writes thousands of minuscule compilation artifacts. Mechanical HDDs(7200RPM) choke on this level of random I/O, triggering the ⚠ Slow filesystem detected terminal warning and stalling the OS.</w:t>
       </w:r>
-      <w:r/>
     </w:p>
     <w:p>
       <w:pPr>
@@ -298,7 +281,6 @@
           <w:highlight w:val="yellow"/>
         </w:rPr>
       </w:r>
-      <w:r/>
     </w:p>
     <w:p>
       <w:pPr>
@@ -310,7 +292,6 @@
       <w:r>
         <w:t xml:space="preserve">We must restrict Next.js from maximizing parallel worker threads, ensuring at least one logical thread remains totally empty to keep your Linux Mint desktop responsive.</w:t>
       </w:r>
-      <w:r/>
     </w:p>
     <w:p>
       <w:pPr>
@@ -324,7 +305,6 @@
       <w:r>
         <w:t xml:space="preserve">Update your next.config.ts to match the structure below. Do not inject custom Webpack settings if you are running Next.js 16+ defaults (Turbopack), as it will crash your engine.</w:t>
       </w:r>
-      <w:r/>
     </w:p>
     <w:p>
       <w:pPr>
@@ -358,7 +338,6 @@
           <w:highlight w:val="none"/>
         </w:rPr>
       </w:r>
-      <w:r/>
       <w:r>
         <w:rPr>
           <w:highlight w:val="none"/>
@@ -373,8 +352,6 @@
       <w:r>
         <w:t xml:space="preserve">  </w:t>
       </w:r>
-      <w:r/>
-      <w:r/>
       <w:r>
         <w:rPr>
           <w:highlight w:val="none"/>
@@ -392,10 +369,6 @@
       <w:r>
         <w:t xml:space="preserve">  turbopack: {}, </w:t>
       </w:r>
-      <w:r/>
-      <w:r/>
-      <w:r/>
-      <w:r/>
     </w:p>
     <w:p>
       <w:pPr>
@@ -408,10 +381,6 @@
       <w:r>
         <w:t xml:space="preserve">  experimental: {</w:t>
       </w:r>
-      <w:r/>
-      <w:r/>
-      <w:r/>
-      <w:r/>
     </w:p>
     <w:p>
       <w:pPr>
@@ -424,13 +393,6 @@
       <w:r>
         <w:t xml:space="preserve">    workerThreads: false,</w:t>
       </w:r>
-      <w:r/>
-      <w:r/>
-      <w:r/>
-      <w:r/>
-      <w:r/>
-      <w:r/>
-      <w:r/>
     </w:p>
     <w:p>
       <w:pPr>
@@ -477,10 +439,6 @@
       <w:r>
         <w:t xml:space="preserve">  },</w:t>
       </w:r>
-      <w:r/>
-      <w:r/>
-      <w:r/>
-      <w:r/>
     </w:p>
     <w:p>
       <w:pPr>
@@ -514,7 +472,6 @@
         </w:rPr>
         <w:t xml:space="preserve">turbopack: {},</w:t>
       </w:r>
-      <w:r/>
       <w:r>
         <w:rPr>
           <w:highlight w:val="none"/>
@@ -524,13 +481,11 @@
       <w:r>
         <w:t xml:space="preserve">// Acknowledges Next.js 16 defaults &amp; satisfies compiler criteria</w:t>
       </w:r>
-      <w:r/>
       <w:r>
         <w:rPr>
           <w:highlight w:val="none"/>
         </w:rPr>
       </w:r>
-      <w:r/>
     </w:p>
     <w:p>
       <w:pPr>
@@ -573,7 +528,6 @@
           <w:highlight w:val="none"/>
         </w:rPr>
       </w:r>
-      <w:r/>
     </w:p>
     <w:p>
       <w:pPr>
@@ -600,7 +554,6 @@
         </w:rPr>
         <w:t xml:space="preserve">cpus: 1,</w:t>
       </w:r>
-      <w:r/>
       <w:r>
         <w:rPr>
           <w:highlight w:val="none"/>
@@ -615,7 +568,6 @@
       <w:r>
         <w:t xml:space="preserve">// 2. Pins the bundler strictly to 1 logical CPU core</w:t>
       </w:r>
-      <w:r/>
       <w:r>
         <w:rPr>
           <w:highlight w:val="none"/>
@@ -672,7 +624,6 @@
       <w:r>
         <w:t xml:space="preserve"> Mitigate Storage(speed) Constraints with an Automated RAM Disk</w:t>
       </w:r>
-      <w:r/>
     </w:p>
     <w:p>
       <w:pPr>
@@ -687,7 +638,6 @@
       <w:r>
         <w:t xml:space="preserve">drive.</w:t>
       </w:r>
-      <w:r/>
     </w:p>
     <w:p>
       <w:pPr>
@@ -708,10 +658,6 @@
       <w:r>
         <w:t xml:space="preserve"> and append the custom setup-ram lifecycle hook directly into your development script chain using the &amp;&amp; operator:</w:t>
       </w:r>
-      <w:r/>
-      <w:r/>
-      <w:r/>
-      <w:r/>
     </w:p>
     <w:p>
       <w:pPr>
@@ -724,7 +670,6 @@
       <w:r>
         <w:t xml:space="preserve">"scripts": {</w:t>
       </w:r>
-      <w:r/>
     </w:p>
     <w:p>
       <w:pPr>
@@ -737,7 +682,6 @@
       <w:r>
         <w:t xml:space="preserve">  "setup-ram": "mkdir -p .next &amp;&amp; sudo mount -t tmpfs -o size=512M tmpfs .next",</w:t>
       </w:r>
-      <w:r/>
     </w:p>
     <w:p>
       <w:pPr>
@@ -750,7 +694,6 @@
       <w:r>
         <w:t xml:space="preserve">  "dev": "npm run setup-ram &amp;&amp; next dev",</w:t>
       </w:r>
-      <w:r/>
     </w:p>
     <w:p>
       <w:pPr>
@@ -763,7 +706,6 @@
       <w:r>
         <w:t xml:space="preserve">  "build": "next build",</w:t>
       </w:r>
-      <w:r/>
     </w:p>
     <w:p>
       <w:pPr>
@@ -776,7 +718,6 @@
       <w:r>
         <w:t xml:space="preserve">  "start": "next start",</w:t>
       </w:r>
-      <w:r/>
     </w:p>
     <w:p>
       <w:pPr>
@@ -789,7 +730,6 @@
       <w:r>
         <w:t xml:space="preserve">  "lint": "next lint"</w:t>
       </w:r>
-      <w:r/>
     </w:p>
     <w:p>
       <w:pPr>
@@ -802,10 +742,6 @@
       <w:r>
         <w:t xml:space="preserve">},</w:t>
       </w:r>
-      <w:r/>
-      <w:r/>
-      <w:r/>
-      <w:r/>
     </w:p>
     <w:p>
       <w:pPr>
@@ -830,8 +766,6 @@
           <w:bCs/>
         </w:rPr>
       </w:r>
-      <w:r/>
-      <w:r/>
       <w:r>
         <w:rPr>
           <w:b/>
@@ -888,7 +822,6 @@
       <w:r>
         <w:t xml:space="preserve">) in the folder name keeps it hidden except revealed with Ctrl+H.</w:t>
       </w:r>
-      <w:r/>
     </w:p>
     <w:p>
       <w:pPr>
@@ -945,7 +878,6 @@
         </w:rPr>
         <w:t xml:space="preserve">-t tmpfs</w:t>
       </w:r>
-      <w:r/>
       <w:r>
         <w:t xml:space="preserve">) [</w:t>
       </w:r>
@@ -955,7 +887,6 @@
         </w:rPr>
         <w:t xml:space="preserve">Type: Temporary File System</w:t>
       </w:r>
-      <w:r/>
       <w:r>
         <w:t xml:space="preserve">] provisions it as a temporary virtual (storage) drive </w:t>
       </w:r>
@@ -965,11 +896,9 @@
         </w:rPr>
         <w:t xml:space="preserve">directly inside your RAM instead of on your physical disk</w:t>
       </w:r>
-      <w:r/>
       <w:r>
         <w:t xml:space="preserve">, and assigns its target destination directly to the .next directory.</w:t>
       </w:r>
-      <w:r/>
     </w:p>
     <w:p>
       <w:pPr>
@@ -978,8 +907,6 @@
         <w:ind/>
         <w:rPr/>
       </w:pPr>
-      <w:r/>
-      <w:r/>
     </w:p>
     <w:p>
       <w:pPr>
@@ -998,7 +925,6 @@
       <w:r>
         <w:t xml:space="preserve"> Proper Execution Protocol</w:t>
       </w:r>
-      <w:r/>
     </w:p>
     <w:p>
       <w:pPr>
@@ -1010,7 +936,6 @@
       <w:r>
         <w:t xml:space="preserve">Due to OS sandboxing, modern IDEs enforce strict process flags. Running npm run dev directly within the Visual Studio Code integrated terminal will trigger a security exception:</w:t>
       </w:r>
-      <w:r/>
     </w:p>
     <w:p>
       <w:pPr>
@@ -1022,7 +947,6 @@
       <w:r>
         <w:t xml:space="preserve">sudo: The "no new privileges" flag is set, which prevents sudo from running as root.</w:t>
       </w:r>
-      <w:r/>
     </w:p>
     <w:p>
       <w:pPr>
@@ -1034,10 +958,6 @@
       <w:r>
         <w:t xml:space="preserve">Correct Execution Workflow:</w:t>
       </w:r>
-      <w:r/>
-      <w:r/>
-      <w:r/>
-      <w:r/>
     </w:p>
     <w:p>
       <w:pPr>
@@ -1054,7 +974,6 @@
       <w:r>
         <w:t xml:space="preserve">Close or ignore the integrated VS Code terminal.</w:t>
       </w:r>
-      <w:r/>
     </w:p>
     <w:p>
       <w:pPr>
@@ -1071,7 +990,6 @@
       <w:r>
         <w:t xml:space="preserve">Open your native Linux Mint system terminal window(Bash): Ctrl + Alt + T.</w:t>
       </w:r>
-      <w:r/>
     </w:p>
     <w:p>
       <w:pPr>
@@ -1091,7 +1009,6 @@
       <w:r>
         <w:t xml:space="preserve">  cd ~/Documents/Visual_Studio/nextjs_blog</w:t>
       </w:r>
-      <w:r/>
     </w:p>
     <w:p>
       <w:pPr>
@@ -1105,15 +1022,12 @@
         <w:ind/>
         <w:rPr/>
       </w:pPr>
-      <w:r/>
       <w:r>
         <w:t xml:space="preserve">Fire up your server instance:</w:t>
       </w:r>
-      <w:r/>
       <w:r>
         <w:t xml:space="preserve"> npm run dev</w:t>
       </w:r>
-      <w:r/>
     </w:p>
     <w:p>
       <w:pPr>
@@ -1127,15 +1041,9 @@
         <w:ind/>
         <w:rPr/>
       </w:pPr>
-      <w:r/>
       <w:r>
         <w:t xml:space="preserve">Type your standard root administrative password when prompted by the terminal.</w:t>
       </w:r>
-      <w:r/>
-      <w:r/>
-      <w:r/>
-      <w:r/>
-      <w:r/>
     </w:p>
     <w:p>
       <w:pPr>
@@ -1147,7 +1055,6 @@
       <w:r>
         <w:t xml:space="preserve">The RAM drive will immediately bind to your .next directory, and compilation performance will run smoothly at high memory speeds.</w:t>
       </w:r>
-      <w:r/>
     </w:p>
     <w:p>
       <w:pPr>
@@ -1213,7 +1120,6 @@
       <w:r>
         <w:t xml:space="preserve"> PS: the RAM being thousands of time faster than the HDD make it a pro regardless</w:t>
       </w:r>
-      <w:r/>
     </w:p>
     <w:p>
       <w:pPr>
@@ -1228,7 +1134,6 @@
       <w:r>
         <w:t xml:space="preserve">atforms (like Docker instances, active OBS streams, or massive multi-tab Brave/Chrome sessions) are paused or closed while developing.</w:t>
       </w:r>
-      <w:r/>
     </w:p>
     <w:p>
       <w:pPr>
@@ -1243,10 +1148,6 @@
       <w:r>
         <w:t xml:space="preserve">tandardizes the build engine, and utilizes maximum hardware capacity of the servers to deliver small, highly minified packages to your live users.</w:t>
       </w:r>
-      <w:r/>
-      <w:r/>
-      <w:r/>
-      <w:r/>
     </w:p>
     <w:sectPr>
       <w:footnotePr/>
@@ -1270,11 +1171,9 @@
         <w:ind/>
         <w:rPr/>
       </w:pPr>
-      <w:r/>
       <w:r>
         <w:separator/>
       </w:r>
-      <w:r/>
     </w:p>
   </w:endnote>
   <w:endnote w:type="continuationSeparator" w:id="0">
@@ -1285,11 +1184,9 @@
         <w:ind/>
         <w:rPr/>
       </w:pPr>
-      <w:r/>
       <w:r>
         <w:continuationSeparator/>
       </w:r>
-      <w:r/>
     </w:p>
   </w:endnote>
 </w:endnotes>
@@ -1305,11 +1202,9 @@
         <w:ind/>
         <w:rPr/>
       </w:pPr>
-      <w:r/>
       <w:r>
         <w:separator/>
       </w:r>
-      <w:r/>
     </w:p>
   </w:footnote>
   <w:footnote w:type="continuationSeparator" w:id="0">
@@ -1320,11 +1215,9 @@
         <w:ind/>
         <w:rPr/>
       </w:pPr>
-      <w:r/>
       <w:r>
         <w:continuationSeparator/>
       </w:r>
-      <w:r/>
     </w:p>
   </w:footnote>
 </w:footnotes>
@@ -2662,8 +2555,8 @@
         <w:tblBorders/>
       </w:tblPr>
       <w:tcPr>
+        <w:tcBorders/>
         <w:shd w:val="clear" w:color="ffffff" w:themeColor="text1" w:themeTint="0D" w:fill="f2f2f2" w:themeFill="text1" w:themeFillTint="0D"/>
-        <w:tcBorders/>
       </w:tcPr>
     </w:tblStylePr>
     <w:tblStylePr w:type="band1Vert">
@@ -2676,8 +2569,8 @@
         <w:tblBorders/>
       </w:tblPr>
       <w:tcPr>
+        <w:tcBorders/>
         <w:shd w:val="clear" w:color="ffffff" w:themeColor="text1" w:themeTint="0D" w:fill="f2f2f2" w:themeFill="text1" w:themeFillTint="0D"/>
-        <w:tcBorders/>
       </w:tcPr>
     </w:tblStylePr>
     <w:tblStylePr w:type="band2Horz">
@@ -3114,8 +3007,8 @@
         <w:tblBorders/>
       </w:tblPr>
       <w:tcPr>
+        <w:tcBorders/>
         <w:shd w:val="clear" w:color="ffffff" w:themeColor="text1" w:themeTint="0D" w:fill="f2f2f2" w:themeFill="text1" w:themeFillTint="0D"/>
-        <w:tcBorders/>
       </w:tcPr>
     </w:tblStylePr>
     <w:tblStylePr w:type="band1Vert">
@@ -3133,8 +3026,8 @@
         <w:tblBorders/>
       </w:tblPr>
       <w:tcPr>
+        <w:tcBorders/>
         <w:shd w:val="clear" w:color="ffffff" w:themeColor="text1" w:themeTint="0D" w:fill="f2f2f2" w:themeFill="text1" w:themeFillTint="0D"/>
-        <w:tcBorders/>
       </w:tcPr>
     </w:tblStylePr>
     <w:tblStylePr w:type="band2Horz">
@@ -3344,8 +3237,8 @@
         <w:tblBorders/>
       </w:tblPr>
       <w:tcPr>
+        <w:tcBorders/>
         <w:shd w:val="clear" w:color="ffffff" w:themeColor="text1" w:themeTint="0D" w:fill="f2f2f2" w:themeFill="text1" w:themeFillTint="0D"/>
-        <w:tcBorders/>
       </w:tcPr>
     </w:tblStylePr>
     <w:tblStylePr w:type="band1Vert">
@@ -3363,8 +3256,8 @@
         <w:tblBorders/>
       </w:tblPr>
       <w:tcPr>
+        <w:tcBorders/>
         <w:shd w:val="clear" w:color="ffffff" w:themeColor="text1" w:themeTint="0D" w:fill="f2f2f2" w:themeFill="text1" w:themeFillTint="0D"/>
-        <w:tcBorders/>
       </w:tcPr>
     </w:tblStylePr>
     <w:tblStylePr w:type="band2Horz">
@@ -3560,8 +3453,8 @@
         <w:tblBorders/>
       </w:tblPr>
       <w:tcPr>
+        <w:tcBorders/>
         <w:shd w:val="clear" w:color="ffffff" w:themeColor="text1" w:themeTint="0D" w:fill="f2f2f2" w:themeFill="text1" w:themeFillTint="0D"/>
-        <w:tcBorders/>
       </w:tcPr>
     </w:tblStylePr>
     <w:tblStylePr w:type="band1Vert">
@@ -3579,8 +3472,8 @@
         <w:tblBorders/>
       </w:tblPr>
       <w:tcPr>
+        <w:tcBorders/>
         <w:shd w:val="clear" w:color="ffffff" w:themeColor="text1" w:themeTint="0D" w:fill="f2f2f2" w:themeFill="text1" w:themeFillTint="0D"/>
-        <w:tcBorders/>
       </w:tcPr>
     </w:tblStylePr>
     <w:tblStylePr w:type="band2Horz">
@@ -3624,10 +3517,10 @@
         <w:tblBorders/>
       </w:tblPr>
       <w:tcPr>
-        <w:shd w:val="clear" w:color="ffffff"/>
         <w:tcBorders>
           <w:right w:val="single" w:color="404040" w:sz="4" w:space="0"/>
         </w:tcBorders>
+        <w:shd w:val="clear" w:color="ffffff"/>
       </w:tcPr>
     </w:tblStylePr>
     <w:tblStylePr w:type="firstRow">
@@ -3644,12 +3537,12 @@
         <w:tblBorders/>
       </w:tblPr>
       <w:tcPr>
-        <w:shd w:val="clear" w:color="ffffff"/>
         <w:tcBorders>
           <w:left w:val="none" w:color="000000" w:sz="4" w:space="0"/>
           <w:bottom w:val="single" w:color="404040" w:sz="4" w:space="0"/>
           <w:right w:val="none" w:color="000000" w:sz="4" w:space="0"/>
         </w:tcBorders>
+        <w:shd w:val="clear" w:color="ffffff"/>
       </w:tcPr>
     </w:tblStylePr>
     <w:tblStylePr w:type="lastCol">
@@ -3666,10 +3559,10 @@
         <w:tblBorders/>
       </w:tblPr>
       <w:tcPr>
-        <w:shd w:val="clear" w:color="ffffff"/>
         <w:tcBorders>
           <w:left w:val="single" w:color="404040" w:sz="4" w:space="0"/>
         </w:tcBorders>
+        <w:shd w:val="clear" w:color="ffffff"/>
       </w:tcPr>
     </w:tblStylePr>
     <w:tblStylePr w:type="lastRow">
@@ -3686,12 +3579,12 @@
         <w:tblBorders/>
       </w:tblPr>
       <w:tcPr>
-        <w:shd w:val="clear" w:color="ffffff"/>
         <w:tcBorders>
           <w:top w:val="single" w:color="404040" w:sz="4" w:space="0"/>
           <w:left w:val="none" w:color="000000" w:sz="4" w:space="0"/>
           <w:right w:val="none" w:color="000000" w:sz="4" w:space="0"/>
         </w:tcBorders>
+        <w:shd w:val="clear" w:color="ffffff"/>
       </w:tcPr>
     </w:tblStylePr>
     <w:tblStylePr w:type="nwCell">
@@ -5358,8 +5251,8 @@
         <w:tblBorders/>
       </w:tblPr>
       <w:tcPr>
+        <w:tcBorders/>
         <w:shd w:val="clear" w:color="ffffff" w:themeColor="text1" w:themeTint="34" w:fill="cbcbcb" w:themeFill="text1" w:themeFillTint="34"/>
-        <w:tcBorders/>
       </w:tcPr>
     </w:tblStylePr>
     <w:tblStylePr w:type="band1Vert">
@@ -5377,8 +5270,8 @@
         <w:tblBorders/>
       </w:tblPr>
       <w:tcPr>
+        <w:tcBorders/>
         <w:shd w:val="clear" w:color="ffffff" w:themeColor="text1" w:themeTint="34" w:fill="cbcbcb" w:themeFill="text1" w:themeFillTint="34"/>
-        <w:tcBorders/>
       </w:tcPr>
     </w:tblStylePr>
     <w:tblStylePr w:type="band2Horz">
@@ -5438,13 +5331,13 @@
         <w:tblBorders/>
       </w:tblPr>
       <w:tcPr>
-        <w:shd w:val="clear" w:color="ffffff"/>
         <w:tcBorders>
           <w:top w:val="none" w:color="000000" w:sz="4" w:space="0"/>
           <w:left w:val="none" w:color="000000" w:sz="4" w:space="0"/>
           <w:bottom w:val="single" w:color="000000" w:themeColor="text1" w:themeTint="95" w:sz="12" w:space="0"/>
           <w:right w:val="none" w:color="000000" w:sz="4" w:space="0"/>
         </w:tcBorders>
+        <w:shd w:val="clear" w:color="ffffff"/>
       </w:tcPr>
     </w:tblStylePr>
     <w:tblStylePr w:type="lastCol">
@@ -5478,13 +5371,13 @@
         <w:tblBorders/>
       </w:tblPr>
       <w:tcPr>
-        <w:shd w:val="clear" w:color="ffffff"/>
         <w:tcBorders>
           <w:top w:val="single" w:color="000000" w:themeColor="text1" w:themeTint="95" w:sz="4" w:space="0"/>
           <w:left w:val="none" w:color="000000" w:sz="4" w:space="0"/>
           <w:bottom w:val="none" w:color="000000" w:sz="4" w:space="0"/>
           <w:right w:val="none" w:color="000000" w:sz="4" w:space="0"/>
         </w:tcBorders>
+        <w:shd w:val="clear" w:color="ffffff"/>
       </w:tcPr>
     </w:tblStylePr>
     <w:tblStylePr w:type="nwCell">
@@ -5590,8 +5483,8 @@
         <w:tblBorders/>
       </w:tblPr>
       <w:tcPr>
+        <w:tcBorders/>
         <w:shd w:val="clear" w:color="ffffff" w:themeColor="accent1" w:themeTint="34" w:fill="deebf6" w:themeFill="accent1" w:themeFillTint="34"/>
-        <w:tcBorders/>
       </w:tcPr>
     </w:tblStylePr>
     <w:tblStylePr w:type="band1Vert">
@@ -5609,8 +5502,8 @@
         <w:tblBorders/>
       </w:tblPr>
       <w:tcPr>
+        <w:tcBorders/>
         <w:shd w:val="clear" w:color="ffffff" w:themeColor="accent1" w:themeTint="34" w:fill="deebf6" w:themeFill="accent1" w:themeFillTint="34"/>
-        <w:tcBorders/>
       </w:tcPr>
     </w:tblStylePr>
     <w:tblStylePr w:type="band2Horz">
@@ -5670,13 +5563,13 @@
         <w:tblBorders/>
       </w:tblPr>
       <w:tcPr>
-        <w:shd w:val="clear" w:color="ffffff"/>
         <w:tcBorders>
           <w:top w:val="none" w:color="000000" w:sz="4" w:space="0"/>
           <w:left w:val="none" w:color="000000" w:sz="4" w:space="0"/>
           <w:bottom w:val="single" w:color="000000" w:themeColor="accent1" w:themeTint="EA" w:sz="12" w:space="0"/>
           <w:right w:val="none" w:color="000000" w:sz="4" w:space="0"/>
         </w:tcBorders>
+        <w:shd w:val="clear" w:color="ffffff"/>
       </w:tcPr>
     </w:tblStylePr>
     <w:tblStylePr w:type="lastCol">
@@ -5710,13 +5603,13 @@
         <w:tblBorders/>
       </w:tblPr>
       <w:tcPr>
-        <w:shd w:val="clear" w:color="ffffff"/>
         <w:tcBorders>
           <w:top w:val="single" w:color="000000" w:themeColor="accent1" w:themeTint="EA" w:sz="4" w:space="0"/>
           <w:left w:val="none" w:color="000000" w:sz="4" w:space="0"/>
           <w:bottom w:val="none" w:color="000000" w:sz="4" w:space="0"/>
           <w:right w:val="none" w:color="000000" w:sz="4" w:space="0"/>
         </w:tcBorders>
+        <w:shd w:val="clear" w:color="ffffff"/>
       </w:tcPr>
     </w:tblStylePr>
     <w:tblStylePr w:type="nwCell">
@@ -5822,8 +5715,8 @@
         <w:tblBorders/>
       </w:tblPr>
       <w:tcPr>
+        <w:tcBorders/>
         <w:shd w:val="clear" w:color="ffffff" w:themeColor="accent2" w:themeTint="32" w:fill="fbe6d7" w:themeFill="accent2" w:themeFillTint="32"/>
-        <w:tcBorders/>
       </w:tcPr>
     </w:tblStylePr>
     <w:tblStylePr w:type="band1Vert">
@@ -5841,8 +5734,8 @@
         <w:tblBorders/>
       </w:tblPr>
       <w:tcPr>
+        <w:tcBorders/>
         <w:shd w:val="clear" w:color="ffffff" w:themeColor="accent2" w:themeTint="32" w:fill="fbe6d7" w:themeFill="accent2" w:themeFillTint="32"/>
-        <w:tcBorders/>
       </w:tcPr>
     </w:tblStylePr>
     <w:tblStylePr w:type="band2Horz">
@@ -5902,13 +5795,13 @@
         <w:tblBorders/>
       </w:tblPr>
       <w:tcPr>
-        <w:shd w:val="clear" w:color="ffffff"/>
         <w:tcBorders>
           <w:top w:val="none" w:color="000000" w:sz="4" w:space="0"/>
           <w:left w:val="none" w:color="000000" w:sz="4" w:space="0"/>
           <w:bottom w:val="single" w:color="000000" w:themeColor="accent2" w:themeTint="97" w:sz="12" w:space="0"/>
           <w:right w:val="none" w:color="000000" w:sz="4" w:space="0"/>
         </w:tcBorders>
+        <w:shd w:val="clear" w:color="ffffff"/>
       </w:tcPr>
     </w:tblStylePr>
     <w:tblStylePr w:type="lastCol">
@@ -5942,13 +5835,13 @@
         <w:tblBorders/>
       </w:tblPr>
       <w:tcPr>
-        <w:shd w:val="clear" w:color="ffffff"/>
         <w:tcBorders>
           <w:top w:val="single" w:color="000000" w:themeColor="accent2" w:themeTint="97" w:sz="4" w:space="0"/>
           <w:left w:val="none" w:color="000000" w:sz="4" w:space="0"/>
           <w:bottom w:val="none" w:color="000000" w:sz="4" w:space="0"/>
           <w:right w:val="none" w:color="000000" w:sz="4" w:space="0"/>
         </w:tcBorders>
+        <w:shd w:val="clear" w:color="ffffff"/>
       </w:tcPr>
     </w:tblStylePr>
     <w:tblStylePr w:type="nwCell">
@@ -6054,8 +5947,8 @@
         <w:tblBorders/>
       </w:tblPr>
       <w:tcPr>
+        <w:tcBorders/>
         <w:shd w:val="clear" w:color="ffffff" w:themeColor="accent3" w:themeTint="34" w:fill="ededed" w:themeFill="accent3" w:themeFillTint="34"/>
-        <w:tcBorders/>
       </w:tcPr>
     </w:tblStylePr>
     <w:tblStylePr w:type="band1Vert">
@@ -6073,8 +5966,8 @@
         <w:tblBorders/>
       </w:tblPr>
       <w:tcPr>
+        <w:tcBorders/>
         <w:shd w:val="clear" w:color="ffffff" w:themeColor="accent3" w:themeTint="34" w:fill="ededed" w:themeFill="accent3" w:themeFillTint="34"/>
-        <w:tcBorders/>
       </w:tcPr>
     </w:tblStylePr>
     <w:tblStylePr w:type="band2Horz">
@@ -6134,13 +6027,13 @@
         <w:tblBorders/>
       </w:tblPr>
       <w:tcPr>
-        <w:shd w:val="clear" w:color="ffffff"/>
         <w:tcBorders>
           <w:top w:val="none" w:color="000000" w:sz="4" w:space="0"/>
           <w:left w:val="none" w:color="000000" w:sz="4" w:space="0"/>
           <w:bottom w:val="single" w:color="000000" w:themeColor="accent3" w:themeTint="FE" w:sz="12" w:space="0"/>
           <w:right w:val="none" w:color="000000" w:sz="4" w:space="0"/>
         </w:tcBorders>
+        <w:shd w:val="clear" w:color="ffffff"/>
       </w:tcPr>
     </w:tblStylePr>
     <w:tblStylePr w:type="lastCol">
@@ -6174,13 +6067,13 @@
         <w:tblBorders/>
       </w:tblPr>
       <w:tcPr>
-        <w:shd w:val="clear" w:color="ffffff"/>
         <w:tcBorders>
           <w:top w:val="single" w:color="000000" w:themeColor="accent3" w:themeTint="FE" w:sz="4" w:space="0"/>
           <w:left w:val="none" w:color="000000" w:sz="4" w:space="0"/>
           <w:bottom w:val="none" w:color="000000" w:sz="4" w:space="0"/>
           <w:right w:val="none" w:color="000000" w:sz="4" w:space="0"/>
         </w:tcBorders>
+        <w:shd w:val="clear" w:color="ffffff"/>
       </w:tcPr>
     </w:tblStylePr>
     <w:tblStylePr w:type="nwCell">
@@ -6286,8 +6179,8 @@
         <w:tblBorders/>
       </w:tblPr>
       <w:tcPr>
+        <w:tcBorders/>
         <w:shd w:val="clear" w:color="ffffff" w:themeColor="accent4" w:themeTint="34" w:fill="fff2cb" w:themeFill="accent4" w:themeFillTint="34"/>
-        <w:tcBorders/>
       </w:tcPr>
     </w:tblStylePr>
     <w:tblStylePr w:type="band1Vert">
@@ -6305,8 +6198,8 @@
         <w:tblBorders/>
       </w:tblPr>
       <w:tcPr>
+        <w:tcBorders/>
         <w:shd w:val="clear" w:color="ffffff" w:themeColor="accent4" w:themeTint="34" w:fill="fff2cb" w:themeFill="accent4" w:themeFillTint="34"/>
-        <w:tcBorders/>
       </w:tcPr>
     </w:tblStylePr>
     <w:tblStylePr w:type="band2Horz">
@@ -6366,13 +6259,13 @@
         <w:tblBorders/>
       </w:tblPr>
       <w:tcPr>
-        <w:shd w:val="clear" w:color="ffffff"/>
         <w:tcBorders>
           <w:top w:val="none" w:color="000000" w:sz="4" w:space="0"/>
           <w:left w:val="none" w:color="000000" w:sz="4" w:space="0"/>
           <w:bottom w:val="single" w:color="000000" w:themeColor="accent4" w:themeTint="9A" w:sz="12" w:space="0"/>
           <w:right w:val="none" w:color="000000" w:sz="4" w:space="0"/>
         </w:tcBorders>
+        <w:shd w:val="clear" w:color="ffffff"/>
       </w:tcPr>
     </w:tblStylePr>
     <w:tblStylePr w:type="lastCol">
@@ -6406,13 +6299,13 @@
         <w:tblBorders/>
       </w:tblPr>
       <w:tcPr>
-        <w:shd w:val="clear" w:color="ffffff"/>
         <w:tcBorders>
           <w:top w:val="single" w:color="000000" w:themeColor="accent4" w:themeTint="9A" w:sz="4" w:space="0"/>
           <w:left w:val="none" w:color="000000" w:sz="4" w:space="0"/>
           <w:bottom w:val="none" w:color="000000" w:sz="4" w:space="0"/>
           <w:right w:val="none" w:color="000000" w:sz="4" w:space="0"/>
         </w:tcBorders>
+        <w:shd w:val="clear" w:color="ffffff"/>
       </w:tcPr>
     </w:tblStylePr>
     <w:tblStylePr w:type="nwCell">
@@ -6518,8 +6411,8 @@
         <w:tblBorders/>
       </w:tblPr>
       <w:tcPr>
+        <w:tcBorders/>
         <w:shd w:val="clear" w:color="ffffff" w:themeColor="accent5" w:themeTint="34" w:fill="d9e2f3" w:themeFill="accent5" w:themeFillTint="34"/>
-        <w:tcBorders/>
       </w:tcPr>
     </w:tblStylePr>
     <w:tblStylePr w:type="band1Vert">
@@ -6537,8 +6430,8 @@
         <w:tblBorders/>
       </w:tblPr>
       <w:tcPr>
+        <w:tcBorders/>
         <w:shd w:val="clear" w:color="ffffff" w:themeColor="accent5" w:themeTint="34" w:fill="d9e2f3" w:themeFill="accent5" w:themeFillTint="34"/>
-        <w:tcBorders/>
       </w:tcPr>
     </w:tblStylePr>
     <w:tblStylePr w:type="band2Horz">
@@ -6598,13 +6491,13 @@
         <w:tblBorders/>
       </w:tblPr>
       <w:tcPr>
-        <w:shd w:val="clear" w:color="ffffff"/>
         <w:tcBorders>
           <w:top w:val="none" w:color="000000" w:sz="4" w:space="0"/>
           <w:left w:val="none" w:color="000000" w:sz="4" w:space="0"/>
           <w:bottom w:val="single" w:color="000000" w:themeColor="accent5" w:sz="12" w:space="0"/>
           <w:right w:val="none" w:color="000000" w:sz="4" w:space="0"/>
         </w:tcBorders>
+        <w:shd w:val="clear" w:color="ffffff"/>
       </w:tcPr>
     </w:tblStylePr>
     <w:tblStylePr w:type="lastCol">
@@ -6638,13 +6531,13 @@
         <w:tblBorders/>
       </w:tblPr>
       <w:tcPr>
-        <w:shd w:val="clear" w:color="ffffff"/>
         <w:tcBorders>
           <w:top w:val="single" w:color="000000" w:themeColor="accent5" w:sz="4" w:space="0"/>
           <w:left w:val="none" w:color="000000" w:sz="4" w:space="0"/>
           <w:bottom w:val="none" w:color="000000" w:sz="4" w:space="0"/>
           <w:right w:val="none" w:color="000000" w:sz="4" w:space="0"/>
         </w:tcBorders>
+        <w:shd w:val="clear" w:color="ffffff"/>
       </w:tcPr>
     </w:tblStylePr>
     <w:tblStylePr w:type="nwCell">
@@ -6750,8 +6643,8 @@
         <w:tblBorders/>
       </w:tblPr>
       <w:tcPr>
+        <w:tcBorders/>
         <w:shd w:val="clear" w:color="ffffff" w:themeColor="accent6" w:themeTint="34" w:fill="e2efd9" w:themeFill="accent6" w:themeFillTint="34"/>
-        <w:tcBorders/>
       </w:tcPr>
     </w:tblStylePr>
     <w:tblStylePr w:type="band1Vert">
@@ -6769,8 +6662,8 @@
         <w:tblBorders/>
       </w:tblPr>
       <w:tcPr>
+        <w:tcBorders/>
         <w:shd w:val="clear" w:color="ffffff" w:themeColor="accent6" w:themeTint="34" w:fill="e2efd9" w:themeFill="accent6" w:themeFillTint="34"/>
-        <w:tcBorders/>
       </w:tcPr>
     </w:tblStylePr>
     <w:tblStylePr w:type="band2Horz">
@@ -6830,13 +6723,13 @@
         <w:tblBorders/>
       </w:tblPr>
       <w:tcPr>
-        <w:shd w:val="clear" w:color="ffffff"/>
         <w:tcBorders>
           <w:top w:val="none" w:color="000000" w:sz="4" w:space="0"/>
           <w:left w:val="none" w:color="000000" w:sz="4" w:space="0"/>
           <w:bottom w:val="single" w:color="000000" w:themeColor="accent6" w:sz="12" w:space="0"/>
           <w:right w:val="none" w:color="000000" w:sz="4" w:space="0"/>
         </w:tcBorders>
+        <w:shd w:val="clear" w:color="ffffff"/>
       </w:tcPr>
     </w:tblStylePr>
     <w:tblStylePr w:type="lastCol">
@@ -6870,13 +6763,13 @@
         <w:tblBorders/>
       </w:tblPr>
       <w:tcPr>
-        <w:shd w:val="clear" w:color="ffffff"/>
         <w:tcBorders>
           <w:top w:val="single" w:color="000000" w:themeColor="accent6" w:sz="4" w:space="0"/>
           <w:left w:val="none" w:color="000000" w:sz="4" w:space="0"/>
           <w:bottom w:val="none" w:color="000000" w:sz="4" w:space="0"/>
           <w:right w:val="none" w:color="000000" w:sz="4" w:space="0"/>
         </w:tcBorders>
+        <w:shd w:val="clear" w:color="ffffff"/>
       </w:tcPr>
     </w:tblStylePr>
     <w:tblStylePr w:type="nwCell">
@@ -6982,8 +6875,8 @@
         <w:tblBorders/>
       </w:tblPr>
       <w:tcPr>
+        <w:tcBorders/>
         <w:shd w:val="clear" w:color="ffffff" w:themeColor="text1" w:themeTint="34" w:fill="cbcbcb" w:themeFill="text1" w:themeFillTint="34"/>
-        <w:tcBorders/>
       </w:tcPr>
     </w:tblStylePr>
     <w:tblStylePr w:type="band1Vert">
@@ -7001,8 +6894,8 @@
         <w:tblBorders/>
       </w:tblPr>
       <w:tcPr>
+        <w:tcBorders/>
         <w:shd w:val="clear" w:color="ffffff" w:themeColor="text1" w:themeTint="34" w:fill="cbcbcb" w:themeFill="text1" w:themeFillTint="34"/>
-        <w:tcBorders/>
       </w:tcPr>
     </w:tblStylePr>
     <w:tblStylePr w:type="band2Horz">
@@ -7046,13 +6939,13 @@
         <w:tblBorders/>
       </w:tblPr>
       <w:tcPr>
-        <w:shd w:color="ffffff"/>
         <w:tcBorders>
           <w:top w:val="none" w:color="000000" w:sz="4" w:space="0"/>
           <w:left w:val="none" w:color="000000" w:sz="4" w:space="0"/>
           <w:bottom w:val="none" w:color="000000" w:sz="4" w:space="0"/>
           <w:right w:val="none" w:color="000000" w:sz="4" w:space="0"/>
         </w:tcBorders>
+        <w:shd w:color="ffffff"/>
       </w:tcPr>
     </w:tblStylePr>
     <w:tblStylePr w:type="firstRow">
@@ -7069,13 +6962,13 @@
         <w:tblBorders/>
       </w:tblPr>
       <w:tcPr>
-        <w:shd w:val="clear" w:color="ffffff"/>
         <w:tcBorders>
           <w:top w:val="none" w:color="000000" w:sz="4" w:space="0"/>
           <w:left w:val="none" w:color="000000" w:sz="4" w:space="0"/>
           <w:bottom w:val="none" w:color="000000" w:sz="4" w:space="0"/>
           <w:right w:val="none" w:color="000000" w:sz="4" w:space="0"/>
         </w:tcBorders>
+        <w:shd w:val="clear" w:color="ffffff"/>
       </w:tcPr>
     </w:tblStylePr>
     <w:tblStylePr w:type="lastCol">
@@ -7092,13 +6985,13 @@
         <w:tblBorders/>
       </w:tblPr>
       <w:tcPr>
-        <w:shd w:color="ffffff"/>
         <w:tcBorders>
           <w:top w:val="none" w:color="000000" w:sz="4" w:space="0"/>
           <w:left w:val="none" w:color="000000" w:sz="4" w:space="0"/>
           <w:bottom w:val="none" w:color="000000" w:sz="4" w:space="0"/>
           <w:right w:val="none" w:color="000000" w:sz="4" w:space="0"/>
         </w:tcBorders>
+        <w:shd w:color="ffffff"/>
       </w:tcPr>
     </w:tblStylePr>
     <w:tblStylePr w:type="lastRow">
@@ -7115,13 +7008,13 @@
         <w:tblBorders/>
       </w:tblPr>
       <w:tcPr>
-        <w:shd w:val="clear" w:color="ffffff"/>
         <w:tcBorders>
           <w:top w:val="none" w:color="000000" w:sz="4" w:space="0"/>
           <w:left w:val="none" w:color="000000" w:sz="4" w:space="0"/>
           <w:bottom w:val="none" w:color="000000" w:sz="4" w:space="0"/>
           <w:right w:val="none" w:color="000000" w:sz="4" w:space="0"/>
         </w:tcBorders>
+        <w:shd w:val="clear" w:color="ffffff"/>
       </w:tcPr>
     </w:tblStylePr>
     <w:tblStylePr w:type="nwCell">
@@ -7227,8 +7120,8 @@
         <w:tblBorders/>
       </w:tblPr>
       <w:tcPr>
+        <w:tcBorders/>
         <w:shd w:val="clear" w:color="ffffff" w:themeColor="accent1" w:themeTint="34" w:fill="deebf6" w:themeFill="accent1" w:themeFillTint="34"/>
-        <w:tcBorders/>
       </w:tcPr>
     </w:tblStylePr>
     <w:tblStylePr w:type="band1Vert">
@@ -7246,8 +7139,8 @@
         <w:tblBorders/>
       </w:tblPr>
       <w:tcPr>
+        <w:tcBorders/>
         <w:shd w:val="clear" w:color="ffffff" w:themeColor="accent1" w:themeTint="34" w:fill="deebf6" w:themeFill="accent1" w:themeFillTint="34"/>
-        <w:tcBorders/>
       </w:tcPr>
     </w:tblStylePr>
     <w:tblStylePr w:type="band2Horz">
@@ -7291,13 +7184,13 @@
         <w:tblBorders/>
       </w:tblPr>
       <w:tcPr>
-        <w:shd w:color="ffffff"/>
         <w:tcBorders>
           <w:top w:val="none" w:color="000000" w:sz="4" w:space="0"/>
           <w:left w:val="none" w:color="000000" w:sz="4" w:space="0"/>
           <w:bottom w:val="none" w:color="000000" w:sz="4" w:space="0"/>
           <w:right w:val="none" w:color="000000" w:sz="4" w:space="0"/>
         </w:tcBorders>
+        <w:shd w:color="ffffff"/>
       </w:tcPr>
     </w:tblStylePr>
     <w:tblStylePr w:type="firstRow">
@@ -7314,13 +7207,13 @@
         <w:tblBorders/>
       </w:tblPr>
       <w:tcPr>
-        <w:shd w:val="clear" w:color="ffffff"/>
         <w:tcBorders>
           <w:top w:val="none" w:color="000000" w:sz="4" w:space="0"/>
           <w:left w:val="none" w:color="000000" w:sz="4" w:space="0"/>
           <w:bottom w:val="none" w:color="000000" w:sz="4" w:space="0"/>
           <w:right w:val="none" w:color="000000" w:sz="4" w:space="0"/>
         </w:tcBorders>
+        <w:shd w:val="clear" w:color="ffffff"/>
       </w:tcPr>
     </w:tblStylePr>
     <w:tblStylePr w:type="lastCol">
@@ -7337,13 +7230,13 @@
         <w:tblBorders/>
       </w:tblPr>
       <w:tcPr>
-        <w:shd w:color="ffffff"/>
         <w:tcBorders>
           <w:top w:val="none" w:color="000000" w:sz="4" w:space="0"/>
           <w:left w:val="none" w:color="000000" w:sz="4" w:space="0"/>
           <w:bottom w:val="none" w:color="000000" w:sz="4" w:space="0"/>
           <w:right w:val="none" w:color="000000" w:sz="4" w:space="0"/>
         </w:tcBorders>
+        <w:shd w:color="ffffff"/>
       </w:tcPr>
     </w:tblStylePr>
     <w:tblStylePr w:type="lastRow">
@@ -7360,13 +7253,13 @@
         <w:tblBorders/>
       </w:tblPr>
       <w:tcPr>
-        <w:shd w:val="clear" w:color="ffffff"/>
         <w:tcBorders>
           <w:top w:val="none" w:color="000000" w:sz="4" w:space="0"/>
           <w:left w:val="none" w:color="000000" w:sz="4" w:space="0"/>
           <w:bottom w:val="none" w:color="000000" w:sz="4" w:space="0"/>
           <w:right w:val="none" w:color="000000" w:sz="4" w:space="0"/>
         </w:tcBorders>
+        <w:shd w:val="clear" w:color="ffffff"/>
       </w:tcPr>
     </w:tblStylePr>
     <w:tblStylePr w:type="nwCell">
@@ -7472,8 +7365,8 @@
         <w:tblBorders/>
       </w:tblPr>
       <w:tcPr>
+        <w:tcBorders/>
         <w:shd w:val="clear" w:color="ffffff" w:themeColor="accent2" w:themeTint="32" w:fill="fbe6d7" w:themeFill="accent2" w:themeFillTint="32"/>
-        <w:tcBorders/>
       </w:tcPr>
     </w:tblStylePr>
     <w:tblStylePr w:type="band1Vert">
@@ -7491,8 +7384,8 @@
         <w:tblBorders/>
       </w:tblPr>
       <w:tcPr>
+        <w:tcBorders/>
         <w:shd w:val="clear" w:color="ffffff" w:themeColor="accent2" w:themeTint="32" w:fill="fbe6d7" w:themeFill="accent2" w:themeFillTint="32"/>
-        <w:tcBorders/>
       </w:tcPr>
     </w:tblStylePr>
     <w:tblStylePr w:type="band2Horz">
@@ -7536,13 +7429,13 @@
         <w:tblBorders/>
       </w:tblPr>
       <w:tcPr>
-        <w:shd w:color="ffffff"/>
         <w:tcBorders>
           <w:top w:val="none" w:color="000000" w:sz="4" w:space="0"/>
           <w:left w:val="none" w:color="000000" w:sz="4" w:space="0"/>
           <w:bottom w:val="none" w:color="000000" w:sz="4" w:space="0"/>
           <w:right w:val="none" w:color="000000" w:sz="4" w:space="0"/>
         </w:tcBorders>
+        <w:shd w:color="ffffff"/>
       </w:tcPr>
     </w:tblStylePr>
     <w:tblStylePr w:type="firstRow">
@@ -7559,13 +7452,13 @@
         <w:tblBorders/>
       </w:tblPr>
       <w:tcPr>
-        <w:shd w:val="clear" w:color="ffffff"/>
         <w:tcBorders>
           <w:top w:val="none" w:color="000000" w:sz="4" w:space="0"/>
           <w:left w:val="none" w:color="000000" w:sz="4" w:space="0"/>
           <w:bottom w:val="none" w:color="000000" w:sz="4" w:space="0"/>
           <w:right w:val="none" w:color="000000" w:sz="4" w:space="0"/>
         </w:tcBorders>
+        <w:shd w:val="clear" w:color="ffffff"/>
       </w:tcPr>
     </w:tblStylePr>
     <w:tblStylePr w:type="lastCol">
@@ -7582,13 +7475,13 @@
         <w:tblBorders/>
       </w:tblPr>
       <w:tcPr>
-        <w:shd w:color="ffffff"/>
         <w:tcBorders>
           <w:top w:val="none" w:color="000000" w:sz="4" w:space="0"/>
           <w:left w:val="none" w:color="000000" w:sz="4" w:space="0"/>
           <w:bottom w:val="none" w:color="000000" w:sz="4" w:space="0"/>
           <w:right w:val="none" w:color="000000" w:sz="4" w:space="0"/>
         </w:tcBorders>
+        <w:shd w:color="ffffff"/>
       </w:tcPr>
     </w:tblStylePr>
     <w:tblStylePr w:type="lastRow">
@@ -7605,13 +7498,13 @@
         <w:tblBorders/>
       </w:tblPr>
       <w:tcPr>
-        <w:shd w:val="clear" w:color="ffffff"/>
         <w:tcBorders>
           <w:top w:val="none" w:color="000000" w:sz="4" w:space="0"/>
           <w:left w:val="none" w:color="000000" w:sz="4" w:space="0"/>
           <w:bottom w:val="none" w:color="000000" w:sz="4" w:space="0"/>
           <w:right w:val="none" w:color="000000" w:sz="4" w:space="0"/>
         </w:tcBorders>
+        <w:shd w:val="clear" w:color="ffffff"/>
       </w:tcPr>
     </w:tblStylePr>
     <w:tblStylePr w:type="nwCell">
@@ -7717,8 +7610,8 @@
         <w:tblBorders/>
       </w:tblPr>
       <w:tcPr>
+        <w:tcBorders/>
         <w:shd w:val="clear" w:color="ffffff" w:themeColor="accent3" w:themeTint="34" w:fill="ededed" w:themeFill="accent3" w:themeFillTint="34"/>
-        <w:tcBorders/>
       </w:tcPr>
     </w:tblStylePr>
     <w:tblStylePr w:type="band1Vert">
@@ -7736,8 +7629,8 @@
         <w:tblBorders/>
       </w:tblPr>
       <w:tcPr>
+        <w:tcBorders/>
         <w:shd w:val="clear" w:color="ffffff" w:themeColor="accent3" w:themeTint="34" w:fill="ededed" w:themeFill="accent3" w:themeFillTint="34"/>
-        <w:tcBorders/>
       </w:tcPr>
     </w:tblStylePr>
     <w:tblStylePr w:type="band2Horz">
@@ -7781,13 +7674,13 @@
         <w:tblBorders/>
       </w:tblPr>
       <w:tcPr>
-        <w:shd w:color="ffffff"/>
         <w:tcBorders>
           <w:top w:val="none" w:color="000000" w:sz="4" w:space="0"/>
           <w:left w:val="none" w:color="000000" w:sz="4" w:space="0"/>
           <w:bottom w:val="none" w:color="000000" w:sz="4" w:space="0"/>
           <w:right w:val="none" w:color="000000" w:sz="4" w:space="0"/>
         </w:tcBorders>
+        <w:shd w:color="ffffff"/>
       </w:tcPr>
     </w:tblStylePr>
     <w:tblStylePr w:type="firstRow">
@@ -7804,13 +7697,13 @@
         <w:tblBorders/>
       </w:tblPr>
       <w:tcPr>
-        <w:shd w:val="clear" w:color="ffffff"/>
         <w:tcBorders>
           <w:top w:val="none" w:color="000000" w:sz="4" w:space="0"/>
           <w:left w:val="none" w:color="000000" w:sz="4" w:space="0"/>
           <w:bottom w:val="none" w:color="000000" w:sz="4" w:space="0"/>
           <w:right w:val="none" w:color="000000" w:sz="4" w:space="0"/>
         </w:tcBorders>
+        <w:shd w:val="clear" w:color="ffffff"/>
       </w:tcPr>
     </w:tblStylePr>
     <w:tblStylePr w:type="lastCol">
@@ -7827,13 +7720,13 @@
         <w:tblBorders/>
       </w:tblPr>
       <w:tcPr>
-        <w:shd w:color="ffffff"/>
         <w:tcBorders>
           <w:top w:val="none" w:color="000000" w:sz="4" w:space="0"/>
           <w:left w:val="none" w:color="000000" w:sz="4" w:space="0"/>
           <w:bottom w:val="none" w:color="000000" w:sz="4" w:space="0"/>
           <w:right w:val="none" w:color="000000" w:sz="4" w:space="0"/>
         </w:tcBorders>
+        <w:shd w:color="ffffff"/>
       </w:tcPr>
     </w:tblStylePr>
     <w:tblStylePr w:type="lastRow">
@@ -7850,13 +7743,13 @@
         <w:tblBorders/>
       </w:tblPr>
       <w:tcPr>
-        <w:shd w:val="clear" w:color="ffffff"/>
         <w:tcBorders>
           <w:top w:val="none" w:color="000000" w:sz="4" w:space="0"/>
           <w:left w:val="none" w:color="000000" w:sz="4" w:space="0"/>
           <w:bottom w:val="none" w:color="000000" w:sz="4" w:space="0"/>
           <w:right w:val="none" w:color="000000" w:sz="4" w:space="0"/>
         </w:tcBorders>
+        <w:shd w:val="clear" w:color="ffffff"/>
       </w:tcPr>
     </w:tblStylePr>
     <w:tblStylePr w:type="nwCell">
@@ -7962,8 +7855,8 @@
         <w:tblBorders/>
       </w:tblPr>
       <w:tcPr>
+        <w:tcBorders/>
         <w:shd w:val="clear" w:color="ffffff" w:themeColor="accent4" w:themeTint="34" w:fill="fff2cb" w:themeFill="accent4" w:themeFillTint="34"/>
-        <w:tcBorders/>
       </w:tcPr>
     </w:tblStylePr>
     <w:tblStylePr w:type="band1Vert">
@@ -7981,8 +7874,8 @@
         <w:tblBorders/>
       </w:tblPr>
       <w:tcPr>
+        <w:tcBorders/>
         <w:shd w:val="clear" w:color="ffffff" w:themeColor="accent4" w:themeTint="34" w:fill="fff2cb" w:themeFill="accent4" w:themeFillTint="34"/>
-        <w:tcBorders/>
       </w:tcPr>
     </w:tblStylePr>
     <w:tblStylePr w:type="band2Horz">
@@ -8026,13 +7919,13 @@
         <w:tblBorders/>
       </w:tblPr>
       <w:tcPr>
-        <w:shd w:color="ffffff"/>
         <w:tcBorders>
           <w:top w:val="none" w:color="000000" w:sz="4" w:space="0"/>
           <w:left w:val="none" w:color="000000" w:sz="4" w:space="0"/>
           <w:bottom w:val="none" w:color="000000" w:sz="4" w:space="0"/>
           <w:right w:val="none" w:color="000000" w:sz="4" w:space="0"/>
         </w:tcBorders>
+        <w:shd w:color="ffffff"/>
       </w:tcPr>
     </w:tblStylePr>
     <w:tblStylePr w:type="firstRow">
@@ -8049,13 +7942,13 @@
         <w:tblBorders/>
       </w:tblPr>
       <w:tcPr>
-        <w:shd w:val="clear" w:color="ffffff"/>
         <w:tcBorders>
           <w:top w:val="none" w:color="000000" w:sz="4" w:space="0"/>
           <w:left w:val="none" w:color="000000" w:sz="4" w:space="0"/>
           <w:bottom w:val="none" w:color="000000" w:sz="4" w:space="0"/>
           <w:right w:val="none" w:color="000000" w:sz="4" w:space="0"/>
         </w:tcBorders>
+        <w:shd w:val="clear" w:color="ffffff"/>
       </w:tcPr>
     </w:tblStylePr>
     <w:tblStylePr w:type="lastCol">
@@ -8072,13 +7965,13 @@
         <w:tblBorders/>
       </w:tblPr>
       <w:tcPr>
-        <w:shd w:color="ffffff"/>
         <w:tcBorders>
           <w:top w:val="none" w:color="000000" w:sz="4" w:space="0"/>
           <w:left w:val="none" w:color="000000" w:sz="4" w:space="0"/>
           <w:bottom w:val="none" w:color="000000" w:sz="4" w:space="0"/>
           <w:right w:val="none" w:color="000000" w:sz="4" w:space="0"/>
         </w:tcBorders>
+        <w:shd w:color="ffffff"/>
       </w:tcPr>
     </w:tblStylePr>
     <w:tblStylePr w:type="lastRow">
@@ -8095,13 +7988,13 @@
         <w:tblBorders/>
       </w:tblPr>
       <w:tcPr>
-        <w:shd w:val="clear" w:color="ffffff"/>
         <w:tcBorders>
           <w:top w:val="none" w:color="000000" w:sz="4" w:space="0"/>
           <w:left w:val="none" w:color="000000" w:sz="4" w:space="0"/>
           <w:bottom w:val="none" w:color="000000" w:sz="4" w:space="0"/>
           <w:right w:val="none" w:color="000000" w:sz="4" w:space="0"/>
         </w:tcBorders>
+        <w:shd w:val="clear" w:color="ffffff"/>
       </w:tcPr>
     </w:tblStylePr>
     <w:tblStylePr w:type="nwCell">
@@ -8207,8 +8100,8 @@
         <w:tblBorders/>
       </w:tblPr>
       <w:tcPr>
+        <w:tcBorders/>
         <w:shd w:val="clear" w:color="ffffff" w:themeColor="accent5" w:themeTint="34" w:fill="d9e2f3" w:themeFill="accent5" w:themeFillTint="34"/>
-        <w:tcBorders/>
       </w:tcPr>
     </w:tblStylePr>
     <w:tblStylePr w:type="band1Vert">
@@ -8226,8 +8119,8 @@
         <w:tblBorders/>
       </w:tblPr>
       <w:tcPr>
+        <w:tcBorders/>
         <w:shd w:val="clear" w:color="ffffff" w:themeColor="accent5" w:themeTint="34" w:fill="d9e2f3" w:themeFill="accent5" w:themeFillTint="34"/>
-        <w:tcBorders/>
       </w:tcPr>
     </w:tblStylePr>
     <w:tblStylePr w:type="band2Horz">
@@ -8271,13 +8164,13 @@
         <w:tblBorders/>
       </w:tblPr>
       <w:tcPr>
-        <w:shd w:color="ffffff"/>
         <w:tcBorders>
           <w:top w:val="none" w:color="000000" w:sz="4" w:space="0"/>
           <w:left w:val="none" w:color="000000" w:sz="4" w:space="0"/>
           <w:bottom w:val="none" w:color="000000" w:sz="4" w:space="0"/>
           <w:right w:val="none" w:color="000000" w:sz="4" w:space="0"/>
         </w:tcBorders>
+        <w:shd w:color="ffffff"/>
       </w:tcPr>
     </w:tblStylePr>
     <w:tblStylePr w:type="firstRow">
@@ -8294,13 +8187,13 @@
         <w:tblBorders/>
       </w:tblPr>
       <w:tcPr>
-        <w:shd w:val="clear" w:color="ffffff"/>
         <w:tcBorders>
           <w:top w:val="none" w:color="000000" w:sz="4" w:space="0"/>
           <w:left w:val="none" w:color="000000" w:sz="4" w:space="0"/>
           <w:bottom w:val="none" w:color="000000" w:sz="4" w:space="0"/>
           <w:right w:val="none" w:color="000000" w:sz="4" w:space="0"/>
         </w:tcBorders>
+        <w:shd w:val="clear" w:color="ffffff"/>
       </w:tcPr>
     </w:tblStylePr>
     <w:tblStylePr w:type="lastCol">
@@ -8317,13 +8210,13 @@
         <w:tblBorders/>
       </w:tblPr>
       <w:tcPr>
-        <w:shd w:color="ffffff"/>
         <w:tcBorders>
           <w:top w:val="none" w:color="000000" w:sz="4" w:space="0"/>
           <w:left w:val="none" w:color="000000" w:sz="4" w:space="0"/>
           <w:bottom w:val="none" w:color="000000" w:sz="4" w:space="0"/>
           <w:right w:val="none" w:color="000000" w:sz="4" w:space="0"/>
         </w:tcBorders>
+        <w:shd w:color="ffffff"/>
       </w:tcPr>
     </w:tblStylePr>
     <w:tblStylePr w:type="lastRow">
@@ -8340,13 +8233,13 @@
         <w:tblBorders/>
       </w:tblPr>
       <w:tcPr>
-        <w:shd w:val="clear" w:color="ffffff"/>
         <w:tcBorders>
           <w:top w:val="none" w:color="000000" w:sz="4" w:space="0"/>
           <w:left w:val="none" w:color="000000" w:sz="4" w:space="0"/>
           <w:bottom w:val="none" w:color="000000" w:sz="4" w:space="0"/>
           <w:right w:val="none" w:color="000000" w:sz="4" w:space="0"/>
         </w:tcBorders>
+        <w:shd w:val="clear" w:color="ffffff"/>
       </w:tcPr>
     </w:tblStylePr>
     <w:tblStylePr w:type="nwCell">
@@ -8452,8 +8345,8 @@
         <w:tblBorders/>
       </w:tblPr>
       <w:tcPr>
+        <w:tcBorders/>
         <w:shd w:val="clear" w:color="ffffff" w:themeColor="accent6" w:themeTint="34" w:fill="e2efd9" w:themeFill="accent6" w:themeFillTint="34"/>
-        <w:tcBorders/>
       </w:tcPr>
     </w:tblStylePr>
     <w:tblStylePr w:type="band1Vert">
@@ -8471,8 +8364,8 @@
         <w:tblBorders/>
       </w:tblPr>
       <w:tcPr>
+        <w:tcBorders/>
         <w:shd w:val="clear" w:color="ffffff" w:themeColor="accent6" w:themeTint="34" w:fill="e2efd9" w:themeFill="accent6" w:themeFillTint="34"/>
-        <w:tcBorders/>
       </w:tcPr>
     </w:tblStylePr>
     <w:tblStylePr w:type="band2Horz">
@@ -8516,13 +8409,13 @@
         <w:tblBorders/>
       </w:tblPr>
       <w:tcPr>
-        <w:shd w:color="ffffff"/>
         <w:tcBorders>
           <w:top w:val="none" w:color="000000" w:sz="4" w:space="0"/>
           <w:left w:val="none" w:color="000000" w:sz="4" w:space="0"/>
           <w:bottom w:val="none" w:color="000000" w:sz="4" w:space="0"/>
           <w:right w:val="none" w:color="000000" w:sz="4" w:space="0"/>
         </w:tcBorders>
+        <w:shd w:color="ffffff"/>
       </w:tcPr>
     </w:tblStylePr>
     <w:tblStylePr w:type="firstRow">
@@ -8539,13 +8432,13 @@
         <w:tblBorders/>
       </w:tblPr>
       <w:tcPr>
-        <w:shd w:val="clear" w:color="ffffff"/>
         <w:tcBorders>
           <w:top w:val="none" w:color="000000" w:sz="4" w:space="0"/>
           <w:left w:val="none" w:color="000000" w:sz="4" w:space="0"/>
           <w:bottom w:val="none" w:color="000000" w:sz="4" w:space="0"/>
           <w:right w:val="none" w:color="000000" w:sz="4" w:space="0"/>
         </w:tcBorders>
+        <w:shd w:val="clear" w:color="ffffff"/>
       </w:tcPr>
     </w:tblStylePr>
     <w:tblStylePr w:type="lastCol">
@@ -8562,13 +8455,13 @@
         <w:tblBorders/>
       </w:tblPr>
       <w:tcPr>
-        <w:shd w:color="ffffff"/>
         <w:tcBorders>
           <w:top w:val="none" w:color="000000" w:sz="4" w:space="0"/>
           <w:left w:val="none" w:color="000000" w:sz="4" w:space="0"/>
           <w:bottom w:val="none" w:color="000000" w:sz="4" w:space="0"/>
           <w:right w:val="none" w:color="000000" w:sz="4" w:space="0"/>
         </w:tcBorders>
+        <w:shd w:color="ffffff"/>
       </w:tcPr>
     </w:tblStylePr>
     <w:tblStylePr w:type="lastRow">
@@ -8585,13 +8478,13 @@
         <w:tblBorders/>
       </w:tblPr>
       <w:tcPr>
-        <w:shd w:val="clear" w:color="ffffff"/>
         <w:tcBorders>
           <w:top w:val="none" w:color="000000" w:sz="4" w:space="0"/>
           <w:left w:val="none" w:color="000000" w:sz="4" w:space="0"/>
           <w:bottom w:val="none" w:color="000000" w:sz="4" w:space="0"/>
           <w:right w:val="none" w:color="000000" w:sz="4" w:space="0"/>
         </w:tcBorders>
+        <w:shd w:val="clear" w:color="ffffff"/>
       </w:tcPr>
     </w:tblStylePr>
     <w:tblStylePr w:type="nwCell">
@@ -8700,8 +8593,8 @@
         <w:tblBorders/>
       </w:tblPr>
       <w:tcPr>
+        <w:tcBorders/>
         <w:shd w:val="clear" w:color="ffffff" w:themeColor="text1" w:themeTint="34" w:fill="cbcbcb" w:themeFill="text1" w:themeFillTint="34"/>
-        <w:tcBorders/>
       </w:tcPr>
     </w:tblStylePr>
     <w:tblStylePr w:type="band1Vert">
@@ -8719,8 +8612,8 @@
         <w:tblBorders/>
       </w:tblPr>
       <w:tcPr>
+        <w:tcBorders/>
         <w:shd w:val="clear" w:color="ffffff" w:themeColor="text1" w:themeTint="34" w:fill="cbcbcb" w:themeFill="text1" w:themeFillTint="34"/>
-        <w:tcBorders/>
       </w:tcPr>
     </w:tblStylePr>
     <w:tblStylePr w:type="band2Horz">
@@ -8782,13 +8675,13 @@
         <w:tblBorders/>
       </w:tblPr>
       <w:tcPr>
-        <w:shd w:val="clear" w:color="ffffff" w:themeColor="text1" w:fill="000000" w:themeFill="text1"/>
         <w:tcBorders>
           <w:top w:val="single" w:color="000000" w:themeColor="text1" w:sz="4" w:space="0"/>
           <w:left w:val="single" w:color="000000" w:themeColor="text1" w:sz="4" w:space="0"/>
           <w:bottom w:val="single" w:color="000000" w:themeColor="text1" w:sz="4" w:space="0"/>
           <w:right w:val="single" w:color="000000" w:themeColor="text1" w:sz="4" w:space="0"/>
         </w:tcBorders>
+        <w:shd w:val="clear" w:color="ffffff" w:themeColor="text1" w:fill="000000" w:themeFill="text1"/>
       </w:tcPr>
     </w:tblStylePr>
     <w:tblStylePr w:type="lastCol">
@@ -8933,8 +8826,8 @@
         <w:tblBorders/>
       </w:tblPr>
       <w:tcPr>
+        <w:tcBorders/>
         <w:shd w:val="clear" w:color="ffffff" w:themeColor="accent1" w:themeTint="32" w:fill="dfebf7" w:themeFill="accent1" w:themeFillTint="32"/>
-        <w:tcBorders/>
       </w:tcPr>
     </w:tblStylePr>
     <w:tblStylePr w:type="band1Vert">
@@ -8952,8 +8845,8 @@
         <w:tblBorders/>
       </w:tblPr>
       <w:tcPr>
+        <w:tcBorders/>
         <w:shd w:val="clear" w:color="ffffff" w:themeColor="accent1" w:themeTint="32" w:fill="dfebf7" w:themeFill="accent1" w:themeFillTint="32"/>
-        <w:tcBorders/>
       </w:tcPr>
     </w:tblStylePr>
     <w:tblStylePr w:type="band2Horz">
@@ -9015,13 +8908,13 @@
         <w:tblBorders/>
       </w:tblPr>
       <w:tcPr>
-        <w:shd w:val="clear" w:color="ffffff" w:themeColor="accent1" w:themeTint="EA" w:fill="69a3d8" w:themeFill="accent1" w:themeFillTint="EA"/>
         <w:tcBorders>
           <w:top w:val="single" w:color="000000" w:themeColor="accent1" w:themeTint="EA" w:sz="4" w:space="0"/>
           <w:left w:val="single" w:color="000000" w:themeColor="accent1" w:themeTint="EA" w:sz="4" w:space="0"/>
           <w:bottom w:val="single" w:color="000000" w:themeColor="accent1" w:themeTint="EA" w:sz="4" w:space="0"/>
           <w:right w:val="single" w:color="000000" w:themeColor="accent1" w:themeTint="EA" w:sz="4" w:space="0"/>
         </w:tcBorders>
+        <w:shd w:val="clear" w:color="ffffff" w:themeColor="accent1" w:themeTint="EA" w:fill="69a3d8" w:themeFill="accent1" w:themeFillTint="EA"/>
       </w:tcPr>
     </w:tblStylePr>
     <w:tblStylePr w:type="lastCol">
@@ -9166,8 +9059,8 @@
         <w:tblBorders/>
       </w:tblPr>
       <w:tcPr>
+        <w:tcBorders/>
         <w:shd w:val="clear" w:color="ffffff" w:themeColor="accent2" w:themeTint="32" w:fill="fbe6d7" w:themeFill="accent2" w:themeFillTint="32"/>
-        <w:tcBorders/>
       </w:tcPr>
     </w:tblStylePr>
     <w:tblStylePr w:type="band1Vert">
@@ -9185,8 +9078,8 @@
         <w:tblBorders/>
       </w:tblPr>
       <w:tcPr>
+        <w:tcBorders/>
         <w:shd w:val="clear" w:color="ffffff" w:themeColor="accent2" w:themeTint="32" w:fill="fbe6d7" w:themeFill="accent2" w:themeFillTint="32"/>
-        <w:tcBorders/>
       </w:tcPr>
     </w:tblStylePr>
     <w:tblStylePr w:type="band2Horz">
@@ -9248,13 +9141,13 @@
         <w:tblBorders/>
       </w:tblPr>
       <w:tcPr>
-        <w:shd w:val="clear" w:color="ffffff" w:themeColor="accent2" w:themeTint="97" w:fill="f4b285" w:themeFill="accent2" w:themeFillTint="97"/>
         <w:tcBorders>
           <w:top w:val="single" w:color="000000" w:themeColor="accent2" w:themeTint="97" w:sz="4" w:space="0"/>
           <w:left w:val="single" w:color="000000" w:themeColor="accent2" w:themeTint="97" w:sz="4" w:space="0"/>
           <w:bottom w:val="single" w:color="000000" w:themeColor="accent2" w:themeTint="97" w:sz="4" w:space="0"/>
           <w:right w:val="single" w:color="000000" w:themeColor="accent2" w:themeTint="97" w:sz="4" w:space="0"/>
         </w:tcBorders>
+        <w:shd w:val="clear" w:color="ffffff" w:themeColor="accent2" w:themeTint="97" w:fill="f4b285" w:themeFill="accent2" w:themeFillTint="97"/>
       </w:tcPr>
     </w:tblStylePr>
     <w:tblStylePr w:type="lastCol">
@@ -9399,8 +9292,8 @@
         <w:tblBorders/>
       </w:tblPr>
       <w:tcPr>
+        <w:tcBorders/>
         <w:shd w:val="clear" w:color="ffffff" w:themeColor="accent3" w:themeTint="34" w:fill="ededed" w:themeFill="accent3" w:themeFillTint="34"/>
-        <w:tcBorders/>
       </w:tcPr>
     </w:tblStylePr>
     <w:tblStylePr w:type="band1Vert">
@@ -9418,8 +9311,8 @@
         <w:tblBorders/>
       </w:tblPr>
       <w:tcPr>
+        <w:tcBorders/>
         <w:shd w:val="clear" w:color="ffffff" w:themeColor="accent3" w:themeTint="34" w:fill="ededed" w:themeFill="accent3" w:themeFillTint="34"/>
-        <w:tcBorders/>
       </w:tcPr>
     </w:tblStylePr>
     <w:tblStylePr w:type="band2Horz">
@@ -9481,13 +9374,13 @@
         <w:tblBorders/>
       </w:tblPr>
       <w:tcPr>
-        <w:shd w:val="clear" w:color="ffffff" w:themeColor="accent3" w:themeTint="FE" w:fill="a5a5a5" w:themeFill="accent3" w:themeFillTint="FE"/>
         <w:tcBorders>
           <w:top w:val="single" w:color="000000" w:themeColor="accent3" w:themeTint="FE" w:sz="4" w:space="0"/>
           <w:left w:val="single" w:color="000000" w:themeColor="accent3" w:themeTint="FE" w:sz="4" w:space="0"/>
           <w:bottom w:val="single" w:color="000000" w:themeColor="accent3" w:themeTint="FE" w:sz="4" w:space="0"/>
           <w:right w:val="single" w:color="000000" w:themeColor="accent3" w:themeTint="FE" w:sz="4" w:space="0"/>
         </w:tcBorders>
+        <w:shd w:val="clear" w:color="ffffff" w:themeColor="accent3" w:themeTint="FE" w:fill="a5a5a5" w:themeFill="accent3" w:themeFillTint="FE"/>
       </w:tcPr>
     </w:tblStylePr>
     <w:tblStylePr w:type="lastCol">
@@ -9632,8 +9525,8 @@
         <w:tblBorders/>
       </w:tblPr>
       <w:tcPr>
+        <w:tcBorders/>
         <w:shd w:val="clear" w:color="ffffff" w:themeColor="accent4" w:themeTint="34" w:fill="fff2cb" w:themeFill="accent4" w:themeFillTint="34"/>
-        <w:tcBorders/>
       </w:tcPr>
     </w:tblStylePr>
     <w:tblStylePr w:type="band1Vert">
@@ -9651,8 +9544,8 @@
         <w:tblBorders/>
       </w:tblPr>
       <w:tcPr>
+        <w:tcBorders/>
         <w:shd w:val="clear" w:color="ffffff" w:themeColor="accent4" w:themeTint="34" w:fill="fff2cb" w:themeFill="accent4" w:themeFillTint="34"/>
-        <w:tcBorders/>
       </w:tcPr>
     </w:tblStylePr>
     <w:tblStylePr w:type="band2Horz">
@@ -9714,13 +9607,13 @@
         <w:tblBorders/>
       </w:tblPr>
       <w:tcPr>
-        <w:shd w:val="clear" w:color="ffffff" w:themeColor="accent4" w:themeTint="9A" w:fill="ffd965" w:themeFill="accent4" w:themeFillTint="9A"/>
         <w:tcBorders>
           <w:top w:val="single" w:color="000000" w:themeColor="accent4" w:themeTint="9A" w:sz="4" w:space="0"/>
           <w:left w:val="single" w:color="000000" w:themeColor="accent4" w:themeTint="9A" w:sz="4" w:space="0"/>
           <w:bottom w:val="single" w:color="000000" w:themeColor="accent4" w:themeTint="9A" w:sz="4" w:space="0"/>
           <w:right w:val="single" w:color="000000" w:themeColor="accent4" w:themeTint="9A" w:sz="4" w:space="0"/>
         </w:tcBorders>
+        <w:shd w:val="clear" w:color="ffffff" w:themeColor="accent4" w:themeTint="9A" w:fill="ffd965" w:themeFill="accent4" w:themeFillTint="9A"/>
       </w:tcPr>
     </w:tblStylePr>
     <w:tblStylePr w:type="lastCol">
@@ -9865,8 +9758,8 @@
         <w:tblBorders/>
       </w:tblPr>
       <w:tcPr>
+        <w:tcBorders/>
         <w:shd w:val="clear" w:color="ffffff" w:themeColor="accent5" w:themeTint="34" w:fill="d9e2f3" w:themeFill="accent5" w:themeFillTint="34"/>
-        <w:tcBorders/>
       </w:tcPr>
     </w:tblStylePr>
     <w:tblStylePr w:type="band1Vert">
@@ -9884,8 +9777,8 @@
         <w:tblBorders/>
       </w:tblPr>
       <w:tcPr>
+        <w:tcBorders/>
         <w:shd w:val="clear" w:color="ffffff" w:themeColor="accent5" w:themeTint="34" w:fill="d9e2f3" w:themeFill="accent5" w:themeFillTint="34"/>
-        <w:tcBorders/>
       </w:tcPr>
     </w:tblStylePr>
     <w:tblStylePr w:type="band2Horz">
@@ -9947,13 +9840,13 @@
         <w:tblBorders/>
       </w:tblPr>
       <w:tcPr>
-        <w:shd w:val="clear" w:color="ffffff" w:themeColor="accent5" w:fill="4472c4" w:themeFill="accent5"/>
         <w:tcBorders>
           <w:top w:val="single" w:color="000000" w:themeColor="accent5" w:sz="4" w:space="0"/>
           <w:left w:val="single" w:color="000000" w:themeColor="accent5" w:sz="4" w:space="0"/>
           <w:bottom w:val="single" w:color="000000" w:themeColor="accent5" w:sz="4" w:space="0"/>
           <w:right w:val="single" w:color="000000" w:themeColor="accent5" w:sz="4" w:space="0"/>
         </w:tcBorders>
+        <w:shd w:val="clear" w:color="ffffff" w:themeColor="accent5" w:fill="4472c4" w:themeFill="accent5"/>
       </w:tcPr>
     </w:tblStylePr>
     <w:tblStylePr w:type="lastCol">
@@ -10098,8 +9991,8 @@
         <w:tblBorders/>
       </w:tblPr>
       <w:tcPr>
+        <w:tcBorders/>
         <w:shd w:val="clear" w:color="ffffff" w:themeColor="accent6" w:themeTint="34" w:fill="e2efd9" w:themeFill="accent6" w:themeFillTint="34"/>
-        <w:tcBorders/>
       </w:tcPr>
     </w:tblStylePr>
     <w:tblStylePr w:type="band1Vert">
@@ -10117,8 +10010,8 @@
         <w:tblBorders/>
       </w:tblPr>
       <w:tcPr>
+        <w:tcBorders/>
         <w:shd w:val="clear" w:color="ffffff" w:themeColor="accent6" w:themeTint="34" w:fill="e2efd9" w:themeFill="accent6" w:themeFillTint="34"/>
-        <w:tcBorders/>
       </w:tcPr>
     </w:tblStylePr>
     <w:tblStylePr w:type="band2Horz">
@@ -10180,13 +10073,13 @@
         <w:tblBorders/>
       </w:tblPr>
       <w:tcPr>
-        <w:shd w:val="clear" w:color="ffffff" w:themeColor="accent6" w:fill="70ad47" w:themeFill="accent6"/>
         <w:tcBorders>
           <w:top w:val="single" w:color="000000" w:themeColor="accent6" w:sz="4" w:space="0"/>
           <w:left w:val="single" w:color="000000" w:themeColor="accent6" w:sz="4" w:space="0"/>
           <w:bottom w:val="single" w:color="000000" w:themeColor="accent6" w:sz="4" w:space="0"/>
           <w:right w:val="single" w:color="000000" w:themeColor="accent6" w:sz="4" w:space="0"/>
         </w:tcBorders>
+        <w:shd w:val="clear" w:color="ffffff" w:themeColor="accent6" w:fill="70ad47" w:themeFill="accent6"/>
       </w:tcPr>
     </w:tblStylePr>
     <w:tblStylePr w:type="lastCol">
@@ -10327,8 +10220,8 @@
         <w:tblBorders/>
       </w:tblPr>
       <w:tcPr>
+        <w:tcBorders/>
         <w:shd w:val="clear" w:color="ffffff" w:themeColor="text1" w:themeTint="75" w:fill="8a8a8a" w:themeFill="text1" w:themeFillTint="75"/>
-        <w:tcBorders/>
       </w:tcPr>
     </w:tblStylePr>
     <w:tblStylePr w:type="band1Vert">
@@ -10341,8 +10234,8 @@
         <w:tblBorders/>
       </w:tblPr>
       <w:tcPr>
+        <w:tcBorders/>
         <w:shd w:val="clear" w:color="ffffff" w:themeColor="text1" w:themeTint="75" w:fill="8a8a8a" w:themeFill="text1" w:themeFillTint="75"/>
-        <w:tcBorders/>
       </w:tcPr>
     </w:tblStylePr>
     <w:tblStylePr w:type="band2Horz">
@@ -10387,8 +10280,8 @@
         <w:tblBorders/>
       </w:tblPr>
       <w:tcPr>
+        <w:tcBorders/>
         <w:shd w:val="clear" w:color="ffffff" w:themeColor="text1" w:fill="000000" w:themeFill="text1"/>
-        <w:tcBorders/>
       </w:tcPr>
     </w:tblStylePr>
     <w:tblStylePr w:type="firstRow">
@@ -10407,8 +10300,8 @@
         <w:tblBorders/>
       </w:tblPr>
       <w:tcPr>
+        <w:tcBorders/>
         <w:shd w:val="clear" w:color="ffffff" w:themeColor="text1" w:fill="000000" w:themeFill="text1"/>
-        <w:tcBorders/>
       </w:tcPr>
     </w:tblStylePr>
     <w:tblStylePr w:type="lastCol">
@@ -10427,8 +10320,8 @@
         <w:tblBorders/>
       </w:tblPr>
       <w:tcPr>
+        <w:tcBorders/>
         <w:shd w:val="clear" w:color="ffffff" w:themeColor="text1" w:fill="000000" w:themeFill="text1"/>
-        <w:tcBorders/>
       </w:tcPr>
     </w:tblStylePr>
     <w:tblStylePr w:type="lastRow">
@@ -10447,10 +10340,10 @@
         <w:tblBorders/>
       </w:tblPr>
       <w:tcPr>
-        <w:shd w:val="clear" w:color="ffffff" w:themeColor="text1" w:fill="000000" w:themeFill="text1"/>
         <w:tcBorders>
           <w:top w:val="single" w:color="000000" w:themeColor="light1" w:sz="4" w:space="0"/>
         </w:tcBorders>
+        <w:shd w:val="clear" w:color="ffffff" w:themeColor="text1" w:fill="000000" w:themeFill="text1"/>
       </w:tcPr>
     </w:tblStylePr>
     <w:tblStylePr w:type="nwCell">
@@ -10555,8 +10448,8 @@
         <w:tblBorders/>
       </w:tblPr>
       <w:tcPr>
+        <w:tcBorders/>
         <w:shd w:val="clear" w:color="ffffff" w:themeColor="accent1" w:themeTint="75" w:fill="b4d1ec" w:themeFill="accent1" w:themeFillTint="75"/>
-        <w:tcBorders/>
       </w:tcPr>
     </w:tblStylePr>
     <w:tblStylePr w:type="band1Vert">
@@ -10569,8 +10462,8 @@
         <w:tblBorders/>
       </w:tblPr>
       <w:tcPr>
+        <w:tcBorders/>
         <w:shd w:val="clear" w:color="ffffff" w:themeColor="accent1" w:themeTint="75" w:fill="b4d1ec" w:themeFill="accent1" w:themeFillTint="75"/>
-        <w:tcBorders/>
       </w:tcPr>
     </w:tblStylePr>
     <w:tblStylePr w:type="band2Horz">
@@ -10615,8 +10508,8 @@
         <w:tblBorders/>
       </w:tblPr>
       <w:tcPr>
+        <w:tcBorders/>
         <w:shd w:val="clear" w:color="ffffff" w:themeColor="accent1" w:fill="5b9bd5" w:themeFill="accent1"/>
-        <w:tcBorders/>
       </w:tcPr>
     </w:tblStylePr>
     <w:tblStylePr w:type="firstRow">
@@ -10635,8 +10528,8 @@
         <w:tblBorders/>
       </w:tblPr>
       <w:tcPr>
+        <w:tcBorders/>
         <w:shd w:val="clear" w:color="ffffff" w:themeColor="accent1" w:fill="5b9bd5" w:themeFill="accent1"/>
-        <w:tcBorders/>
       </w:tcPr>
     </w:tblStylePr>
     <w:tblStylePr w:type="lastCol">
@@ -10655,8 +10548,8 @@
         <w:tblBorders/>
       </w:tblPr>
       <w:tcPr>
+        <w:tcBorders/>
         <w:shd w:val="clear" w:color="ffffff" w:themeColor="accent1" w:fill="5b9bd5" w:themeFill="accent1"/>
-        <w:tcBorders/>
       </w:tcPr>
     </w:tblStylePr>
     <w:tblStylePr w:type="lastRow">
@@ -10675,10 +10568,10 @@
         <w:tblBorders/>
       </w:tblPr>
       <w:tcPr>
-        <w:shd w:val="clear" w:color="ffffff" w:themeColor="accent1" w:fill="5b9bd5" w:themeFill="accent1"/>
         <w:tcBorders>
           <w:top w:val="single" w:color="000000" w:themeColor="light1" w:sz="4" w:space="0"/>
         </w:tcBorders>
+        <w:shd w:val="clear" w:color="ffffff" w:themeColor="accent1" w:fill="5b9bd5" w:themeFill="accent1"/>
       </w:tcPr>
     </w:tblStylePr>
     <w:tblStylePr w:type="nwCell">
@@ -10783,8 +10676,8 @@
         <w:tblBorders/>
       </w:tblPr>
       <w:tcPr>
+        <w:tcBorders/>
         <w:shd w:val="clear" w:color="ffffff" w:themeColor="accent2" w:themeTint="75" w:fill="f7c3a0" w:themeFill="accent2" w:themeFillTint="75"/>
-        <w:tcBorders/>
       </w:tcPr>
     </w:tblStylePr>
     <w:tblStylePr w:type="band1Vert">
@@ -10797,8 +10690,8 @@
         <w:tblBorders/>
       </w:tblPr>
       <w:tcPr>
+        <w:tcBorders/>
         <w:shd w:val="clear" w:color="ffffff" w:themeColor="accent2" w:themeTint="75" w:fill="f7c3a0" w:themeFill="accent2" w:themeFillTint="75"/>
-        <w:tcBorders/>
       </w:tcPr>
     </w:tblStylePr>
     <w:tblStylePr w:type="band2Horz">
@@ -10843,8 +10736,8 @@
         <w:tblBorders/>
       </w:tblPr>
       <w:tcPr>
+        <w:tcBorders/>
         <w:shd w:val="clear" w:color="ffffff" w:themeColor="accent2" w:fill="ed7d31" w:themeFill="accent2"/>
-        <w:tcBorders/>
       </w:tcPr>
     </w:tblStylePr>
     <w:tblStylePr w:type="firstRow">
@@ -10863,8 +10756,8 @@
         <w:tblBorders/>
       </w:tblPr>
       <w:tcPr>
+        <w:tcBorders/>
         <w:shd w:val="clear" w:color="ffffff" w:themeColor="accent2" w:fill="ed7d31" w:themeFill="accent2"/>
-        <w:tcBorders/>
       </w:tcPr>
     </w:tblStylePr>
     <w:tblStylePr w:type="lastCol">
@@ -10883,8 +10776,8 @@
         <w:tblBorders/>
       </w:tblPr>
       <w:tcPr>
+        <w:tcBorders/>
         <w:shd w:val="clear" w:color="ffffff" w:themeColor="accent2" w:fill="ed7d31" w:themeFill="accent2"/>
-        <w:tcBorders/>
       </w:tcPr>
     </w:tblStylePr>
     <w:tblStylePr w:type="lastRow">
@@ -10903,10 +10796,10 @@
         <w:tblBorders/>
       </w:tblPr>
       <w:tcPr>
-        <w:shd w:val="clear" w:color="ffffff" w:themeColor="accent2" w:fill="ed7d31" w:themeFill="accent2"/>
         <w:tcBorders>
           <w:top w:val="single" w:color="000000" w:themeColor="light1" w:sz="4" w:space="0"/>
         </w:tcBorders>
+        <w:shd w:val="clear" w:color="ffffff" w:themeColor="accent2" w:fill="ed7d31" w:themeFill="accent2"/>
       </w:tcPr>
     </w:tblStylePr>
     <w:tblStylePr w:type="nwCell">
@@ -11011,8 +10904,8 @@
         <w:tblBorders/>
       </w:tblPr>
       <w:tcPr>
+        <w:tcBorders/>
         <w:shd w:val="clear" w:color="ffffff" w:themeColor="accent3" w:themeTint="75" w:fill="d6d6d6" w:themeFill="accent3" w:themeFillTint="75"/>
-        <w:tcBorders/>
       </w:tcPr>
     </w:tblStylePr>
     <w:tblStylePr w:type="band1Vert">
@@ -11025,8 +10918,8 @@
         <w:tblBorders/>
       </w:tblPr>
       <w:tcPr>
+        <w:tcBorders/>
         <w:shd w:val="clear" w:color="ffffff" w:themeColor="accent3" w:themeTint="75" w:fill="d6d6d6" w:themeFill="accent3" w:themeFillTint="75"/>
-        <w:tcBorders/>
       </w:tcPr>
     </w:tblStylePr>
     <w:tblStylePr w:type="band2Horz">
@@ -11071,8 +10964,8 @@
         <w:tblBorders/>
       </w:tblPr>
       <w:tcPr>
+        <w:tcBorders/>
         <w:shd w:val="clear" w:color="ffffff" w:themeColor="accent3" w:fill="a5a5a5" w:themeFill="accent3"/>
-        <w:tcBorders/>
       </w:tcPr>
     </w:tblStylePr>
     <w:tblStylePr w:type="firstRow">
@@ -11091,8 +10984,8 @@
         <w:tblBorders/>
       </w:tblPr>
       <w:tcPr>
+        <w:tcBorders/>
         <w:shd w:val="clear" w:color="ffffff" w:themeColor="accent3" w:fill="a5a5a5" w:themeFill="accent3"/>
-        <w:tcBorders/>
       </w:tcPr>
     </w:tblStylePr>
     <w:tblStylePr w:type="lastCol">
@@ -11111,8 +11004,8 @@
         <w:tblBorders/>
       </w:tblPr>
       <w:tcPr>
+        <w:tcBorders/>
         <w:shd w:val="clear" w:color="ffffff" w:themeColor="accent3" w:fill="a5a5a5" w:themeFill="accent3"/>
-        <w:tcBorders/>
       </w:tcPr>
     </w:tblStylePr>
     <w:tblStylePr w:type="lastRow">
@@ -11131,10 +11024,10 @@
         <w:tblBorders/>
       </w:tblPr>
       <w:tcPr>
-        <w:shd w:val="clear" w:color="ffffff" w:themeColor="accent3" w:fill="a5a5a5" w:themeFill="accent3"/>
         <w:tcBorders>
           <w:top w:val="single" w:color="000000" w:themeColor="light1" w:sz="4" w:space="0"/>
         </w:tcBorders>
+        <w:shd w:val="clear" w:color="ffffff" w:themeColor="accent3" w:fill="a5a5a5" w:themeFill="accent3"/>
       </w:tcPr>
     </w:tblStylePr>
     <w:tblStylePr w:type="nwCell">
@@ -11239,8 +11132,8 @@
         <w:tblBorders/>
       </w:tblPr>
       <w:tcPr>
+        <w:tcBorders/>
         <w:shd w:val="clear" w:color="ffffff" w:themeColor="accent4" w:themeTint="75" w:fill="ffe28a" w:themeFill="accent4" w:themeFillTint="75"/>
-        <w:tcBorders/>
       </w:tcPr>
     </w:tblStylePr>
     <w:tblStylePr w:type="band1Vert">
@@ -11253,8 +11146,8 @@
         <w:tblBorders/>
       </w:tblPr>
       <w:tcPr>
+        <w:tcBorders/>
         <w:shd w:val="clear" w:color="ffffff" w:themeColor="accent4" w:themeTint="75" w:fill="ffe28a" w:themeFill="accent4" w:themeFillTint="75"/>
-        <w:tcBorders/>
       </w:tcPr>
     </w:tblStylePr>
     <w:tblStylePr w:type="band2Horz">
@@ -11299,8 +11192,8 @@
         <w:tblBorders/>
       </w:tblPr>
       <w:tcPr>
+        <w:tcBorders/>
         <w:shd w:val="clear" w:color="ffffff" w:themeColor="accent4" w:fill="ffc000" w:themeFill="accent4"/>
-        <w:tcBorders/>
       </w:tcPr>
     </w:tblStylePr>
     <w:tblStylePr w:type="firstRow">
@@ -11319,8 +11212,8 @@
         <w:tblBorders/>
       </w:tblPr>
       <w:tcPr>
+        <w:tcBorders/>
         <w:shd w:val="clear" w:color="ffffff" w:themeColor="accent4" w:fill="ffc000" w:themeFill="accent4"/>
-        <w:tcBorders/>
       </w:tcPr>
     </w:tblStylePr>
     <w:tblStylePr w:type="lastCol">
@@ -11339,8 +11232,8 @@
         <w:tblBorders/>
       </w:tblPr>
       <w:tcPr>
+        <w:tcBorders/>
         <w:shd w:val="clear" w:color="ffffff" w:themeColor="accent4" w:fill="ffc000" w:themeFill="accent4"/>
-        <w:tcBorders/>
       </w:tcPr>
     </w:tblStylePr>
     <w:tblStylePr w:type="lastRow">
@@ -11359,10 +11252,10 @@
         <w:tblBorders/>
       </w:tblPr>
       <w:tcPr>
-        <w:shd w:val="clear" w:color="ffffff" w:themeColor="accent4" w:fill="ffc000" w:themeFill="accent4"/>
         <w:tcBorders>
           <w:top w:val="single" w:color="000000" w:themeColor="light1" w:sz="4" w:space="0"/>
         </w:tcBorders>
+        <w:shd w:val="clear" w:color="ffffff" w:themeColor="accent4" w:fill="ffc000" w:themeFill="accent4"/>
       </w:tcPr>
     </w:tblStylePr>
     <w:tblStylePr w:type="nwCell">
@@ -11467,8 +11360,8 @@
         <w:tblBorders/>
       </w:tblPr>
       <w:tcPr>
+        <w:tcBorders/>
         <w:shd w:val="clear" w:color="ffffff" w:themeColor="accent5" w:themeTint="75" w:fill="a9bee4" w:themeFill="accent5" w:themeFillTint="75"/>
-        <w:tcBorders/>
       </w:tcPr>
     </w:tblStylePr>
     <w:tblStylePr w:type="band1Vert">
@@ -11481,8 +11374,8 @@
         <w:tblBorders/>
       </w:tblPr>
       <w:tcPr>
+        <w:tcBorders/>
         <w:shd w:val="clear" w:color="ffffff" w:themeColor="accent5" w:themeTint="75" w:fill="a9bee4" w:themeFill="accent5" w:themeFillTint="75"/>
-        <w:tcBorders/>
       </w:tcPr>
     </w:tblStylePr>
     <w:tblStylePr w:type="band2Horz">
@@ -11527,8 +11420,8 @@
         <w:tblBorders/>
       </w:tblPr>
       <w:tcPr>
+        <w:tcBorders/>
         <w:shd w:val="clear" w:color="ffffff" w:themeColor="accent5" w:fill="4472c4" w:themeFill="accent5"/>
-        <w:tcBorders/>
       </w:tcPr>
     </w:tblStylePr>
     <w:tblStylePr w:type="firstRow">
@@ -11547,8 +11440,8 @@
         <w:tblBorders/>
       </w:tblPr>
       <w:tcPr>
+        <w:tcBorders/>
         <w:shd w:val="clear" w:color="ffffff" w:themeColor="accent5" w:fill="4472c4" w:themeFill="accent5"/>
-        <w:tcBorders/>
       </w:tcPr>
     </w:tblStylePr>
     <w:tblStylePr w:type="lastCol">
@@ -11567,8 +11460,8 @@
         <w:tblBorders/>
       </w:tblPr>
       <w:tcPr>
+        <w:tcBorders/>
         <w:shd w:val="clear" w:color="ffffff" w:themeColor="accent5" w:fill="4472c4" w:themeFill="accent5"/>
-        <w:tcBorders/>
       </w:tcPr>
     </w:tblStylePr>
     <w:tblStylePr w:type="lastRow">
@@ -11587,10 +11480,10 @@
         <w:tblBorders/>
       </w:tblPr>
       <w:tcPr>
-        <w:shd w:val="clear" w:color="ffffff" w:themeColor="accent5" w:fill="4472c4" w:themeFill="accent5"/>
         <w:tcBorders>
           <w:top w:val="single" w:color="000000" w:themeColor="light1" w:sz="4" w:space="0"/>
         </w:tcBorders>
+        <w:shd w:val="clear" w:color="ffffff" w:themeColor="accent5" w:fill="4472c4" w:themeFill="accent5"/>
       </w:tcPr>
     </w:tblStylePr>
     <w:tblStylePr w:type="nwCell">
@@ -11695,8 +11588,8 @@
         <w:tblBorders/>
       </w:tblPr>
       <w:tcPr>
+        <w:tcBorders/>
         <w:shd w:val="clear" w:color="ffffff" w:themeColor="accent6" w:themeTint="75" w:fill="bddba8" w:themeFill="accent6" w:themeFillTint="75"/>
-        <w:tcBorders/>
       </w:tcPr>
     </w:tblStylePr>
     <w:tblStylePr w:type="band1Vert">
@@ -11709,8 +11602,8 @@
         <w:tblBorders/>
       </w:tblPr>
       <w:tcPr>
+        <w:tcBorders/>
         <w:shd w:val="clear" w:color="ffffff" w:themeColor="accent6" w:themeTint="75" w:fill="bddba8" w:themeFill="accent6" w:themeFillTint="75"/>
-        <w:tcBorders/>
       </w:tcPr>
     </w:tblStylePr>
     <w:tblStylePr w:type="band2Horz">
@@ -11755,8 +11648,8 @@
         <w:tblBorders/>
       </w:tblPr>
       <w:tcPr>
+        <w:tcBorders/>
         <w:shd w:val="clear" w:color="ffffff" w:themeColor="accent6" w:fill="70ad47" w:themeFill="accent6"/>
-        <w:tcBorders/>
       </w:tcPr>
     </w:tblStylePr>
     <w:tblStylePr w:type="firstRow">
@@ -11775,8 +11668,8 @@
         <w:tblBorders/>
       </w:tblPr>
       <w:tcPr>
+        <w:tcBorders/>
         <w:shd w:val="clear" w:color="ffffff" w:themeColor="accent6" w:fill="70ad47" w:themeFill="accent6"/>
-        <w:tcBorders/>
       </w:tcPr>
     </w:tblStylePr>
     <w:tblStylePr w:type="lastCol">
@@ -11795,8 +11688,8 @@
         <w:tblBorders/>
       </w:tblPr>
       <w:tcPr>
+        <w:tcBorders/>
         <w:shd w:val="clear" w:color="ffffff" w:themeColor="accent6" w:fill="70ad47" w:themeFill="accent6"/>
-        <w:tcBorders/>
       </w:tcPr>
     </w:tblStylePr>
     <w:tblStylePr w:type="lastRow">
@@ -11815,10 +11708,10 @@
         <w:tblBorders/>
       </w:tblPr>
       <w:tcPr>
-        <w:shd w:val="clear" w:color="ffffff" w:themeColor="accent6" w:fill="70ad47" w:themeFill="accent6"/>
         <w:tcBorders>
           <w:top w:val="single" w:color="000000" w:themeColor="light1" w:sz="4" w:space="0"/>
         </w:tcBorders>
+        <w:shd w:val="clear" w:color="ffffff" w:themeColor="accent6" w:fill="70ad47" w:themeFill="accent6"/>
       </w:tcPr>
     </w:tblStylePr>
     <w:tblStylePr w:type="nwCell">
@@ -11927,8 +11820,8 @@
         <w:tblBorders/>
       </w:tblPr>
       <w:tcPr>
+        <w:tcBorders/>
         <w:shd w:val="clear" w:color="ffffff" w:themeColor="text1" w:themeTint="34" w:fill="cbcbcb" w:themeFill="text1" w:themeFillTint="34"/>
-        <w:tcBorders/>
       </w:tcPr>
     </w:tblStylePr>
     <w:tblStylePr w:type="band1Vert">
@@ -11941,8 +11834,8 @@
         <w:tblBorders/>
       </w:tblPr>
       <w:tcPr>
+        <w:tcBorders/>
         <w:shd w:val="clear" w:color="ffffff" w:themeColor="text1" w:themeTint="34" w:fill="cbcbcb" w:themeFill="text1" w:themeFillTint="34"/>
-        <w:tcBorders/>
       </w:tcPr>
     </w:tblStylePr>
     <w:tblStylePr w:type="band2Horz">
@@ -12157,8 +12050,8 @@
         <w:tblBorders/>
       </w:tblPr>
       <w:tcPr>
+        <w:tcBorders/>
         <w:shd w:val="clear" w:color="ffffff" w:themeColor="accent1" w:themeTint="34" w:fill="deebf6" w:themeFill="accent1" w:themeFillTint="34"/>
-        <w:tcBorders/>
       </w:tcPr>
     </w:tblStylePr>
     <w:tblStylePr w:type="band1Vert">
@@ -12171,8 +12064,8 @@
         <w:tblBorders/>
       </w:tblPr>
       <w:tcPr>
+        <w:tcBorders/>
         <w:shd w:val="clear" w:color="ffffff" w:themeColor="accent1" w:themeTint="34" w:fill="deebf6" w:themeFill="accent1" w:themeFillTint="34"/>
-        <w:tcBorders/>
       </w:tcPr>
     </w:tblStylePr>
     <w:tblStylePr w:type="band2Horz">
@@ -12387,8 +12280,8 @@
         <w:tblBorders/>
       </w:tblPr>
       <w:tcPr>
+        <w:tcBorders/>
         <w:shd w:val="clear" w:color="ffffff" w:themeColor="accent2" w:themeTint="32" w:fill="fbe6d7" w:themeFill="accent2" w:themeFillTint="32"/>
-        <w:tcBorders/>
       </w:tcPr>
     </w:tblStylePr>
     <w:tblStylePr w:type="band1Vert">
@@ -12401,8 +12294,8 @@
         <w:tblBorders/>
       </w:tblPr>
       <w:tcPr>
+        <w:tcBorders/>
         <w:shd w:val="clear" w:color="ffffff" w:themeColor="accent2" w:themeTint="32" w:fill="fbe6d7" w:themeFill="accent2" w:themeFillTint="32"/>
-        <w:tcBorders/>
       </w:tcPr>
     </w:tblStylePr>
     <w:tblStylePr w:type="band2Horz">
@@ -12617,8 +12510,8 @@
         <w:tblBorders/>
       </w:tblPr>
       <w:tcPr>
+        <w:tcBorders/>
         <w:shd w:val="clear" w:color="ffffff" w:themeColor="accent3" w:themeTint="34" w:fill="ededed" w:themeFill="accent3" w:themeFillTint="34"/>
-        <w:tcBorders/>
       </w:tcPr>
     </w:tblStylePr>
     <w:tblStylePr w:type="band1Vert">
@@ -12631,8 +12524,8 @@
         <w:tblBorders/>
       </w:tblPr>
       <w:tcPr>
+        <w:tcBorders/>
         <w:shd w:val="clear" w:color="ffffff" w:themeColor="accent3" w:themeTint="34" w:fill="ededed" w:themeFill="accent3" w:themeFillTint="34"/>
-        <w:tcBorders/>
       </w:tcPr>
     </w:tblStylePr>
     <w:tblStylePr w:type="band2Horz">
@@ -12847,8 +12740,8 @@
         <w:tblBorders/>
       </w:tblPr>
       <w:tcPr>
+        <w:tcBorders/>
         <w:shd w:val="clear" w:color="ffffff" w:themeColor="accent4" w:themeTint="34" w:fill="fff2cb" w:themeFill="accent4" w:themeFillTint="34"/>
-        <w:tcBorders/>
       </w:tcPr>
     </w:tblStylePr>
     <w:tblStylePr w:type="band1Vert">
@@ -12861,8 +12754,8 @@
         <w:tblBorders/>
       </w:tblPr>
       <w:tcPr>
+        <w:tcBorders/>
         <w:shd w:val="clear" w:color="ffffff" w:themeColor="accent4" w:themeTint="34" w:fill="fff2cb" w:themeFill="accent4" w:themeFillTint="34"/>
-        <w:tcBorders/>
       </w:tcPr>
     </w:tblStylePr>
     <w:tblStylePr w:type="band2Horz">
@@ -13077,8 +12970,8 @@
         <w:tblBorders/>
       </w:tblPr>
       <w:tcPr>
+        <w:tcBorders/>
         <w:shd w:val="clear" w:color="ffffff" w:themeColor="accent5" w:themeTint="34" w:fill="d9e2f3" w:themeFill="accent5" w:themeFillTint="34"/>
-        <w:tcBorders/>
       </w:tcPr>
     </w:tblStylePr>
     <w:tblStylePr w:type="band1Vert">
@@ -13091,8 +12984,8 @@
         <w:tblBorders/>
       </w:tblPr>
       <w:tcPr>
+        <w:tcBorders/>
         <w:shd w:val="clear" w:color="ffffff" w:themeColor="accent5" w:themeTint="34" w:fill="d9e2f3" w:themeFill="accent5" w:themeFillTint="34"/>
-        <w:tcBorders/>
       </w:tcPr>
     </w:tblStylePr>
     <w:tblStylePr w:type="band2Horz">
@@ -13307,8 +13200,8 @@
         <w:tblBorders/>
       </w:tblPr>
       <w:tcPr>
+        <w:tcBorders/>
         <w:shd w:val="clear" w:color="ffffff" w:themeColor="accent6" w:themeTint="34" w:fill="e2efd9" w:themeFill="accent6" w:themeFillTint="34"/>
-        <w:tcBorders/>
       </w:tcPr>
     </w:tblStylePr>
     <w:tblStylePr w:type="band1Vert">
@@ -13321,8 +13214,8 @@
         <w:tblBorders/>
       </w:tblPr>
       <w:tcPr>
+        <w:tcBorders/>
         <w:shd w:val="clear" w:color="ffffff" w:themeColor="accent6" w:themeTint="34" w:fill="e2efd9" w:themeFill="accent6" w:themeFillTint="34"/>
-        <w:tcBorders/>
       </w:tcPr>
     </w:tblStylePr>
     <w:tblStylePr w:type="band2Horz">
@@ -13535,8 +13428,8 @@
         <w:tblBorders/>
       </w:tblPr>
       <w:tcPr>
+        <w:tcBorders/>
         <w:shd w:val="clear" w:color="ffffff" w:themeColor="text1" w:themeTint="0D" w:fill="f2f2f2" w:themeFill="text1" w:themeFillTint="0D"/>
-        <w:tcBorders/>
       </w:tcPr>
     </w:tblStylePr>
     <w:tblStylePr w:type="band1Vert">
@@ -13549,8 +13442,8 @@
         <w:tblBorders/>
       </w:tblPr>
       <w:tcPr>
+        <w:tcBorders/>
         <w:shd w:val="clear" w:color="ffffff" w:themeColor="text1" w:themeTint="0D" w:fill="f2f2f2" w:themeFill="text1" w:themeFillTint="0D"/>
-        <w:tcBorders/>
       </w:tcPr>
     </w:tblStylePr>
     <w:tblStylePr w:type="band2Horz">
@@ -13601,13 +13494,13 @@
         <w:tblBorders/>
       </w:tblPr>
       <w:tcPr>
-        <w:shd w:color="ffffff"/>
         <w:tcBorders>
           <w:top w:val="none"/>
           <w:left w:val="none"/>
           <w:bottom w:val="none"/>
           <w:right w:val="single" w:color="000000" w:themeColor="text1" w:themeTint="80" w:sz="4" w:space="0"/>
         </w:tcBorders>
+        <w:shd w:color="ffffff"/>
       </w:tcPr>
     </w:tblStylePr>
     <w:tblStylePr w:type="firstRow">
@@ -13626,13 +13519,13 @@
         <w:tblBorders/>
       </w:tblPr>
       <w:tcPr>
-        <w:shd w:val="clear" w:color="ffffff" w:themeColor="light1" w:fill="ffffff" w:themeFill="light1"/>
         <w:tcBorders>
           <w:top w:val="none"/>
           <w:left w:val="none"/>
           <w:bottom w:val="single" w:color="000000" w:themeColor="text1" w:themeTint="80" w:sz="4" w:space="0"/>
           <w:right w:val="none"/>
         </w:tcBorders>
+        <w:shd w:val="clear" w:color="ffffff" w:themeColor="light1" w:fill="ffffff" w:themeFill="light1"/>
       </w:tcPr>
     </w:tblStylePr>
     <w:tblStylePr w:type="lastCol">
@@ -13651,13 +13544,13 @@
         <w:tblBorders/>
       </w:tblPr>
       <w:tcPr>
-        <w:shd w:color="ffffff"/>
         <w:tcBorders>
           <w:top w:val="none"/>
           <w:left w:val="single" w:color="000000" w:themeColor="text1" w:themeTint="80" w:sz="4" w:space="0"/>
           <w:bottom w:val="none"/>
           <w:right w:val="none"/>
         </w:tcBorders>
+        <w:shd w:color="ffffff"/>
       </w:tcPr>
     </w:tblStylePr>
     <w:tblStylePr w:type="lastRow">
@@ -13676,13 +13569,13 @@
         <w:tblBorders/>
       </w:tblPr>
       <w:tcPr>
-        <w:shd w:val="clear" w:color="ffffff" w:themeColor="light1" w:fill="ffffff" w:themeFill="light1"/>
         <w:tcBorders>
           <w:top w:val="single" w:color="000000" w:themeColor="text1" w:themeTint="80" w:sz="4" w:space="0"/>
           <w:left w:val="none"/>
           <w:bottom w:val="none"/>
           <w:right w:val="none"/>
         </w:tcBorders>
+        <w:shd w:val="clear" w:color="ffffff" w:themeColor="light1" w:fill="ffffff" w:themeFill="light1"/>
       </w:tcPr>
     </w:tblStylePr>
     <w:tblStylePr w:type="nwCell">
@@ -13789,8 +13682,8 @@
         <w:tblBorders/>
       </w:tblPr>
       <w:tcPr>
+        <w:tcBorders/>
         <w:shd w:val="clear" w:color="ffffff" w:themeColor="accent1" w:themeTint="34" w:fill="deebf6" w:themeFill="accent1" w:themeFillTint="34"/>
-        <w:tcBorders/>
       </w:tcPr>
     </w:tblStylePr>
     <w:tblStylePr w:type="band1Vert">
@@ -13803,8 +13696,8 @@
         <w:tblBorders/>
       </w:tblPr>
       <w:tcPr>
+        <w:tcBorders/>
         <w:shd w:val="clear" w:color="ffffff" w:themeColor="accent1" w:themeTint="34" w:fill="deebf6" w:themeFill="accent1" w:themeFillTint="34"/>
-        <w:tcBorders/>
       </w:tcPr>
     </w:tblStylePr>
     <w:tblStylePr w:type="band2Horz">
@@ -13855,13 +13748,13 @@
         <w:tblBorders/>
       </w:tblPr>
       <w:tcPr>
-        <w:shd w:color="ffffff"/>
         <w:tcBorders>
           <w:top w:val="none"/>
           <w:left w:val="none"/>
           <w:bottom w:val="none"/>
           <w:right w:val="single" w:color="000000" w:themeColor="accent1" w:themeTint="80" w:sz="4" w:space="0"/>
         </w:tcBorders>
+        <w:shd w:color="ffffff"/>
       </w:tcPr>
     </w:tblStylePr>
     <w:tblStylePr w:type="firstRow">
@@ -13880,13 +13773,13 @@
         <w:tblBorders/>
       </w:tblPr>
       <w:tcPr>
-        <w:shd w:val="clear" w:color="ffffff" w:themeColor="light1" w:fill="ffffff" w:themeFill="light1"/>
         <w:tcBorders>
           <w:top w:val="none"/>
           <w:left w:val="none"/>
           <w:bottom w:val="single" w:color="000000" w:themeColor="accent1" w:themeTint="80" w:sz="4" w:space="0"/>
           <w:right w:val="none"/>
         </w:tcBorders>
+        <w:shd w:val="clear" w:color="ffffff" w:themeColor="light1" w:fill="ffffff" w:themeFill="light1"/>
       </w:tcPr>
     </w:tblStylePr>
     <w:tblStylePr w:type="lastCol">
@@ -13905,13 +13798,13 @@
         <w:tblBorders/>
       </w:tblPr>
       <w:tcPr>
-        <w:shd w:color="ffffff"/>
         <w:tcBorders>
           <w:top w:val="none"/>
           <w:left w:val="single" w:color="000000" w:themeColor="accent1" w:themeTint="80" w:sz="4" w:space="0"/>
           <w:bottom w:val="none"/>
           <w:right w:val="none"/>
         </w:tcBorders>
+        <w:shd w:color="ffffff"/>
       </w:tcPr>
     </w:tblStylePr>
     <w:tblStylePr w:type="lastRow">
@@ -13930,13 +13823,13 @@
         <w:tblBorders/>
       </w:tblPr>
       <w:tcPr>
-        <w:shd w:val="clear" w:color="ffffff" w:themeColor="light1" w:fill="ffffff" w:themeFill="light1"/>
         <w:tcBorders>
           <w:top w:val="single" w:color="000000" w:themeColor="accent1" w:themeTint="80" w:sz="4" w:space="0"/>
           <w:left w:val="none"/>
           <w:bottom w:val="none"/>
           <w:right w:val="none"/>
         </w:tcBorders>
+        <w:shd w:val="clear" w:color="ffffff" w:themeColor="light1" w:fill="ffffff" w:themeFill="light1"/>
       </w:tcPr>
     </w:tblStylePr>
     <w:tblStylePr w:type="nwCell">
@@ -14043,8 +13936,8 @@
         <w:tblBorders/>
       </w:tblPr>
       <w:tcPr>
+        <w:tcBorders/>
         <w:shd w:val="clear" w:color="ffffff" w:themeColor="accent2" w:themeTint="32" w:fill="fbe6d7" w:themeFill="accent2" w:themeFillTint="32"/>
-        <w:tcBorders/>
       </w:tcPr>
     </w:tblStylePr>
     <w:tblStylePr w:type="band1Vert">
@@ -14057,8 +13950,8 @@
         <w:tblBorders/>
       </w:tblPr>
       <w:tcPr>
+        <w:tcBorders/>
         <w:shd w:val="clear" w:color="ffffff" w:themeColor="accent2" w:themeTint="32" w:fill="fbe6d7" w:themeFill="accent2" w:themeFillTint="32"/>
-        <w:tcBorders/>
       </w:tcPr>
     </w:tblStylePr>
     <w:tblStylePr w:type="band2Horz">
@@ -14109,13 +14002,13 @@
         <w:tblBorders/>
       </w:tblPr>
       <w:tcPr>
-        <w:shd w:color="ffffff"/>
         <w:tcBorders>
           <w:top w:val="none"/>
           <w:left w:val="none"/>
           <w:bottom w:val="none"/>
           <w:right w:val="single" w:color="000000" w:themeColor="accent2" w:themeTint="97" w:sz="4" w:space="0"/>
         </w:tcBorders>
+        <w:shd w:color="ffffff"/>
       </w:tcPr>
     </w:tblStylePr>
     <w:tblStylePr w:type="firstRow">
@@ -14134,13 +14027,13 @@
         <w:tblBorders/>
       </w:tblPr>
       <w:tcPr>
-        <w:shd w:val="clear" w:color="ffffff" w:themeColor="light1" w:fill="ffffff" w:themeFill="light1"/>
         <w:tcBorders>
           <w:top w:val="none"/>
           <w:left w:val="none"/>
           <w:bottom w:val="single" w:color="000000" w:themeColor="accent2" w:themeTint="97" w:sz="4" w:space="0"/>
           <w:right w:val="none"/>
         </w:tcBorders>
+        <w:shd w:val="clear" w:color="ffffff" w:themeColor="light1" w:fill="ffffff" w:themeFill="light1"/>
       </w:tcPr>
     </w:tblStylePr>
     <w:tblStylePr w:type="lastCol">
@@ -14159,13 +14052,13 @@
         <w:tblBorders/>
       </w:tblPr>
       <w:tcPr>
-        <w:shd w:color="ffffff"/>
         <w:tcBorders>
           <w:top w:val="none"/>
           <w:left w:val="single" w:color="000000" w:themeColor="accent2" w:themeTint="97" w:sz="4" w:space="0"/>
           <w:bottom w:val="none"/>
           <w:right w:val="none"/>
         </w:tcBorders>
+        <w:shd w:color="ffffff"/>
       </w:tcPr>
     </w:tblStylePr>
     <w:tblStylePr w:type="lastRow">
@@ -14184,13 +14077,13 @@
         <w:tblBorders/>
       </w:tblPr>
       <w:tcPr>
-        <w:shd w:val="clear" w:color="ffffff" w:themeColor="light1" w:fill="ffffff" w:themeFill="light1"/>
         <w:tcBorders>
           <w:top w:val="single" w:color="000000" w:themeColor="accent2" w:themeTint="97" w:sz="4" w:space="0"/>
           <w:left w:val="none"/>
           <w:bottom w:val="none"/>
           <w:right w:val="none"/>
         </w:tcBorders>
+        <w:shd w:val="clear" w:color="ffffff" w:themeColor="light1" w:fill="ffffff" w:themeFill="light1"/>
       </w:tcPr>
     </w:tblStylePr>
     <w:tblStylePr w:type="nwCell">
@@ -14297,8 +14190,8 @@
         <w:tblBorders/>
       </w:tblPr>
       <w:tcPr>
+        <w:tcBorders/>
         <w:shd w:val="clear" w:color="ffffff" w:themeColor="accent3" w:themeTint="34" w:fill="ededed" w:themeFill="accent3" w:themeFillTint="34"/>
-        <w:tcBorders/>
       </w:tcPr>
     </w:tblStylePr>
     <w:tblStylePr w:type="band1Vert">
@@ -14311,8 +14204,8 @@
         <w:tblBorders/>
       </w:tblPr>
       <w:tcPr>
+        <w:tcBorders/>
         <w:shd w:val="clear" w:color="ffffff" w:themeColor="accent3" w:themeTint="34" w:fill="ededed" w:themeFill="accent3" w:themeFillTint="34"/>
-        <w:tcBorders/>
       </w:tcPr>
     </w:tblStylePr>
     <w:tblStylePr w:type="band2Horz">
@@ -14363,13 +14256,13 @@
         <w:tblBorders/>
       </w:tblPr>
       <w:tcPr>
-        <w:shd w:color="ffffff"/>
         <w:tcBorders>
           <w:top w:val="none"/>
           <w:left w:val="none"/>
           <w:bottom w:val="none"/>
           <w:right w:val="single" w:color="000000" w:themeColor="accent3" w:themeTint="FE" w:sz="4" w:space="0"/>
         </w:tcBorders>
+        <w:shd w:color="ffffff"/>
       </w:tcPr>
     </w:tblStylePr>
     <w:tblStylePr w:type="firstRow">
@@ -14388,13 +14281,13 @@
         <w:tblBorders/>
       </w:tblPr>
       <w:tcPr>
-        <w:shd w:val="clear" w:color="ffffff" w:themeColor="light1" w:fill="ffffff" w:themeFill="light1"/>
         <w:tcBorders>
           <w:top w:val="none"/>
           <w:left w:val="none"/>
           <w:bottom w:val="single" w:color="000000" w:themeColor="accent3" w:themeTint="FE" w:sz="4" w:space="0"/>
           <w:right w:val="none"/>
         </w:tcBorders>
+        <w:shd w:val="clear" w:color="ffffff" w:themeColor="light1" w:fill="ffffff" w:themeFill="light1"/>
       </w:tcPr>
     </w:tblStylePr>
     <w:tblStylePr w:type="lastCol">
@@ -14413,13 +14306,13 @@
         <w:tblBorders/>
       </w:tblPr>
       <w:tcPr>
-        <w:shd w:color="ffffff"/>
         <w:tcBorders>
           <w:top w:val="none"/>
           <w:left w:val="single" w:color="000000" w:themeColor="accent3" w:themeTint="FE" w:sz="4" w:space="0"/>
           <w:bottom w:val="none"/>
           <w:right w:val="none"/>
         </w:tcBorders>
+        <w:shd w:color="ffffff"/>
       </w:tcPr>
     </w:tblStylePr>
     <w:tblStylePr w:type="lastRow">
@@ -14438,13 +14331,13 @@
         <w:tblBorders/>
       </w:tblPr>
       <w:tcPr>
-        <w:shd w:val="clear" w:color="ffffff" w:themeColor="light1" w:fill="ffffff" w:themeFill="light1"/>
         <w:tcBorders>
           <w:top w:val="single" w:color="000000" w:themeColor="accent3" w:themeTint="FE" w:sz="4" w:space="0"/>
           <w:left w:val="none"/>
           <w:bottom w:val="none"/>
           <w:right w:val="none"/>
         </w:tcBorders>
+        <w:shd w:val="clear" w:color="ffffff" w:themeColor="light1" w:fill="ffffff" w:themeFill="light1"/>
       </w:tcPr>
     </w:tblStylePr>
     <w:tblStylePr w:type="nwCell">
@@ -14551,8 +14444,8 @@
         <w:tblBorders/>
       </w:tblPr>
       <w:tcPr>
+        <w:tcBorders/>
         <w:shd w:val="clear" w:color="ffffff" w:themeColor="accent4" w:themeTint="34" w:fill="fff2cb" w:themeFill="accent4" w:themeFillTint="34"/>
-        <w:tcBorders/>
       </w:tcPr>
     </w:tblStylePr>
     <w:tblStylePr w:type="band1Vert">
@@ -14565,8 +14458,8 @@
         <w:tblBorders/>
       </w:tblPr>
       <w:tcPr>
+        <w:tcBorders/>
         <w:shd w:val="clear" w:color="ffffff" w:themeColor="accent4" w:themeTint="34" w:fill="fff2cb" w:themeFill="accent4" w:themeFillTint="34"/>
-        <w:tcBorders/>
       </w:tcPr>
     </w:tblStylePr>
     <w:tblStylePr w:type="band2Horz">
@@ -14617,13 +14510,13 @@
         <w:tblBorders/>
       </w:tblPr>
       <w:tcPr>
-        <w:shd w:color="ffffff"/>
         <w:tcBorders>
           <w:top w:val="none"/>
           <w:left w:val="none"/>
           <w:bottom w:val="none"/>
           <w:right w:val="single" w:color="000000" w:themeColor="accent4" w:themeTint="9A" w:sz="4" w:space="0"/>
         </w:tcBorders>
+        <w:shd w:color="ffffff"/>
       </w:tcPr>
     </w:tblStylePr>
     <w:tblStylePr w:type="firstRow">
@@ -14642,13 +14535,13 @@
         <w:tblBorders/>
       </w:tblPr>
       <w:tcPr>
-        <w:shd w:val="clear" w:color="ffffff" w:themeColor="light1" w:fill="ffffff" w:themeFill="light1"/>
         <w:tcBorders>
           <w:top w:val="none"/>
           <w:left w:val="none"/>
           <w:bottom w:val="single" w:color="000000" w:themeColor="accent4" w:themeTint="9A" w:sz="4" w:space="0"/>
           <w:right w:val="none"/>
         </w:tcBorders>
+        <w:shd w:val="clear" w:color="ffffff" w:themeColor="light1" w:fill="ffffff" w:themeFill="light1"/>
       </w:tcPr>
     </w:tblStylePr>
     <w:tblStylePr w:type="lastCol">
@@ -14667,13 +14560,13 @@
         <w:tblBorders/>
       </w:tblPr>
       <w:tcPr>
-        <w:shd w:color="ffffff"/>
         <w:tcBorders>
           <w:top w:val="none"/>
           <w:left w:val="single" w:color="000000" w:themeColor="accent4" w:themeTint="9A" w:sz="4" w:space="0"/>
           <w:bottom w:val="none"/>
           <w:right w:val="none"/>
         </w:tcBorders>
+        <w:shd w:color="ffffff"/>
       </w:tcPr>
     </w:tblStylePr>
     <w:tblStylePr w:type="lastRow">
@@ -14692,13 +14585,13 @@
         <w:tblBorders/>
       </w:tblPr>
       <w:tcPr>
-        <w:shd w:val="clear" w:color="ffffff" w:themeColor="light1" w:fill="ffffff" w:themeFill="light1"/>
         <w:tcBorders>
           <w:top w:val="single" w:color="000000" w:themeColor="accent4" w:themeTint="9A" w:sz="4" w:space="0"/>
           <w:left w:val="none"/>
           <w:bottom w:val="none"/>
           <w:right w:val="none"/>
         </w:tcBorders>
+        <w:shd w:val="clear" w:color="ffffff" w:themeColor="light1" w:fill="ffffff" w:themeFill="light1"/>
       </w:tcPr>
     </w:tblStylePr>
     <w:tblStylePr w:type="nwCell">
@@ -14805,8 +14698,8 @@
         <w:tblBorders/>
       </w:tblPr>
       <w:tcPr>
+        <w:tcBorders/>
         <w:shd w:val="clear" w:color="ffffff" w:themeColor="accent5" w:themeTint="34" w:fill="d9e2f3" w:themeFill="accent5" w:themeFillTint="34"/>
-        <w:tcBorders/>
       </w:tcPr>
     </w:tblStylePr>
     <w:tblStylePr w:type="band1Vert">
@@ -14819,8 +14712,8 @@
         <w:tblBorders/>
       </w:tblPr>
       <w:tcPr>
+        <w:tcBorders/>
         <w:shd w:val="clear" w:color="ffffff" w:themeColor="accent5" w:themeTint="34" w:fill="d9e2f3" w:themeFill="accent5" w:themeFillTint="34"/>
-        <w:tcBorders/>
       </w:tcPr>
     </w:tblStylePr>
     <w:tblStylePr w:type="band2Horz">
@@ -14871,13 +14764,13 @@
         <w:tblBorders/>
       </w:tblPr>
       <w:tcPr>
-        <w:shd w:color="ffffff"/>
         <w:tcBorders>
           <w:top w:val="none"/>
           <w:left w:val="none"/>
           <w:bottom w:val="none"/>
           <w:right w:val="single" w:color="000000" w:themeColor="accent5" w:themeTint="90" w:sz="4" w:space="0"/>
         </w:tcBorders>
+        <w:shd w:color="ffffff"/>
       </w:tcPr>
     </w:tblStylePr>
     <w:tblStylePr w:type="firstRow">
@@ -14896,13 +14789,13 @@
         <w:tblBorders/>
       </w:tblPr>
       <w:tcPr>
-        <w:shd w:val="clear" w:color="ffffff" w:themeColor="light1" w:fill="ffffff" w:themeFill="light1"/>
         <w:tcBorders>
           <w:top w:val="none"/>
           <w:left w:val="none"/>
           <w:bottom w:val="single" w:color="000000" w:themeColor="accent5" w:themeTint="90" w:sz="4" w:space="0"/>
           <w:right w:val="none"/>
         </w:tcBorders>
+        <w:shd w:val="clear" w:color="ffffff" w:themeColor="light1" w:fill="ffffff" w:themeFill="light1"/>
       </w:tcPr>
     </w:tblStylePr>
     <w:tblStylePr w:type="lastCol">
@@ -14921,13 +14814,13 @@
         <w:tblBorders/>
       </w:tblPr>
       <w:tcPr>
-        <w:shd w:color="ffffff"/>
         <w:tcBorders>
           <w:top w:val="none"/>
           <w:left w:val="single" w:color="000000" w:themeColor="accent5" w:themeTint="90" w:sz="4" w:space="0"/>
           <w:bottom w:val="none"/>
           <w:right w:val="none"/>
         </w:tcBorders>
+        <w:shd w:color="ffffff"/>
       </w:tcPr>
     </w:tblStylePr>
     <w:tblStylePr w:type="lastRow">
@@ -14946,13 +14839,13 @@
         <w:tblBorders/>
       </w:tblPr>
       <w:tcPr>
-        <w:shd w:val="clear" w:color="ffffff" w:themeColor="light1" w:fill="ffffff" w:themeFill="light1"/>
         <w:tcBorders>
           <w:top w:val="single" w:color="000000" w:themeColor="accent5" w:themeTint="90" w:sz="4" w:space="0"/>
           <w:left w:val="none"/>
           <w:bottom w:val="none"/>
           <w:right w:val="none"/>
         </w:tcBorders>
+        <w:shd w:val="clear" w:color="ffffff" w:themeColor="light1" w:fill="ffffff" w:themeFill="light1"/>
       </w:tcPr>
     </w:tblStylePr>
     <w:tblStylePr w:type="nwCell">
@@ -15059,8 +14952,8 @@
         <w:tblBorders/>
       </w:tblPr>
       <w:tcPr>
+        <w:tcBorders/>
         <w:shd w:val="clear" w:color="ffffff" w:themeColor="accent6" w:themeTint="34" w:fill="e2efd9" w:themeFill="accent6" w:themeFillTint="34"/>
-        <w:tcBorders/>
       </w:tcPr>
     </w:tblStylePr>
     <w:tblStylePr w:type="band1Vert">
@@ -15073,8 +14966,8 @@
         <w:tblBorders/>
       </w:tblPr>
       <w:tcPr>
+        <w:tcBorders/>
         <w:shd w:val="clear" w:color="ffffff" w:themeColor="accent6" w:themeTint="34" w:fill="e2efd9" w:themeFill="accent6" w:themeFillTint="34"/>
-        <w:tcBorders/>
       </w:tcPr>
     </w:tblStylePr>
     <w:tblStylePr w:type="band2Horz">
@@ -15125,13 +15018,13 @@
         <w:tblBorders/>
       </w:tblPr>
       <w:tcPr>
-        <w:shd w:color="ffffff"/>
         <w:tcBorders>
           <w:top w:val="none"/>
           <w:left w:val="none"/>
           <w:bottom w:val="none"/>
           <w:right w:val="single" w:color="000000" w:themeColor="accent6" w:themeTint="90" w:sz="4" w:space="0"/>
         </w:tcBorders>
+        <w:shd w:color="ffffff"/>
       </w:tcPr>
     </w:tblStylePr>
     <w:tblStylePr w:type="firstRow">
@@ -15150,13 +15043,13 @@
         <w:tblBorders/>
       </w:tblPr>
       <w:tcPr>
-        <w:shd w:val="clear" w:color="ffffff" w:themeColor="light1" w:fill="ffffff" w:themeFill="light1"/>
         <w:tcBorders>
           <w:top w:val="none"/>
           <w:left w:val="none"/>
           <w:bottom w:val="single" w:color="000000" w:themeColor="accent6" w:themeTint="90" w:sz="4" w:space="0"/>
           <w:right w:val="none"/>
         </w:tcBorders>
+        <w:shd w:val="clear" w:color="ffffff" w:themeColor="light1" w:fill="ffffff" w:themeFill="light1"/>
       </w:tcPr>
     </w:tblStylePr>
     <w:tblStylePr w:type="lastCol">
@@ -15175,13 +15068,13 @@
         <w:tblBorders/>
       </w:tblPr>
       <w:tcPr>
-        <w:shd w:color="ffffff"/>
         <w:tcBorders>
           <w:top w:val="none"/>
           <w:left w:val="single" w:color="000000" w:themeColor="accent6" w:themeTint="90" w:sz="4" w:space="0"/>
           <w:bottom w:val="none"/>
           <w:right w:val="none"/>
         </w:tcBorders>
+        <w:shd w:color="ffffff"/>
       </w:tcPr>
     </w:tblStylePr>
     <w:tblStylePr w:type="lastRow">
@@ -15200,13 +15093,13 @@
         <w:tblBorders/>
       </w:tblPr>
       <w:tcPr>
-        <w:shd w:val="clear" w:color="ffffff" w:themeColor="light1" w:fill="ffffff" w:themeFill="light1"/>
         <w:tcBorders>
           <w:top w:val="single" w:color="000000" w:themeColor="accent6" w:themeTint="90" w:sz="4" w:space="0"/>
           <w:left w:val="none"/>
           <w:bottom w:val="none"/>
           <w:right w:val="none"/>
         </w:tcBorders>
+        <w:shd w:val="clear" w:color="ffffff" w:themeColor="light1" w:fill="ffffff" w:themeFill="light1"/>
       </w:tcPr>
     </w:tblStylePr>
     <w:tblStylePr w:type="nwCell">
@@ -15303,8 +15196,8 @@
         <w:tblBorders/>
       </w:tblPr>
       <w:tcPr>
+        <w:tcBorders/>
         <w:shd w:val="clear" w:color="ffffff" w:themeColor="text1" w:themeTint="40" w:fill="bfbfbf" w:themeFill="text1" w:themeFillTint="40"/>
-        <w:tcBorders/>
       </w:tcPr>
     </w:tblStylePr>
     <w:tblStylePr w:type="band1Vert">
@@ -15317,8 +15210,8 @@
         <w:tblBorders/>
       </w:tblPr>
       <w:tcPr>
+        <w:tcBorders/>
         <w:shd w:val="clear" w:color="ffffff" w:themeColor="text1" w:themeTint="40" w:fill="bfbfbf" w:themeFill="text1" w:themeFillTint="40"/>
-        <w:tcBorders/>
       </w:tcPr>
     </w:tblStylePr>
     <w:tblStylePr w:type="band2Horz">
@@ -15519,8 +15412,8 @@
         <w:tblBorders/>
       </w:tblPr>
       <w:tcPr>
+        <w:tcBorders/>
         <w:shd w:val="clear" w:color="ffffff" w:themeColor="accent1" w:themeTint="40" w:fill="d6e6f4" w:themeFill="accent1" w:themeFillTint="40"/>
-        <w:tcBorders/>
       </w:tcPr>
     </w:tblStylePr>
     <w:tblStylePr w:type="band1Vert">
@@ -15533,8 +15426,8 @@
         <w:tblBorders/>
       </w:tblPr>
       <w:tcPr>
+        <w:tcBorders/>
         <w:shd w:val="clear" w:color="ffffff" w:themeColor="accent1" w:themeTint="40" w:fill="d6e6f4" w:themeFill="accent1" w:themeFillTint="40"/>
-        <w:tcBorders/>
       </w:tcPr>
     </w:tblStylePr>
     <w:tblStylePr w:type="band2Horz">
@@ -15735,8 +15628,8 @@
         <w:tblBorders/>
       </w:tblPr>
       <w:tcPr>
+        <w:tcBorders/>
         <w:shd w:val="clear" w:color="ffffff" w:themeColor="accent2" w:themeTint="40" w:fill="fadecb" w:themeFill="accent2" w:themeFillTint="40"/>
-        <w:tcBorders/>
       </w:tcPr>
     </w:tblStylePr>
     <w:tblStylePr w:type="band1Vert">
@@ -15749,8 +15642,8 @@
         <w:tblBorders/>
       </w:tblPr>
       <w:tcPr>
+        <w:tcBorders/>
         <w:shd w:val="clear" w:color="ffffff" w:themeColor="accent2" w:themeTint="40" w:fill="fadecb" w:themeFill="accent2" w:themeFillTint="40"/>
-        <w:tcBorders/>
       </w:tcPr>
     </w:tblStylePr>
     <w:tblStylePr w:type="band2Horz">
@@ -15951,8 +15844,8 @@
         <w:tblBorders/>
       </w:tblPr>
       <w:tcPr>
+        <w:tcBorders/>
         <w:shd w:val="clear" w:color="ffffff" w:themeColor="accent3" w:themeTint="40" w:fill="e8e8e8" w:themeFill="accent3" w:themeFillTint="40"/>
-        <w:tcBorders/>
       </w:tcPr>
     </w:tblStylePr>
     <w:tblStylePr w:type="band1Vert">
@@ -15965,8 +15858,8 @@
         <w:tblBorders/>
       </w:tblPr>
       <w:tcPr>
+        <w:tcBorders/>
         <w:shd w:val="clear" w:color="ffffff" w:themeColor="accent3" w:themeTint="40" w:fill="e8e8e8" w:themeFill="accent3" w:themeFillTint="40"/>
-        <w:tcBorders/>
       </w:tcPr>
     </w:tblStylePr>
     <w:tblStylePr w:type="band2Horz">
@@ -16167,8 +16060,8 @@
         <w:tblBorders/>
       </w:tblPr>
       <w:tcPr>
+        <w:tcBorders/>
         <w:shd w:val="clear" w:color="ffffff" w:themeColor="accent4" w:themeTint="40" w:fill="ffefbf" w:themeFill="accent4" w:themeFillTint="40"/>
-        <w:tcBorders/>
       </w:tcPr>
     </w:tblStylePr>
     <w:tblStylePr w:type="band1Vert">
@@ -16181,8 +16074,8 @@
         <w:tblBorders/>
       </w:tblPr>
       <w:tcPr>
+        <w:tcBorders/>
         <w:shd w:val="clear" w:color="ffffff" w:themeColor="accent4" w:themeTint="40" w:fill="ffefbf" w:themeFill="accent4" w:themeFillTint="40"/>
-        <w:tcBorders/>
       </w:tcPr>
     </w:tblStylePr>
     <w:tblStylePr w:type="band2Horz">
@@ -16383,8 +16276,8 @@
         <w:tblBorders/>
       </w:tblPr>
       <w:tcPr>
+        <w:tcBorders/>
         <w:shd w:val="clear" w:color="ffffff" w:themeColor="accent5" w:themeTint="40" w:fill="d0dcf0" w:themeFill="accent5" w:themeFillTint="40"/>
-        <w:tcBorders/>
       </w:tcPr>
     </w:tblStylePr>
     <w:tblStylePr w:type="band1Vert">
@@ -16397,8 +16290,8 @@
         <w:tblBorders/>
       </w:tblPr>
       <w:tcPr>
+        <w:tcBorders/>
         <w:shd w:val="clear" w:color="ffffff" w:themeColor="accent5" w:themeTint="40" w:fill="d0dcf0" w:themeFill="accent5" w:themeFillTint="40"/>
-        <w:tcBorders/>
       </w:tcPr>
     </w:tblStylePr>
     <w:tblStylePr w:type="band2Horz">
@@ -16599,8 +16492,8 @@
         <w:tblBorders/>
       </w:tblPr>
       <w:tcPr>
+        <w:tcBorders/>
         <w:shd w:val="clear" w:color="ffffff" w:themeColor="accent6" w:themeTint="40" w:fill="dbecd0" w:themeFill="accent6" w:themeFillTint="40"/>
-        <w:tcBorders/>
       </w:tcPr>
     </w:tblStylePr>
     <w:tblStylePr w:type="band1Vert">
@@ -16613,8 +16506,8 @@
         <w:tblBorders/>
       </w:tblPr>
       <w:tcPr>
+        <w:tcBorders/>
         <w:shd w:val="clear" w:color="ffffff" w:themeColor="accent6" w:themeTint="40" w:fill="dbecd0" w:themeFill="accent6" w:themeFillTint="40"/>
-        <w:tcBorders/>
       </w:tcPr>
     </w:tblStylePr>
     <w:tblStylePr w:type="band2Horz">
@@ -16824,8 +16717,8 @@
         <w:tblBorders/>
       </w:tblPr>
       <w:tcPr>
+        <w:tcBorders/>
         <w:shd w:val="clear" w:color="ffffff" w:themeColor="text1" w:themeTint="40" w:fill="bfbfbf" w:themeFill="text1" w:themeFillTint="40"/>
-        <w:tcBorders/>
       </w:tcPr>
     </w:tblStylePr>
     <w:tblStylePr w:type="band1Vert">
@@ -16843,8 +16736,8 @@
         <w:tblBorders/>
       </w:tblPr>
       <w:tcPr>
+        <w:tcBorders/>
         <w:shd w:val="clear" w:color="ffffff" w:themeColor="text1" w:themeTint="40" w:fill="bfbfbf" w:themeFill="text1" w:themeFillTint="40"/>
-        <w:tcBorders/>
       </w:tcPr>
     </w:tblStylePr>
     <w:tblStylePr w:type="band2Horz">
@@ -17062,8 +16955,8 @@
         <w:tblBorders/>
       </w:tblPr>
       <w:tcPr>
+        <w:tcBorders/>
         <w:shd w:val="clear" w:color="ffffff" w:themeColor="accent1" w:themeTint="40" w:fill="d6e6f4" w:themeFill="accent1" w:themeFillTint="40"/>
-        <w:tcBorders/>
       </w:tcPr>
     </w:tblStylePr>
     <w:tblStylePr w:type="band1Vert">
@@ -17081,8 +16974,8 @@
         <w:tblBorders/>
       </w:tblPr>
       <w:tcPr>
+        <w:tcBorders/>
         <w:shd w:val="clear" w:color="ffffff" w:themeColor="accent1" w:themeTint="40" w:fill="d6e6f4" w:themeFill="accent1" w:themeFillTint="40"/>
-        <w:tcBorders/>
       </w:tcPr>
     </w:tblStylePr>
     <w:tblStylePr w:type="band2Horz">
@@ -17300,8 +17193,8 @@
         <w:tblBorders/>
       </w:tblPr>
       <w:tcPr>
+        <w:tcBorders/>
         <w:shd w:val="clear" w:color="ffffff" w:themeColor="accent2" w:themeTint="40" w:fill="fadecb" w:themeFill="accent2" w:themeFillTint="40"/>
-        <w:tcBorders/>
       </w:tcPr>
     </w:tblStylePr>
     <w:tblStylePr w:type="band1Vert">
@@ -17319,8 +17212,8 @@
         <w:tblBorders/>
       </w:tblPr>
       <w:tcPr>
+        <w:tcBorders/>
         <w:shd w:val="clear" w:color="ffffff" w:themeColor="accent2" w:themeTint="40" w:fill="fadecb" w:themeFill="accent2" w:themeFillTint="40"/>
-        <w:tcBorders/>
       </w:tcPr>
     </w:tblStylePr>
     <w:tblStylePr w:type="band2Horz">
@@ -17538,8 +17431,8 @@
         <w:tblBorders/>
       </w:tblPr>
       <w:tcPr>
+        <w:tcBorders/>
         <w:shd w:val="clear" w:color="ffffff" w:themeColor="accent3" w:themeTint="40" w:fill="e8e8e8" w:themeFill="accent3" w:themeFillTint="40"/>
-        <w:tcBorders/>
       </w:tcPr>
     </w:tblStylePr>
     <w:tblStylePr w:type="band1Vert">
@@ -17557,8 +17450,8 @@
         <w:tblBorders/>
       </w:tblPr>
       <w:tcPr>
+        <w:tcBorders/>
         <w:shd w:val="clear" w:color="ffffff" w:themeColor="accent3" w:themeTint="40" w:fill="e8e8e8" w:themeFill="accent3" w:themeFillTint="40"/>
-        <w:tcBorders/>
       </w:tcPr>
     </w:tblStylePr>
     <w:tblStylePr w:type="band2Horz">
@@ -17776,8 +17669,8 @@
         <w:tblBorders/>
       </w:tblPr>
       <w:tcPr>
+        <w:tcBorders/>
         <w:shd w:val="clear" w:color="ffffff" w:themeColor="accent4" w:themeTint="40" w:fill="ffefbf" w:themeFill="accent4" w:themeFillTint="40"/>
-        <w:tcBorders/>
       </w:tcPr>
     </w:tblStylePr>
     <w:tblStylePr w:type="band1Vert">
@@ -17795,8 +17688,8 @@
         <w:tblBorders/>
       </w:tblPr>
       <w:tcPr>
+        <w:tcBorders/>
         <w:shd w:val="clear" w:color="ffffff" w:themeColor="accent4" w:themeTint="40" w:fill="ffefbf" w:themeFill="accent4" w:themeFillTint="40"/>
-        <w:tcBorders/>
       </w:tcPr>
     </w:tblStylePr>
     <w:tblStylePr w:type="band2Horz">
@@ -18014,8 +17907,8 @@
         <w:tblBorders/>
       </w:tblPr>
       <w:tcPr>
+        <w:tcBorders/>
         <w:shd w:val="clear" w:color="ffffff" w:themeColor="accent5" w:themeTint="40" w:fill="d0dcf0" w:themeFill="accent5" w:themeFillTint="40"/>
-        <w:tcBorders/>
       </w:tcPr>
     </w:tblStylePr>
     <w:tblStylePr w:type="band1Vert">
@@ -18033,8 +17926,8 @@
         <w:tblBorders/>
       </w:tblPr>
       <w:tcPr>
+        <w:tcBorders/>
         <w:shd w:val="clear" w:color="ffffff" w:themeColor="accent5" w:themeTint="40" w:fill="d0dcf0" w:themeFill="accent5" w:themeFillTint="40"/>
-        <w:tcBorders/>
       </w:tcPr>
     </w:tblStylePr>
     <w:tblStylePr w:type="band2Horz">
@@ -18252,8 +18145,8 @@
         <w:tblBorders/>
       </w:tblPr>
       <w:tcPr>
+        <w:tcBorders/>
         <w:shd w:val="clear" w:color="ffffff" w:themeColor="accent6" w:themeTint="40" w:fill="dbecd0" w:themeFill="accent6" w:themeFillTint="40"/>
-        <w:tcBorders/>
       </w:tcPr>
     </w:tblStylePr>
     <w:tblStylePr w:type="band1Vert">
@@ -18271,8 +18164,8 @@
         <w:tblBorders/>
       </w:tblPr>
       <w:tcPr>
+        <w:tcBorders/>
         <w:shd w:val="clear" w:color="ffffff" w:themeColor="accent6" w:themeTint="40" w:fill="dbecd0" w:themeFill="accent6" w:themeFillTint="40"/>
-        <w:tcBorders/>
       </w:tcPr>
     </w:tblStylePr>
     <w:tblStylePr w:type="band2Horz">
@@ -18577,8 +18470,8 @@
         <w:tblBorders/>
       </w:tblPr>
       <w:tcPr>
+        <w:tcBorders/>
         <w:shd w:val="clear" w:color="ffffff" w:themeColor="text1" w:fill="000000" w:themeFill="text1"/>
-        <w:tcBorders/>
       </w:tcPr>
     </w:tblStylePr>
     <w:tblStylePr w:type="lastCol">
@@ -18805,8 +18698,8 @@
         <w:tblBorders/>
       </w:tblPr>
       <w:tcPr>
+        <w:tcBorders/>
         <w:shd w:val="clear" w:color="ffffff" w:themeColor="accent1" w:fill="5b9bd5" w:themeFill="accent1"/>
-        <w:tcBorders/>
       </w:tcPr>
     </w:tblStylePr>
     <w:tblStylePr w:type="lastCol">
@@ -19033,8 +18926,8 @@
         <w:tblBorders/>
       </w:tblPr>
       <w:tcPr>
+        <w:tcBorders/>
         <w:shd w:val="clear" w:color="ffffff" w:themeColor="accent2" w:themeTint="97" w:fill="f4b285" w:themeFill="accent2" w:themeFillTint="97"/>
-        <w:tcBorders/>
       </w:tcPr>
     </w:tblStylePr>
     <w:tblStylePr w:type="lastCol">
@@ -19261,8 +19154,8 @@
         <w:tblBorders/>
       </w:tblPr>
       <w:tcPr>
+        <w:tcBorders/>
         <w:shd w:val="clear" w:color="ffffff" w:themeColor="accent3" w:themeTint="98" w:fill="c9c9c9" w:themeFill="accent3" w:themeFillTint="98"/>
-        <w:tcBorders/>
       </w:tcPr>
     </w:tblStylePr>
     <w:tblStylePr w:type="lastCol">
@@ -19489,8 +19382,8 @@
         <w:tblBorders/>
       </w:tblPr>
       <w:tcPr>
+        <w:tcBorders/>
         <w:shd w:val="clear" w:color="ffffff" w:themeColor="accent4" w:themeTint="9A" w:fill="ffd965" w:themeFill="accent4" w:themeFillTint="9A"/>
-        <w:tcBorders/>
       </w:tcPr>
     </w:tblStylePr>
     <w:tblStylePr w:type="lastCol">
@@ -19717,8 +19610,8 @@
         <w:tblBorders/>
       </w:tblPr>
       <w:tcPr>
+        <w:tcBorders/>
         <w:shd w:val="clear" w:color="ffffff" w:themeColor="accent5" w:themeTint="9A" w:fill="8eaadb" w:themeFill="accent5" w:themeFillTint="9A"/>
-        <w:tcBorders/>
       </w:tcPr>
     </w:tblStylePr>
     <w:tblStylePr w:type="lastCol">
@@ -19945,8 +19838,8 @@
         <w:tblBorders/>
       </w:tblPr>
       <w:tcPr>
+        <w:tcBorders/>
         <w:shd w:val="clear" w:color="ffffff" w:themeColor="accent6" w:themeTint="98" w:fill="a9d18f" w:themeFill="accent6" w:themeFillTint="98"/>
-        <w:tcBorders/>
       </w:tcPr>
     </w:tblStylePr>
     <w:tblStylePr w:type="lastCol">
@@ -20088,8 +19981,8 @@
         <w:tblBorders/>
       </w:tblPr>
       <w:tcPr>
+        <w:tcBorders/>
         <w:shd w:val="clear" w:color="ffffff" w:themeColor="text1" w:themeTint="40" w:fill="bfbfbf" w:themeFill="text1" w:themeFillTint="40"/>
-        <w:tcBorders/>
       </w:tcPr>
     </w:tblStylePr>
     <w:tblStylePr w:type="band1Vert">
@@ -20107,8 +20000,8 @@
         <w:tblBorders/>
       </w:tblPr>
       <w:tcPr>
+        <w:tcBorders/>
         <w:shd w:val="clear" w:color="ffffff" w:themeColor="text1" w:themeTint="40" w:fill="bfbfbf" w:themeFill="text1" w:themeFillTint="40"/>
-        <w:tcBorders/>
       </w:tcPr>
     </w:tblStylePr>
     <w:tblStylePr w:type="band2Horz">
@@ -20170,8 +20063,8 @@
         <w:tblBorders/>
       </w:tblPr>
       <w:tcPr>
+        <w:tcBorders/>
         <w:shd w:val="clear" w:color="ffffff" w:themeColor="text1" w:fill="000000" w:themeFill="text1"/>
-        <w:tcBorders/>
       </w:tcPr>
     </w:tblStylePr>
     <w:tblStylePr w:type="lastCol">
@@ -20313,8 +20206,8 @@
         <w:tblBorders/>
       </w:tblPr>
       <w:tcPr>
+        <w:tcBorders/>
         <w:shd w:val="clear" w:color="ffffff" w:themeColor="accent1" w:themeTint="40" w:fill="d6e6f4" w:themeFill="accent1" w:themeFillTint="40"/>
-        <w:tcBorders/>
       </w:tcPr>
     </w:tblStylePr>
     <w:tblStylePr w:type="band1Vert">
@@ -20332,8 +20225,8 @@
         <w:tblBorders/>
       </w:tblPr>
       <w:tcPr>
+        <w:tcBorders/>
         <w:shd w:val="clear" w:color="ffffff" w:themeColor="accent1" w:themeTint="40" w:fill="d6e6f4" w:themeFill="accent1" w:themeFillTint="40"/>
-        <w:tcBorders/>
       </w:tcPr>
     </w:tblStylePr>
     <w:tblStylePr w:type="band2Horz">
@@ -20395,8 +20288,8 @@
         <w:tblBorders/>
       </w:tblPr>
       <w:tcPr>
+        <w:tcBorders/>
         <w:shd w:val="clear" w:color="ffffff" w:themeColor="accent1" w:fill="5b9bd5" w:themeFill="accent1"/>
-        <w:tcBorders/>
       </w:tcPr>
     </w:tblStylePr>
     <w:tblStylePr w:type="lastCol">
@@ -20538,8 +20431,8 @@
         <w:tblBorders/>
       </w:tblPr>
       <w:tcPr>
+        <w:tcBorders/>
         <w:shd w:val="clear" w:color="ffffff" w:themeColor="accent2" w:themeTint="40" w:fill="fadecb" w:themeFill="accent2" w:themeFillTint="40"/>
-        <w:tcBorders/>
       </w:tcPr>
     </w:tblStylePr>
     <w:tblStylePr w:type="band1Vert">
@@ -20557,8 +20450,8 @@
         <w:tblBorders/>
       </w:tblPr>
       <w:tcPr>
+        <w:tcBorders/>
         <w:shd w:val="clear" w:color="ffffff" w:themeColor="accent2" w:themeTint="40" w:fill="fadecb" w:themeFill="accent2" w:themeFillTint="40"/>
-        <w:tcBorders/>
       </w:tcPr>
     </w:tblStylePr>
     <w:tblStylePr w:type="band2Horz">
@@ -20620,8 +20513,8 @@
         <w:tblBorders/>
       </w:tblPr>
       <w:tcPr>
+        <w:tcBorders/>
         <w:shd w:val="clear" w:color="ffffff" w:themeColor="accent2" w:fill="ed7d31" w:themeFill="accent2"/>
-        <w:tcBorders/>
       </w:tcPr>
     </w:tblStylePr>
     <w:tblStylePr w:type="lastCol">
@@ -20763,8 +20656,8 @@
         <w:tblBorders/>
       </w:tblPr>
       <w:tcPr>
+        <w:tcBorders/>
         <w:shd w:val="clear" w:color="ffffff" w:themeColor="accent3" w:themeTint="40" w:fill="e8e8e8" w:themeFill="accent3" w:themeFillTint="40"/>
-        <w:tcBorders/>
       </w:tcPr>
     </w:tblStylePr>
     <w:tblStylePr w:type="band1Vert">
@@ -20782,8 +20675,8 @@
         <w:tblBorders/>
       </w:tblPr>
       <w:tcPr>
+        <w:tcBorders/>
         <w:shd w:val="clear" w:color="ffffff" w:themeColor="accent3" w:themeTint="40" w:fill="e8e8e8" w:themeFill="accent3" w:themeFillTint="40"/>
-        <w:tcBorders/>
       </w:tcPr>
     </w:tblStylePr>
     <w:tblStylePr w:type="band2Horz">
@@ -20845,8 +20738,8 @@
         <w:tblBorders/>
       </w:tblPr>
       <w:tcPr>
+        <w:tcBorders/>
         <w:shd w:val="clear" w:color="ffffff" w:themeColor="accent3" w:fill="a5a5a5" w:themeFill="accent3"/>
-        <w:tcBorders/>
       </w:tcPr>
     </w:tblStylePr>
     <w:tblStylePr w:type="lastCol">
@@ -20988,8 +20881,8 @@
         <w:tblBorders/>
       </w:tblPr>
       <w:tcPr>
+        <w:tcBorders/>
         <w:shd w:val="clear" w:color="ffffff" w:themeColor="accent4" w:themeTint="40" w:fill="ffefbf" w:themeFill="accent4" w:themeFillTint="40"/>
-        <w:tcBorders/>
       </w:tcPr>
     </w:tblStylePr>
     <w:tblStylePr w:type="band1Vert">
@@ -21007,8 +20900,8 @@
         <w:tblBorders/>
       </w:tblPr>
       <w:tcPr>
+        <w:tcBorders/>
         <w:shd w:val="clear" w:color="ffffff" w:themeColor="accent4" w:themeTint="40" w:fill="ffefbf" w:themeFill="accent4" w:themeFillTint="40"/>
-        <w:tcBorders/>
       </w:tcPr>
     </w:tblStylePr>
     <w:tblStylePr w:type="band2Horz">
@@ -21070,8 +20963,8 @@
         <w:tblBorders/>
       </w:tblPr>
       <w:tcPr>
+        <w:tcBorders/>
         <w:shd w:val="clear" w:color="ffffff" w:themeColor="accent4" w:fill="ffc000" w:themeFill="accent4"/>
-        <w:tcBorders/>
       </w:tcPr>
     </w:tblStylePr>
     <w:tblStylePr w:type="lastCol">
@@ -21213,8 +21106,8 @@
         <w:tblBorders/>
       </w:tblPr>
       <w:tcPr>
+        <w:tcBorders/>
         <w:shd w:val="clear" w:color="ffffff" w:themeColor="accent5" w:themeTint="40" w:fill="d0dcf0" w:themeFill="accent5" w:themeFillTint="40"/>
-        <w:tcBorders/>
       </w:tcPr>
     </w:tblStylePr>
     <w:tblStylePr w:type="band1Vert">
@@ -21232,8 +21125,8 @@
         <w:tblBorders/>
       </w:tblPr>
       <w:tcPr>
+        <w:tcBorders/>
         <w:shd w:val="clear" w:color="ffffff" w:themeColor="accent5" w:themeTint="40" w:fill="d0dcf0" w:themeFill="accent5" w:themeFillTint="40"/>
-        <w:tcBorders/>
       </w:tcPr>
     </w:tblStylePr>
     <w:tblStylePr w:type="band2Horz">
@@ -21295,8 +21188,8 @@
         <w:tblBorders/>
       </w:tblPr>
       <w:tcPr>
+        <w:tcBorders/>
         <w:shd w:val="clear" w:color="ffffff" w:themeColor="accent5" w:fill="4472c4" w:themeFill="accent5"/>
-        <w:tcBorders/>
       </w:tcPr>
     </w:tblStylePr>
     <w:tblStylePr w:type="lastCol">
@@ -21438,8 +21331,8 @@
         <w:tblBorders/>
       </w:tblPr>
       <w:tcPr>
+        <w:tcBorders/>
         <w:shd w:val="clear" w:color="ffffff" w:themeColor="accent6" w:themeTint="40" w:fill="dbecd0" w:themeFill="accent6" w:themeFillTint="40"/>
-        <w:tcBorders/>
       </w:tcPr>
     </w:tblStylePr>
     <w:tblStylePr w:type="band1Vert">
@@ -21457,8 +21350,8 @@
         <w:tblBorders/>
       </w:tblPr>
       <w:tcPr>
+        <w:tcBorders/>
         <w:shd w:val="clear" w:color="ffffff" w:themeColor="accent6" w:themeTint="40" w:fill="dbecd0" w:themeFill="accent6" w:themeFillTint="40"/>
-        <w:tcBorders/>
       </w:tcPr>
     </w:tblStylePr>
     <w:tblStylePr w:type="band2Horz">
@@ -21520,8 +21413,8 @@
         <w:tblBorders/>
       </w:tblPr>
       <w:tcPr>
+        <w:tcBorders/>
         <w:shd w:val="clear" w:color="ffffff" w:themeColor="accent6" w:fill="70ad47" w:themeFill="accent6"/>
-        <w:tcBorders/>
       </w:tcPr>
     </w:tblStylePr>
     <w:tblStylePr w:type="lastCol">
@@ -21658,11 +21551,11 @@
         <w:tblBorders/>
       </w:tblPr>
       <w:tcPr>
-        <w:shd w:val="clear" w:color="ffffff" w:themeColor="text1" w:themeTint="80" w:fill="7f7f7f" w:themeFill="text1" w:themeFillTint="80"/>
         <w:tcBorders>
           <w:top w:val="single" w:color="000000" w:themeColor="light1" w:sz="4" w:space="0"/>
           <w:bottom w:val="single" w:color="000000" w:themeColor="light1" w:sz="4" w:space="0"/>
         </w:tcBorders>
+        <w:shd w:val="clear" w:color="ffffff" w:themeColor="text1" w:themeTint="80" w:fill="7f7f7f" w:themeFill="text1" w:themeFillTint="80"/>
       </w:tcPr>
     </w:tblStylePr>
     <w:tblStylePr w:type="band1Vert">
@@ -21675,11 +21568,11 @@
         <w:tblBorders/>
       </w:tblPr>
       <w:tcPr>
-        <w:shd w:val="clear" w:color="ffffff" w:themeColor="text1" w:themeTint="80" w:fill="7f7f7f" w:themeFill="text1" w:themeFillTint="80"/>
         <w:tcBorders>
           <w:left w:val="single" w:color="000000" w:themeColor="light1" w:sz="4" w:space="0"/>
           <w:right w:val="single" w:color="000000" w:themeColor="light1" w:sz="4" w:space="0"/>
         </w:tcBorders>
+        <w:shd w:val="clear" w:color="ffffff" w:themeColor="text1" w:themeTint="80" w:fill="7f7f7f" w:themeFill="text1" w:themeFillTint="80"/>
       </w:tcPr>
     </w:tblStylePr>
     <w:tblStylePr w:type="band2Horz">
@@ -21692,11 +21585,11 @@
         <w:tblBorders/>
       </w:tblPr>
       <w:tcPr>
-        <w:shd w:val="clear" w:color="ffffff" w:themeColor="text1" w:themeTint="80" w:fill="7f7f7f" w:themeFill="text1" w:themeFillTint="80"/>
         <w:tcBorders>
           <w:top w:val="single" w:color="000000" w:themeColor="light1" w:sz="4" w:space="0"/>
           <w:bottom w:val="single" w:color="000000" w:themeColor="light1" w:sz="4" w:space="0"/>
         </w:tcBorders>
+        <w:shd w:val="clear" w:color="ffffff" w:themeColor="text1" w:themeTint="80" w:fill="7f7f7f" w:themeFill="text1" w:themeFillTint="80"/>
       </w:tcPr>
     </w:tblStylePr>
     <w:tblStylePr w:type="band2Vert">
@@ -21753,11 +21646,11 @@
         <w:tblBorders/>
       </w:tblPr>
       <w:tcPr>
-        <w:shd w:val="clear" w:color="ffffff" w:themeColor="text1" w:themeTint="80" w:fill="7f7f7f" w:themeFill="text1" w:themeFillTint="80"/>
         <w:tcBorders>
           <w:top w:val="single" w:color="000000" w:themeColor="text1" w:themeTint="80" w:sz="32" w:space="0"/>
           <w:bottom w:val="single" w:color="000000" w:themeColor="light1" w:sz="12" w:space="0"/>
         </w:tcBorders>
+        <w:shd w:val="clear" w:color="ffffff" w:themeColor="text1" w:themeTint="80" w:fill="7f7f7f" w:themeFill="text1" w:themeFillTint="80"/>
       </w:tcPr>
     </w:tblStylePr>
     <w:tblStylePr w:type="lastCol">
@@ -21900,11 +21793,11 @@
         <w:tblBorders/>
       </w:tblPr>
       <w:tcPr>
-        <w:shd w:val="clear" w:color="ffffff" w:themeColor="accent1" w:fill="5b9bd5" w:themeFill="accent1"/>
         <w:tcBorders>
           <w:top w:val="single" w:color="000000" w:themeColor="light1" w:sz="4" w:space="0"/>
           <w:bottom w:val="single" w:color="000000" w:themeColor="light1" w:sz="4" w:space="0"/>
         </w:tcBorders>
+        <w:shd w:val="clear" w:color="ffffff" w:themeColor="accent1" w:fill="5b9bd5" w:themeFill="accent1"/>
       </w:tcPr>
     </w:tblStylePr>
     <w:tblStylePr w:type="band1Vert">
@@ -21917,11 +21810,11 @@
         <w:tblBorders/>
       </w:tblPr>
       <w:tcPr>
-        <w:shd w:val="clear" w:color="ffffff" w:themeColor="accent1" w:fill="5b9bd5" w:themeFill="accent1"/>
         <w:tcBorders>
           <w:left w:val="single" w:color="000000" w:themeColor="light1" w:sz="4" w:space="0"/>
           <w:right w:val="single" w:color="000000" w:themeColor="light1" w:sz="4" w:space="0"/>
         </w:tcBorders>
+        <w:shd w:val="clear" w:color="ffffff" w:themeColor="accent1" w:fill="5b9bd5" w:themeFill="accent1"/>
       </w:tcPr>
     </w:tblStylePr>
     <w:tblStylePr w:type="band2Horz">
@@ -21934,11 +21827,11 @@
         <w:tblBorders/>
       </w:tblPr>
       <w:tcPr>
-        <w:shd w:val="clear" w:color="ffffff" w:themeColor="accent1" w:fill="5b9bd5" w:themeFill="accent1"/>
         <w:tcBorders>
           <w:top w:val="single" w:color="000000" w:themeColor="light1" w:sz="4" w:space="0"/>
           <w:bottom w:val="single" w:color="000000" w:themeColor="light1" w:sz="4" w:space="0"/>
         </w:tcBorders>
+        <w:shd w:val="clear" w:color="ffffff" w:themeColor="accent1" w:fill="5b9bd5" w:themeFill="accent1"/>
       </w:tcPr>
     </w:tblStylePr>
     <w:tblStylePr w:type="band2Vert">
@@ -21995,11 +21888,11 @@
         <w:tblBorders/>
       </w:tblPr>
       <w:tcPr>
-        <w:shd w:val="clear" w:color="ffffff" w:themeColor="accent1" w:fill="5b9bd5" w:themeFill="accent1"/>
         <w:tcBorders>
           <w:top w:val="single" w:color="000000" w:themeColor="accent1" w:sz="32" w:space="0"/>
           <w:bottom w:val="single" w:color="000000" w:themeColor="light1" w:sz="12" w:space="0"/>
         </w:tcBorders>
+        <w:shd w:val="clear" w:color="ffffff" w:themeColor="accent1" w:fill="5b9bd5" w:themeFill="accent1"/>
       </w:tcPr>
     </w:tblStylePr>
     <w:tblStylePr w:type="lastCol">
@@ -22142,11 +22035,11 @@
         <w:tblBorders/>
       </w:tblPr>
       <w:tcPr>
-        <w:shd w:val="clear" w:color="ffffff" w:themeColor="accent2" w:themeTint="97" w:fill="f4b285" w:themeFill="accent2" w:themeFillTint="97"/>
         <w:tcBorders>
           <w:top w:val="single" w:color="000000" w:themeColor="light1" w:sz="4" w:space="0"/>
           <w:bottom w:val="single" w:color="000000" w:themeColor="light1" w:sz="4" w:space="0"/>
         </w:tcBorders>
+        <w:shd w:val="clear" w:color="ffffff" w:themeColor="accent2" w:themeTint="97" w:fill="f4b285" w:themeFill="accent2" w:themeFillTint="97"/>
       </w:tcPr>
     </w:tblStylePr>
     <w:tblStylePr w:type="band1Vert">
@@ -22159,11 +22052,11 @@
         <w:tblBorders/>
       </w:tblPr>
       <w:tcPr>
-        <w:shd w:val="clear" w:color="ffffff" w:themeColor="accent2" w:themeTint="97" w:fill="f4b285" w:themeFill="accent2" w:themeFillTint="97"/>
         <w:tcBorders>
           <w:left w:val="single" w:color="000000" w:themeColor="light1" w:sz="4" w:space="0"/>
           <w:right w:val="single" w:color="000000" w:themeColor="light1" w:sz="4" w:space="0"/>
         </w:tcBorders>
+        <w:shd w:val="clear" w:color="ffffff" w:themeColor="accent2" w:themeTint="97" w:fill="f4b285" w:themeFill="accent2" w:themeFillTint="97"/>
       </w:tcPr>
     </w:tblStylePr>
     <w:tblStylePr w:type="band2Horz">
@@ -22176,11 +22069,11 @@
         <w:tblBorders/>
       </w:tblPr>
       <w:tcPr>
-        <w:shd w:val="clear" w:color="ffffff" w:themeColor="accent2" w:themeTint="97" w:fill="f4b285" w:themeFill="accent2" w:themeFillTint="97"/>
         <w:tcBorders>
           <w:top w:val="single" w:color="000000" w:themeColor="light1" w:sz="4" w:space="0"/>
           <w:bottom w:val="single" w:color="000000" w:themeColor="light1" w:sz="4" w:space="0"/>
         </w:tcBorders>
+        <w:shd w:val="clear" w:color="ffffff" w:themeColor="accent2" w:themeTint="97" w:fill="f4b285" w:themeFill="accent2" w:themeFillTint="97"/>
       </w:tcPr>
     </w:tblStylePr>
     <w:tblStylePr w:type="band2Vert">
@@ -22237,11 +22130,11 @@
         <w:tblBorders/>
       </w:tblPr>
       <w:tcPr>
-        <w:shd w:val="clear" w:color="ffffff" w:themeColor="accent2" w:themeTint="97" w:fill="f4b285" w:themeFill="accent2" w:themeFillTint="97"/>
         <w:tcBorders>
           <w:top w:val="single" w:color="000000" w:themeColor="accent2" w:themeTint="97" w:sz="32" w:space="0"/>
           <w:bottom w:val="single" w:color="000000" w:themeColor="light1" w:sz="12" w:space="0"/>
         </w:tcBorders>
+        <w:shd w:val="clear" w:color="ffffff" w:themeColor="accent2" w:themeTint="97" w:fill="f4b285" w:themeFill="accent2" w:themeFillTint="97"/>
       </w:tcPr>
     </w:tblStylePr>
     <w:tblStylePr w:type="lastCol">
@@ -22384,11 +22277,11 @@
         <w:tblBorders/>
       </w:tblPr>
       <w:tcPr>
-        <w:shd w:val="clear" w:color="ffffff" w:themeColor="accent3" w:themeTint="98" w:fill="c9c9c9" w:themeFill="accent3" w:themeFillTint="98"/>
         <w:tcBorders>
           <w:top w:val="single" w:color="000000" w:themeColor="light1" w:sz="4" w:space="0"/>
           <w:bottom w:val="single" w:color="000000" w:themeColor="light1" w:sz="4" w:space="0"/>
         </w:tcBorders>
+        <w:shd w:val="clear" w:color="ffffff" w:themeColor="accent3" w:themeTint="98" w:fill="c9c9c9" w:themeFill="accent3" w:themeFillTint="98"/>
       </w:tcPr>
     </w:tblStylePr>
     <w:tblStylePr w:type="band1Vert">
@@ -22401,11 +22294,11 @@
         <w:tblBorders/>
       </w:tblPr>
       <w:tcPr>
-        <w:shd w:val="clear" w:color="ffffff" w:themeColor="accent3" w:themeTint="98" w:fill="c9c9c9" w:themeFill="accent3" w:themeFillTint="98"/>
         <w:tcBorders>
           <w:left w:val="single" w:color="000000" w:themeColor="light1" w:sz="4" w:space="0"/>
           <w:right w:val="single" w:color="000000" w:themeColor="light1" w:sz="4" w:space="0"/>
         </w:tcBorders>
+        <w:shd w:val="clear" w:color="ffffff" w:themeColor="accent3" w:themeTint="98" w:fill="c9c9c9" w:themeFill="accent3" w:themeFillTint="98"/>
       </w:tcPr>
     </w:tblStylePr>
     <w:tblStylePr w:type="band2Horz">
@@ -22418,11 +22311,11 @@
         <w:tblBorders/>
       </w:tblPr>
       <w:tcPr>
-        <w:shd w:val="clear" w:color="ffffff" w:themeColor="accent3" w:themeTint="98" w:fill="c9c9c9" w:themeFill="accent3" w:themeFillTint="98"/>
         <w:tcBorders>
           <w:top w:val="single" w:color="000000" w:themeColor="light1" w:sz="4" w:space="0"/>
           <w:bottom w:val="single" w:color="000000" w:themeColor="light1" w:sz="4" w:space="0"/>
         </w:tcBorders>
+        <w:shd w:val="clear" w:color="ffffff" w:themeColor="accent3" w:themeTint="98" w:fill="c9c9c9" w:themeFill="accent3" w:themeFillTint="98"/>
       </w:tcPr>
     </w:tblStylePr>
     <w:tblStylePr w:type="band2Vert">
@@ -22479,11 +22372,11 @@
         <w:tblBorders/>
       </w:tblPr>
       <w:tcPr>
-        <w:shd w:val="clear" w:color="ffffff" w:themeColor="accent3" w:themeTint="98" w:fill="c9c9c9" w:themeFill="accent3" w:themeFillTint="98"/>
         <w:tcBorders>
           <w:top w:val="single" w:color="000000" w:themeColor="accent3" w:themeTint="98" w:sz="32" w:space="0"/>
           <w:bottom w:val="single" w:color="000000" w:themeColor="light1" w:sz="12" w:space="0"/>
         </w:tcBorders>
+        <w:shd w:val="clear" w:color="ffffff" w:themeColor="accent3" w:themeTint="98" w:fill="c9c9c9" w:themeFill="accent3" w:themeFillTint="98"/>
       </w:tcPr>
     </w:tblStylePr>
     <w:tblStylePr w:type="lastCol">
@@ -22626,11 +22519,11 @@
         <w:tblBorders/>
       </w:tblPr>
       <w:tcPr>
-        <w:shd w:val="clear" w:color="ffffff" w:themeColor="accent4" w:themeTint="9A" w:fill="ffd965" w:themeFill="accent4" w:themeFillTint="9A"/>
         <w:tcBorders>
           <w:top w:val="single" w:color="000000" w:themeColor="light1" w:sz="4" w:space="0"/>
           <w:bottom w:val="single" w:color="000000" w:themeColor="light1" w:sz="4" w:space="0"/>
         </w:tcBorders>
+        <w:shd w:val="clear" w:color="ffffff" w:themeColor="accent4" w:themeTint="9A" w:fill="ffd965" w:themeFill="accent4" w:themeFillTint="9A"/>
       </w:tcPr>
     </w:tblStylePr>
     <w:tblStylePr w:type="band1Vert">
@@ -22643,11 +22536,11 @@
         <w:tblBorders/>
       </w:tblPr>
       <w:tcPr>
-        <w:shd w:val="clear" w:color="ffffff" w:themeColor="accent4" w:themeTint="9A" w:fill="ffd965" w:themeFill="accent4" w:themeFillTint="9A"/>
         <w:tcBorders>
           <w:left w:val="single" w:color="000000" w:themeColor="light1" w:sz="4" w:space="0"/>
           <w:right w:val="single" w:color="000000" w:themeColor="light1" w:sz="4" w:space="0"/>
         </w:tcBorders>
+        <w:shd w:val="clear" w:color="ffffff" w:themeColor="accent4" w:themeTint="9A" w:fill="ffd965" w:themeFill="accent4" w:themeFillTint="9A"/>
       </w:tcPr>
     </w:tblStylePr>
     <w:tblStylePr w:type="band2Horz">
@@ -22660,11 +22553,11 @@
         <w:tblBorders/>
       </w:tblPr>
       <w:tcPr>
-        <w:shd w:val="clear" w:color="ffffff" w:themeColor="accent4" w:themeTint="9A" w:fill="ffd965" w:themeFill="accent4" w:themeFillTint="9A"/>
         <w:tcBorders>
           <w:top w:val="single" w:color="000000" w:themeColor="light1" w:sz="4" w:space="0"/>
           <w:bottom w:val="single" w:color="000000" w:themeColor="light1" w:sz="4" w:space="0"/>
         </w:tcBorders>
+        <w:shd w:val="clear" w:color="ffffff" w:themeColor="accent4" w:themeTint="9A" w:fill="ffd965" w:themeFill="accent4" w:themeFillTint="9A"/>
       </w:tcPr>
     </w:tblStylePr>
     <w:tblStylePr w:type="band2Vert">
@@ -22721,11 +22614,11 @@
         <w:tblBorders/>
       </w:tblPr>
       <w:tcPr>
-        <w:shd w:val="clear" w:color="ffffff" w:themeColor="accent4" w:themeTint="9A" w:fill="ffd965" w:themeFill="accent4" w:themeFillTint="9A"/>
         <w:tcBorders>
           <w:top w:val="single" w:color="000000" w:themeColor="accent4" w:themeTint="9A" w:sz="32" w:space="0"/>
           <w:bottom w:val="single" w:color="000000" w:themeColor="light1" w:sz="12" w:space="0"/>
         </w:tcBorders>
+        <w:shd w:val="clear" w:color="ffffff" w:themeColor="accent4" w:themeTint="9A" w:fill="ffd965" w:themeFill="accent4" w:themeFillTint="9A"/>
       </w:tcPr>
     </w:tblStylePr>
     <w:tblStylePr w:type="lastCol">
@@ -22868,11 +22761,11 @@
         <w:tblBorders/>
       </w:tblPr>
       <w:tcPr>
-        <w:shd w:val="clear" w:color="ffffff" w:themeColor="accent5" w:themeTint="9A" w:fill="8eaadb" w:themeFill="accent5" w:themeFillTint="9A"/>
         <w:tcBorders>
           <w:top w:val="single" w:color="000000" w:themeColor="light1" w:sz="4" w:space="0"/>
           <w:bottom w:val="single" w:color="000000" w:themeColor="light1" w:sz="4" w:space="0"/>
         </w:tcBorders>
+        <w:shd w:val="clear" w:color="ffffff" w:themeColor="accent5" w:themeTint="9A" w:fill="8eaadb" w:themeFill="accent5" w:themeFillTint="9A"/>
       </w:tcPr>
     </w:tblStylePr>
     <w:tblStylePr w:type="band1Vert">
@@ -22885,11 +22778,11 @@
         <w:tblBorders/>
       </w:tblPr>
       <w:tcPr>
-        <w:shd w:val="clear" w:color="ffffff" w:themeColor="accent5" w:themeTint="9A" w:fill="8eaadb" w:themeFill="accent5" w:themeFillTint="9A"/>
         <w:tcBorders>
           <w:left w:val="single" w:color="000000" w:themeColor="light1" w:sz="4" w:space="0"/>
           <w:right w:val="single" w:color="000000" w:themeColor="light1" w:sz="4" w:space="0"/>
         </w:tcBorders>
+        <w:shd w:val="clear" w:color="ffffff" w:themeColor="accent5" w:themeTint="9A" w:fill="8eaadb" w:themeFill="accent5" w:themeFillTint="9A"/>
       </w:tcPr>
     </w:tblStylePr>
     <w:tblStylePr w:type="band2Horz">
@@ -22902,11 +22795,11 @@
         <w:tblBorders/>
       </w:tblPr>
       <w:tcPr>
-        <w:shd w:val="clear" w:color="ffffff" w:themeColor="accent5" w:themeTint="9A" w:fill="8eaadb" w:themeFill="accent5" w:themeFillTint="9A"/>
         <w:tcBorders>
           <w:top w:val="single" w:color="000000" w:themeColor="light1" w:sz="4" w:space="0"/>
           <w:bottom w:val="single" w:color="000000" w:themeColor="light1" w:sz="4" w:space="0"/>
         </w:tcBorders>
+        <w:shd w:val="clear" w:color="ffffff" w:themeColor="accent5" w:themeTint="9A" w:fill="8eaadb" w:themeFill="accent5" w:themeFillTint="9A"/>
       </w:tcPr>
     </w:tblStylePr>
     <w:tblStylePr w:type="band2Vert">
@@ -22963,11 +22856,11 @@
         <w:tblBorders/>
       </w:tblPr>
       <w:tcPr>
-        <w:shd w:val="clear" w:color="ffffff" w:themeColor="accent5" w:themeTint="9A" w:fill="8eaadb" w:themeFill="accent5" w:themeFillTint="9A"/>
         <w:tcBorders>
           <w:top w:val="single" w:color="000000" w:themeColor="accent5" w:themeTint="9A" w:sz="32" w:space="0"/>
           <w:bottom w:val="single" w:color="000000" w:themeColor="light1" w:sz="12" w:space="0"/>
         </w:tcBorders>
+        <w:shd w:val="clear" w:color="ffffff" w:themeColor="accent5" w:themeTint="9A" w:fill="8eaadb" w:themeFill="accent5" w:themeFillTint="9A"/>
       </w:tcPr>
     </w:tblStylePr>
     <w:tblStylePr w:type="lastCol">
@@ -23110,11 +23003,11 @@
         <w:tblBorders/>
       </w:tblPr>
       <w:tcPr>
-        <w:shd w:val="clear" w:color="ffffff" w:themeColor="accent6" w:themeTint="98" w:fill="a9d18f" w:themeFill="accent6" w:themeFillTint="98"/>
         <w:tcBorders>
           <w:top w:val="single" w:color="000000" w:themeColor="light1" w:sz="4" w:space="0"/>
           <w:bottom w:val="single" w:color="000000" w:themeColor="light1" w:sz="4" w:space="0"/>
         </w:tcBorders>
+        <w:shd w:val="clear" w:color="ffffff" w:themeColor="accent6" w:themeTint="98" w:fill="a9d18f" w:themeFill="accent6" w:themeFillTint="98"/>
       </w:tcPr>
     </w:tblStylePr>
     <w:tblStylePr w:type="band1Vert">
@@ -23127,11 +23020,11 @@
         <w:tblBorders/>
       </w:tblPr>
       <w:tcPr>
-        <w:shd w:val="clear" w:color="ffffff" w:themeColor="accent6" w:themeTint="98" w:fill="a9d18f" w:themeFill="accent6" w:themeFillTint="98"/>
         <w:tcBorders>
           <w:left w:val="single" w:color="000000" w:themeColor="light1" w:sz="4" w:space="0"/>
           <w:right w:val="single" w:color="000000" w:themeColor="light1" w:sz="4" w:space="0"/>
         </w:tcBorders>
+        <w:shd w:val="clear" w:color="ffffff" w:themeColor="accent6" w:themeTint="98" w:fill="a9d18f" w:themeFill="accent6" w:themeFillTint="98"/>
       </w:tcPr>
     </w:tblStylePr>
     <w:tblStylePr w:type="band2Horz">
@@ -23144,11 +23037,11 @@
         <w:tblBorders/>
       </w:tblPr>
       <w:tcPr>
-        <w:shd w:val="clear" w:color="ffffff" w:themeColor="accent6" w:themeTint="98" w:fill="a9d18f" w:themeFill="accent6" w:themeFillTint="98"/>
         <w:tcBorders>
           <w:top w:val="single" w:color="000000" w:themeColor="light1" w:sz="4" w:space="0"/>
           <w:bottom w:val="single" w:color="000000" w:themeColor="light1" w:sz="4" w:space="0"/>
         </w:tcBorders>
+        <w:shd w:val="clear" w:color="ffffff" w:themeColor="accent6" w:themeTint="98" w:fill="a9d18f" w:themeFill="accent6" w:themeFillTint="98"/>
       </w:tcPr>
     </w:tblStylePr>
     <w:tblStylePr w:type="band2Vert">
@@ -23205,11 +23098,11 @@
         <w:tblBorders/>
       </w:tblPr>
       <w:tcPr>
-        <w:shd w:val="clear" w:color="ffffff" w:themeColor="accent6" w:themeTint="98" w:fill="a9d18f" w:themeFill="accent6" w:themeFillTint="98"/>
         <w:tcBorders>
           <w:top w:val="single" w:color="000000" w:themeColor="accent6" w:themeTint="98" w:sz="32" w:space="0"/>
           <w:bottom w:val="single" w:color="000000" w:themeColor="light1" w:sz="12" w:space="0"/>
         </w:tcBorders>
+        <w:shd w:val="clear" w:color="ffffff" w:themeColor="accent6" w:themeTint="98" w:fill="a9d18f" w:themeFill="accent6" w:themeFillTint="98"/>
       </w:tcPr>
     </w:tblStylePr>
     <w:tblStylePr w:type="lastCol">
@@ -23354,8 +23247,8 @@
         <w:tblBorders/>
       </w:tblPr>
       <w:tcPr>
+        <w:tcBorders/>
         <w:shd w:val="clear" w:color="ffffff" w:themeColor="text1" w:themeTint="40" w:fill="bfbfbf" w:themeFill="text1" w:themeFillTint="40"/>
-        <w:tcBorders/>
       </w:tcPr>
     </w:tblStylePr>
     <w:tblStylePr w:type="band1Vert">
@@ -23368,8 +23261,8 @@
         <w:tblBorders/>
       </w:tblPr>
       <w:tcPr>
+        <w:tcBorders/>
         <w:shd w:val="clear" w:color="ffffff" w:themeColor="text1" w:themeTint="40" w:fill="bfbfbf" w:themeFill="text1" w:themeFillTint="40"/>
-        <w:tcBorders/>
       </w:tcPr>
     </w:tblStylePr>
     <w:tblStylePr w:type="band2Horz">
@@ -23577,8 +23470,8 @@
         <w:tblBorders/>
       </w:tblPr>
       <w:tcPr>
+        <w:tcBorders/>
         <w:shd w:val="clear" w:color="ffffff" w:themeColor="accent1" w:themeTint="40" w:fill="d6e6f4" w:themeFill="accent1" w:themeFillTint="40"/>
-        <w:tcBorders/>
       </w:tcPr>
     </w:tblStylePr>
     <w:tblStylePr w:type="band1Vert">
@@ -23591,8 +23484,8 @@
         <w:tblBorders/>
       </w:tblPr>
       <w:tcPr>
+        <w:tcBorders/>
         <w:shd w:val="clear" w:color="ffffff" w:themeColor="accent1" w:themeTint="40" w:fill="d6e6f4" w:themeFill="accent1" w:themeFillTint="40"/>
-        <w:tcBorders/>
       </w:tcPr>
     </w:tblStylePr>
     <w:tblStylePr w:type="band2Horz">
@@ -23800,8 +23693,8 @@
         <w:tblBorders/>
       </w:tblPr>
       <w:tcPr>
+        <w:tcBorders/>
         <w:shd w:val="clear" w:color="ffffff" w:themeColor="accent2" w:themeTint="40" w:fill="fadecb" w:themeFill="accent2" w:themeFillTint="40"/>
-        <w:tcBorders/>
       </w:tcPr>
     </w:tblStylePr>
     <w:tblStylePr w:type="band1Vert">
@@ -23814,8 +23707,8 @@
         <w:tblBorders/>
       </w:tblPr>
       <w:tcPr>
+        <w:tcBorders/>
         <w:shd w:val="clear" w:color="ffffff" w:themeColor="accent2" w:themeTint="40" w:fill="fadecb" w:themeFill="accent2" w:themeFillTint="40"/>
-        <w:tcBorders/>
       </w:tcPr>
     </w:tblStylePr>
     <w:tblStylePr w:type="band2Horz">
@@ -24023,8 +23916,8 @@
         <w:tblBorders/>
       </w:tblPr>
       <w:tcPr>
+        <w:tcBorders/>
         <w:shd w:val="clear" w:color="ffffff" w:themeColor="accent3" w:themeTint="40" w:fill="e8e8e8" w:themeFill="accent3" w:themeFillTint="40"/>
-        <w:tcBorders/>
       </w:tcPr>
     </w:tblStylePr>
     <w:tblStylePr w:type="band1Vert">
@@ -24037,8 +23930,8 @@
         <w:tblBorders/>
       </w:tblPr>
       <w:tcPr>
+        <w:tcBorders/>
         <w:shd w:val="clear" w:color="ffffff" w:themeColor="accent3" w:themeTint="40" w:fill="e8e8e8" w:themeFill="accent3" w:themeFillTint="40"/>
-        <w:tcBorders/>
       </w:tcPr>
     </w:tblStylePr>
     <w:tblStylePr w:type="band2Horz">
@@ -24246,8 +24139,8 @@
         <w:tblBorders/>
       </w:tblPr>
       <w:tcPr>
+        <w:tcBorders/>
         <w:shd w:val="clear" w:color="ffffff" w:themeColor="accent4" w:themeTint="40" w:fill="ffefbf" w:themeFill="accent4" w:themeFillTint="40"/>
-        <w:tcBorders/>
       </w:tcPr>
     </w:tblStylePr>
     <w:tblStylePr w:type="band1Vert">
@@ -24260,8 +24153,8 @@
         <w:tblBorders/>
       </w:tblPr>
       <w:tcPr>
+        <w:tcBorders/>
         <w:shd w:val="clear" w:color="ffffff" w:themeColor="accent4" w:themeTint="40" w:fill="ffefbf" w:themeFill="accent4" w:themeFillTint="40"/>
-        <w:tcBorders/>
       </w:tcPr>
     </w:tblStylePr>
     <w:tblStylePr w:type="band2Horz">
@@ -24469,8 +24362,8 @@
         <w:tblBorders/>
       </w:tblPr>
       <w:tcPr>
+        <w:tcBorders/>
         <w:shd w:val="clear" w:color="ffffff" w:themeColor="accent5" w:themeTint="40" w:fill="d0dcf0" w:themeFill="accent5" w:themeFillTint="40"/>
-        <w:tcBorders/>
       </w:tcPr>
     </w:tblStylePr>
     <w:tblStylePr w:type="band1Vert">
@@ -24483,8 +24376,8 @@
         <w:tblBorders/>
       </w:tblPr>
       <w:tcPr>
+        <w:tcBorders/>
         <w:shd w:val="clear" w:color="ffffff" w:themeColor="accent5" w:themeTint="40" w:fill="d0dcf0" w:themeFill="accent5" w:themeFillTint="40"/>
-        <w:tcBorders/>
       </w:tcPr>
     </w:tblStylePr>
     <w:tblStylePr w:type="band2Horz">
@@ -24692,8 +24585,8 @@
         <w:tblBorders/>
       </w:tblPr>
       <w:tcPr>
+        <w:tcBorders/>
         <w:shd w:val="clear" w:color="ffffff" w:themeColor="accent6" w:themeTint="40" w:fill="dbecd0" w:themeFill="accent6" w:themeFillTint="40"/>
-        <w:tcBorders/>
       </w:tcPr>
     </w:tblStylePr>
     <w:tblStylePr w:type="band1Vert">
@@ -24706,8 +24599,8 @@
         <w:tblBorders/>
       </w:tblPr>
       <w:tcPr>
+        <w:tcBorders/>
         <w:shd w:val="clear" w:color="ffffff" w:themeColor="accent6" w:themeTint="40" w:fill="dbecd0" w:themeFill="accent6" w:themeFillTint="40"/>
-        <w:tcBorders/>
       </w:tcPr>
     </w:tblStylePr>
     <w:tblStylePr w:type="band2Horz">
@@ -24914,8 +24807,8 @@
         <w:tblBorders/>
       </w:tblPr>
       <w:tcPr>
+        <w:tcBorders/>
         <w:shd w:val="clear" w:color="ffffff" w:themeColor="text1" w:themeTint="40" w:fill="bfbfbf" w:themeFill="text1" w:themeFillTint="40"/>
-        <w:tcBorders/>
       </w:tcPr>
     </w:tblStylePr>
     <w:tblStylePr w:type="band1Vert">
@@ -24928,8 +24821,8 @@
         <w:tblBorders/>
       </w:tblPr>
       <w:tcPr>
+        <w:tcBorders/>
         <w:shd w:val="clear" w:color="ffffff" w:themeColor="text1" w:themeTint="40" w:fill="bfbfbf" w:themeFill="text1" w:themeFillTint="40"/>
-        <w:tcBorders/>
       </w:tcPr>
     </w:tblStylePr>
     <w:tblStylePr w:type="band2Horz">
@@ -24980,13 +24873,13 @@
         <w:tblBorders/>
       </w:tblPr>
       <w:tcPr>
-        <w:shd w:color="ffffff"/>
         <w:tcBorders>
           <w:top w:val="none"/>
           <w:left w:val="none"/>
           <w:bottom w:val="none"/>
           <w:right w:val="single" w:color="000000" w:themeColor="text1" w:themeTint="80" w:sz="4" w:space="0"/>
         </w:tcBorders>
+        <w:shd w:color="ffffff"/>
       </w:tcPr>
     </w:tblStylePr>
     <w:tblStylePr w:type="firstRow">
@@ -25005,13 +24898,13 @@
         <w:tblBorders/>
       </w:tblPr>
       <w:tcPr>
-        <w:shd w:val="clear" w:color="ffffff" w:themeColor="light1" w:fill="ffffff" w:themeFill="light1"/>
         <w:tcBorders>
           <w:top w:val="none"/>
           <w:left w:val="none"/>
           <w:bottom w:val="single" w:color="000000" w:themeColor="text1" w:themeTint="80" w:sz="4" w:space="0"/>
           <w:right w:val="none"/>
         </w:tcBorders>
+        <w:shd w:val="clear" w:color="ffffff" w:themeColor="light1" w:fill="ffffff" w:themeFill="light1"/>
       </w:tcPr>
     </w:tblStylePr>
     <w:tblStylePr w:type="lastCol">
@@ -25030,13 +24923,13 @@
         <w:tblBorders/>
       </w:tblPr>
       <w:tcPr>
-        <w:shd w:color="ffffff"/>
         <w:tcBorders>
           <w:top w:val="none"/>
           <w:left w:val="single" w:color="000000" w:themeColor="text1" w:themeTint="80" w:sz="4" w:space="0"/>
           <w:bottom w:val="none"/>
           <w:right w:val="none"/>
         </w:tcBorders>
+        <w:shd w:color="ffffff"/>
       </w:tcPr>
     </w:tblStylePr>
     <w:tblStylePr w:type="lastRow">
@@ -25055,13 +24948,13 @@
         <w:tblBorders/>
       </w:tblPr>
       <w:tcPr>
-        <w:shd w:val="clear" w:color="ffffff" w:themeColor="light1" w:fill="ffffff" w:themeFill="light1"/>
         <w:tcBorders>
           <w:top w:val="single" w:color="000000" w:themeColor="text1" w:themeTint="80" w:sz="4" w:space="0"/>
           <w:left w:val="none"/>
           <w:bottom w:val="none"/>
           <w:right w:val="none"/>
         </w:tcBorders>
+        <w:shd w:val="clear" w:color="ffffff" w:themeColor="light1" w:fill="ffffff" w:themeFill="light1"/>
       </w:tcPr>
     </w:tblStylePr>
     <w:tblStylePr w:type="nwCell">
@@ -25170,8 +25063,8 @@
         <w:tblBorders/>
       </w:tblPr>
       <w:tcPr>
+        <w:tcBorders/>
         <w:shd w:val="clear" w:color="ffffff" w:themeColor="accent1" w:themeTint="40" w:fill="d6e6f4" w:themeFill="accent1" w:themeFillTint="40"/>
-        <w:tcBorders/>
       </w:tcPr>
     </w:tblStylePr>
     <w:tblStylePr w:type="band1Vert">
@@ -25184,8 +25077,8 @@
         <w:tblBorders/>
       </w:tblPr>
       <w:tcPr>
+        <w:tcBorders/>
         <w:shd w:val="clear" w:color="ffffff" w:themeColor="accent1" w:themeTint="40" w:fill="d6e6f4" w:themeFill="accent1" w:themeFillTint="40"/>
-        <w:tcBorders/>
       </w:tcPr>
     </w:tblStylePr>
     <w:tblStylePr w:type="band2Horz">
@@ -25236,13 +25129,13 @@
         <w:tblBorders/>
       </w:tblPr>
       <w:tcPr>
-        <w:shd w:color="ffffff"/>
         <w:tcBorders>
           <w:top w:val="none"/>
           <w:left w:val="none"/>
           <w:bottom w:val="none"/>
           <w:right w:val="single" w:color="000000" w:themeColor="accent1" w:sz="4" w:space="0"/>
         </w:tcBorders>
+        <w:shd w:color="ffffff"/>
       </w:tcPr>
     </w:tblStylePr>
     <w:tblStylePr w:type="firstRow">
@@ -25261,13 +25154,13 @@
         <w:tblBorders/>
       </w:tblPr>
       <w:tcPr>
-        <w:shd w:val="clear" w:color="ffffff" w:themeColor="light1" w:fill="ffffff" w:themeFill="light1"/>
         <w:tcBorders>
           <w:top w:val="none"/>
           <w:left w:val="none"/>
           <w:bottom w:val="single" w:color="000000" w:themeColor="accent1" w:sz="4" w:space="0"/>
           <w:right w:val="none"/>
         </w:tcBorders>
+        <w:shd w:val="clear" w:color="ffffff" w:themeColor="light1" w:fill="ffffff" w:themeFill="light1"/>
       </w:tcPr>
     </w:tblStylePr>
     <w:tblStylePr w:type="lastCol">
@@ -25286,13 +25179,13 @@
         <w:tblBorders/>
       </w:tblPr>
       <w:tcPr>
-        <w:shd w:color="ffffff"/>
         <w:tcBorders>
           <w:top w:val="none"/>
           <w:left w:val="single" w:color="000000" w:themeColor="accent1" w:sz="4" w:space="0"/>
           <w:bottom w:val="none"/>
           <w:right w:val="none"/>
         </w:tcBorders>
+        <w:shd w:color="ffffff"/>
       </w:tcPr>
     </w:tblStylePr>
     <w:tblStylePr w:type="lastRow">
@@ -25311,13 +25204,13 @@
         <w:tblBorders/>
       </w:tblPr>
       <w:tcPr>
-        <w:shd w:val="clear" w:color="ffffff" w:themeColor="light1" w:fill="ffffff" w:themeFill="light1"/>
         <w:tcBorders>
           <w:top w:val="single" w:color="000000" w:themeColor="accent1" w:sz="4" w:space="0"/>
           <w:left w:val="none"/>
           <w:bottom w:val="none"/>
           <w:right w:val="none"/>
         </w:tcBorders>
+        <w:shd w:val="clear" w:color="ffffff" w:themeColor="light1" w:fill="ffffff" w:themeFill="light1"/>
       </w:tcPr>
     </w:tblStylePr>
     <w:tblStylePr w:type="nwCell">
@@ -25426,8 +25319,8 @@
         <w:tblBorders/>
       </w:tblPr>
       <w:tcPr>
+        <w:tcBorders/>
         <w:shd w:val="clear" w:color="ffffff" w:themeColor="accent2" w:themeTint="40" w:fill="fadecb" w:themeFill="accent2" w:themeFillTint="40"/>
-        <w:tcBorders/>
       </w:tcPr>
     </w:tblStylePr>
     <w:tblStylePr w:type="band1Vert">
@@ -25440,8 +25333,8 @@
         <w:tblBorders/>
       </w:tblPr>
       <w:tcPr>
+        <w:tcBorders/>
         <w:shd w:val="clear" w:color="ffffff" w:themeColor="accent2" w:themeTint="40" w:fill="fadecb" w:themeFill="accent2" w:themeFillTint="40"/>
-        <w:tcBorders/>
       </w:tcPr>
     </w:tblStylePr>
     <w:tblStylePr w:type="band2Horz">
@@ -25492,13 +25385,13 @@
         <w:tblBorders/>
       </w:tblPr>
       <w:tcPr>
-        <w:shd w:color="ffffff"/>
         <w:tcBorders>
           <w:top w:val="none"/>
           <w:left w:val="none"/>
           <w:bottom w:val="none"/>
           <w:right w:val="single" w:color="000000" w:themeColor="accent2" w:themeTint="97" w:sz="4" w:space="0"/>
         </w:tcBorders>
+        <w:shd w:color="ffffff"/>
       </w:tcPr>
     </w:tblStylePr>
     <w:tblStylePr w:type="firstRow">
@@ -25517,13 +25410,13 @@
         <w:tblBorders/>
       </w:tblPr>
       <w:tcPr>
-        <w:shd w:val="clear" w:color="ffffff" w:themeColor="light1" w:fill="ffffff" w:themeFill="light1"/>
         <w:tcBorders>
           <w:top w:val="none"/>
           <w:left w:val="none"/>
           <w:bottom w:val="single" w:color="000000" w:themeColor="accent2" w:themeTint="97" w:sz="4" w:space="0"/>
           <w:right w:val="none"/>
         </w:tcBorders>
+        <w:shd w:val="clear" w:color="ffffff" w:themeColor="light1" w:fill="ffffff" w:themeFill="light1"/>
       </w:tcPr>
     </w:tblStylePr>
     <w:tblStylePr w:type="lastCol">
@@ -25542,13 +25435,13 @@
         <w:tblBorders/>
       </w:tblPr>
       <w:tcPr>
-        <w:shd w:color="ffffff"/>
         <w:tcBorders>
           <w:top w:val="none"/>
           <w:left w:val="single" w:color="000000" w:themeColor="accent2" w:themeTint="97" w:sz="4" w:space="0"/>
           <w:bottom w:val="none"/>
           <w:right w:val="none"/>
         </w:tcBorders>
+        <w:shd w:color="ffffff"/>
       </w:tcPr>
     </w:tblStylePr>
     <w:tblStylePr w:type="lastRow">
@@ -25567,13 +25460,13 @@
         <w:tblBorders/>
       </w:tblPr>
       <w:tcPr>
-        <w:shd w:val="clear" w:color="ffffff" w:themeColor="light1" w:fill="ffffff" w:themeFill="light1"/>
         <w:tcBorders>
           <w:top w:val="single" w:color="000000" w:themeColor="accent2" w:themeTint="97" w:sz="4" w:space="0"/>
           <w:left w:val="none"/>
           <w:bottom w:val="none"/>
           <w:right w:val="none"/>
         </w:tcBorders>
+        <w:shd w:val="clear" w:color="ffffff" w:themeColor="light1" w:fill="ffffff" w:themeFill="light1"/>
       </w:tcPr>
     </w:tblStylePr>
     <w:tblStylePr w:type="nwCell">
@@ -25682,8 +25575,8 @@
         <w:tblBorders/>
       </w:tblPr>
       <w:tcPr>
+        <w:tcBorders/>
         <w:shd w:val="clear" w:color="ffffff" w:themeColor="accent3" w:themeTint="40" w:fill="e8e8e8" w:themeFill="accent3" w:themeFillTint="40"/>
-        <w:tcBorders/>
       </w:tcPr>
     </w:tblStylePr>
     <w:tblStylePr w:type="band1Vert">
@@ -25696,8 +25589,8 @@
         <w:tblBorders/>
       </w:tblPr>
       <w:tcPr>
+        <w:tcBorders/>
         <w:shd w:val="clear" w:color="ffffff" w:themeColor="accent3" w:themeTint="40" w:fill="e8e8e8" w:themeFill="accent3" w:themeFillTint="40"/>
-        <w:tcBorders/>
       </w:tcPr>
     </w:tblStylePr>
     <w:tblStylePr w:type="band2Horz">
@@ -25748,13 +25641,13 @@
         <w:tblBorders/>
       </w:tblPr>
       <w:tcPr>
-        <w:shd w:color="ffffff"/>
         <w:tcBorders>
           <w:top w:val="none"/>
           <w:left w:val="none"/>
           <w:bottom w:val="none"/>
           <w:right w:val="single" w:color="000000" w:themeColor="accent3" w:themeTint="98" w:sz="4" w:space="0"/>
         </w:tcBorders>
+        <w:shd w:color="ffffff"/>
       </w:tcPr>
     </w:tblStylePr>
     <w:tblStylePr w:type="firstRow">
@@ -25773,13 +25666,13 @@
         <w:tblBorders/>
       </w:tblPr>
       <w:tcPr>
-        <w:shd w:val="clear" w:color="ffffff" w:themeColor="light1" w:fill="ffffff" w:themeFill="light1"/>
         <w:tcBorders>
           <w:top w:val="none"/>
           <w:left w:val="none"/>
           <w:bottom w:val="single" w:color="000000" w:themeColor="accent3" w:themeTint="98" w:sz="4" w:space="0"/>
           <w:right w:val="none"/>
         </w:tcBorders>
+        <w:shd w:val="clear" w:color="ffffff" w:themeColor="light1" w:fill="ffffff" w:themeFill="light1"/>
       </w:tcPr>
     </w:tblStylePr>
     <w:tblStylePr w:type="lastCol">
@@ -25798,13 +25691,13 @@
         <w:tblBorders/>
       </w:tblPr>
       <w:tcPr>
-        <w:shd w:color="ffffff"/>
         <w:tcBorders>
           <w:top w:val="none"/>
           <w:left w:val="single" w:color="000000" w:themeColor="accent3" w:themeTint="98" w:sz="4" w:space="0"/>
           <w:bottom w:val="none"/>
           <w:right w:val="none"/>
         </w:tcBorders>
+        <w:shd w:color="ffffff"/>
       </w:tcPr>
     </w:tblStylePr>
     <w:tblStylePr w:type="lastRow">
@@ -25823,13 +25716,13 @@
         <w:tblBorders/>
       </w:tblPr>
       <w:tcPr>
-        <w:shd w:val="clear" w:color="ffffff" w:themeColor="light1" w:fill="ffffff" w:themeFill="light1"/>
         <w:tcBorders>
           <w:top w:val="single" w:color="000000" w:themeColor="accent3" w:themeTint="98" w:sz="4" w:space="0"/>
           <w:left w:val="none"/>
           <w:bottom w:val="none"/>
           <w:right w:val="none"/>
         </w:tcBorders>
+        <w:shd w:val="clear" w:color="ffffff" w:themeColor="light1" w:fill="ffffff" w:themeFill="light1"/>
       </w:tcPr>
     </w:tblStylePr>
     <w:tblStylePr w:type="nwCell">
@@ -25938,8 +25831,8 @@
         <w:tblBorders/>
       </w:tblPr>
       <w:tcPr>
+        <w:tcBorders/>
         <w:shd w:val="clear" w:color="ffffff" w:themeColor="accent4" w:themeTint="40" w:fill="ffefbf" w:themeFill="accent4" w:themeFillTint="40"/>
-        <w:tcBorders/>
       </w:tcPr>
     </w:tblStylePr>
     <w:tblStylePr w:type="band1Vert">
@@ -25952,8 +25845,8 @@
         <w:tblBorders/>
       </w:tblPr>
       <w:tcPr>
+        <w:tcBorders/>
         <w:shd w:val="clear" w:color="ffffff" w:themeColor="accent4" w:themeTint="40" w:fill="ffefbf" w:themeFill="accent4" w:themeFillTint="40"/>
-        <w:tcBorders/>
       </w:tcPr>
     </w:tblStylePr>
     <w:tblStylePr w:type="band2Horz">
@@ -26004,13 +25897,13 @@
         <w:tblBorders/>
       </w:tblPr>
       <w:tcPr>
-        <w:shd w:color="ffffff"/>
         <w:tcBorders>
           <w:top w:val="none"/>
           <w:left w:val="none"/>
           <w:bottom w:val="none"/>
           <w:right w:val="single" w:color="000000" w:themeColor="accent4" w:themeTint="9A" w:sz="4" w:space="0"/>
         </w:tcBorders>
+        <w:shd w:color="ffffff"/>
       </w:tcPr>
     </w:tblStylePr>
     <w:tblStylePr w:type="firstRow">
@@ -26029,13 +25922,13 @@
         <w:tblBorders/>
       </w:tblPr>
       <w:tcPr>
-        <w:shd w:val="clear" w:color="ffffff" w:themeColor="light1" w:fill="ffffff" w:themeFill="light1"/>
         <w:tcBorders>
           <w:top w:val="none"/>
           <w:left w:val="none"/>
           <w:bottom w:val="single" w:color="000000" w:themeColor="accent4" w:themeTint="9A" w:sz="4" w:space="0"/>
           <w:right w:val="none"/>
         </w:tcBorders>
+        <w:shd w:val="clear" w:color="ffffff" w:themeColor="light1" w:fill="ffffff" w:themeFill="light1"/>
       </w:tcPr>
     </w:tblStylePr>
     <w:tblStylePr w:type="lastCol">
@@ -26054,13 +25947,13 @@
         <w:tblBorders/>
       </w:tblPr>
       <w:tcPr>
-        <w:shd w:color="ffffff"/>
         <w:tcBorders>
           <w:top w:val="none"/>
           <w:left w:val="single" w:color="000000" w:themeColor="accent4" w:themeTint="9A" w:sz="4" w:space="0"/>
           <w:bottom w:val="none"/>
           <w:right w:val="none"/>
         </w:tcBorders>
+        <w:shd w:color="ffffff"/>
       </w:tcPr>
     </w:tblStylePr>
     <w:tblStylePr w:type="lastRow">
@@ -26079,13 +25972,13 @@
         <w:tblBorders/>
       </w:tblPr>
       <w:tcPr>
-        <w:shd w:val="clear" w:color="ffffff" w:themeColor="light1" w:fill="ffffff" w:themeFill="light1"/>
         <w:tcBorders>
           <w:top w:val="single" w:color="000000" w:themeColor="accent4" w:themeTint="9A" w:sz="4" w:space="0"/>
           <w:left w:val="none"/>
           <w:bottom w:val="none"/>
           <w:right w:val="none"/>
         </w:tcBorders>
+        <w:shd w:val="clear" w:color="ffffff" w:themeColor="light1" w:fill="ffffff" w:themeFill="light1"/>
       </w:tcPr>
     </w:tblStylePr>
     <w:tblStylePr w:type="nwCell">
@@ -26194,8 +26087,8 @@
         <w:tblBorders/>
       </w:tblPr>
       <w:tcPr>
+        <w:tcBorders/>
         <w:shd w:val="clear" w:color="ffffff" w:themeColor="accent5" w:themeTint="40" w:fill="d0dcf0" w:themeFill="accent5" w:themeFillTint="40"/>
-        <w:tcBorders/>
       </w:tcPr>
     </w:tblStylePr>
     <w:tblStylePr w:type="band1Vert">
@@ -26208,8 +26101,8 @@
         <w:tblBorders/>
       </w:tblPr>
       <w:tcPr>
+        <w:tcBorders/>
         <w:shd w:val="clear" w:color="ffffff" w:themeColor="accent5" w:themeTint="40" w:fill="d0dcf0" w:themeFill="accent5" w:themeFillTint="40"/>
-        <w:tcBorders/>
       </w:tcPr>
     </w:tblStylePr>
     <w:tblStylePr w:type="band2Horz">
@@ -26260,13 +26153,13 @@
         <w:tblBorders/>
       </w:tblPr>
       <w:tcPr>
-        <w:shd w:color="ffffff"/>
         <w:tcBorders>
           <w:top w:val="none"/>
           <w:left w:val="none"/>
           <w:bottom w:val="none"/>
           <w:right w:val="single" w:color="000000" w:themeColor="accent5" w:themeTint="9A" w:sz="4" w:space="0"/>
         </w:tcBorders>
+        <w:shd w:color="ffffff"/>
       </w:tcPr>
     </w:tblStylePr>
     <w:tblStylePr w:type="firstRow">
@@ -26285,13 +26178,13 @@
         <w:tblBorders/>
       </w:tblPr>
       <w:tcPr>
-        <w:shd w:val="clear" w:color="ffffff" w:themeColor="light1" w:fill="ffffff" w:themeFill="light1"/>
         <w:tcBorders>
           <w:top w:val="none"/>
           <w:left w:val="none"/>
           <w:bottom w:val="single" w:color="000000" w:themeColor="accent5" w:themeTint="9A" w:sz="4" w:space="0"/>
           <w:right w:val="none"/>
         </w:tcBorders>
+        <w:shd w:val="clear" w:color="ffffff" w:themeColor="light1" w:fill="ffffff" w:themeFill="light1"/>
       </w:tcPr>
     </w:tblStylePr>
     <w:tblStylePr w:type="lastCol">
@@ -26310,13 +26203,13 @@
         <w:tblBorders/>
       </w:tblPr>
       <w:tcPr>
-        <w:shd w:color="ffffff"/>
         <w:tcBorders>
           <w:top w:val="none"/>
           <w:left w:val="single" w:color="000000" w:themeColor="accent5" w:themeTint="9A" w:sz="4" w:space="0"/>
           <w:bottom w:val="none"/>
           <w:right w:val="none"/>
         </w:tcBorders>
+        <w:shd w:color="ffffff"/>
       </w:tcPr>
     </w:tblStylePr>
     <w:tblStylePr w:type="lastRow">
@@ -26335,13 +26228,13 @@
         <w:tblBorders/>
       </w:tblPr>
       <w:tcPr>
-        <w:shd w:val="clear" w:color="ffffff" w:themeColor="light1" w:fill="ffffff" w:themeFill="light1"/>
         <w:tcBorders>
           <w:top w:val="single" w:color="000000" w:themeColor="accent5" w:themeTint="9A" w:sz="4" w:space="0"/>
           <w:left w:val="none"/>
           <w:bottom w:val="none"/>
           <w:right w:val="none"/>
         </w:tcBorders>
+        <w:shd w:val="clear" w:color="ffffff" w:themeColor="light1" w:fill="ffffff" w:themeFill="light1"/>
       </w:tcPr>
     </w:tblStylePr>
     <w:tblStylePr w:type="nwCell">
@@ -26450,8 +26343,8 @@
         <w:tblBorders/>
       </w:tblPr>
       <w:tcPr>
+        <w:tcBorders/>
         <w:shd w:val="clear" w:color="ffffff" w:themeColor="accent6" w:themeTint="40" w:fill="dbecd0" w:themeFill="accent6" w:themeFillTint="40"/>
-        <w:tcBorders/>
       </w:tcPr>
     </w:tblStylePr>
     <w:tblStylePr w:type="band1Vert">
@@ -26464,8 +26357,8 @@
         <w:tblBorders/>
       </w:tblPr>
       <w:tcPr>
+        <w:tcBorders/>
         <w:shd w:val="clear" w:color="ffffff" w:themeColor="accent6" w:themeTint="40" w:fill="dbecd0" w:themeFill="accent6" w:themeFillTint="40"/>
-        <w:tcBorders/>
       </w:tcPr>
     </w:tblStylePr>
     <w:tblStylePr w:type="band2Horz">
@@ -26516,13 +26409,13 @@
         <w:tblBorders/>
       </w:tblPr>
       <w:tcPr>
-        <w:shd w:color="ffffff"/>
         <w:tcBorders>
           <w:top w:val="none"/>
           <w:left w:val="none"/>
           <w:bottom w:val="none"/>
           <w:right w:val="single" w:color="000000" w:themeColor="accent6" w:themeTint="98" w:sz="4" w:space="0"/>
         </w:tcBorders>
+        <w:shd w:color="ffffff"/>
       </w:tcPr>
     </w:tblStylePr>
     <w:tblStylePr w:type="firstRow">
@@ -26541,13 +26434,13 @@
         <w:tblBorders/>
       </w:tblPr>
       <w:tcPr>
-        <w:shd w:val="clear" w:color="ffffff" w:themeColor="light1" w:fill="ffffff" w:themeFill="light1"/>
         <w:tcBorders>
           <w:top w:val="none"/>
           <w:left w:val="none"/>
           <w:bottom w:val="single" w:color="000000" w:themeColor="accent6" w:themeTint="98" w:sz="4" w:space="0"/>
           <w:right w:val="none"/>
         </w:tcBorders>
+        <w:shd w:val="clear" w:color="ffffff" w:themeColor="light1" w:fill="ffffff" w:themeFill="light1"/>
       </w:tcPr>
     </w:tblStylePr>
     <w:tblStylePr w:type="lastCol">
@@ -26566,13 +26459,13 @@
         <w:tblBorders/>
       </w:tblPr>
       <w:tcPr>
-        <w:shd w:color="ffffff"/>
         <w:tcBorders>
           <w:top w:val="none"/>
           <w:left w:val="single" w:color="000000" w:themeColor="accent6" w:themeTint="98" w:sz="4" w:space="0"/>
           <w:bottom w:val="none"/>
           <w:right w:val="none"/>
         </w:tcBorders>
+        <w:shd w:color="ffffff"/>
       </w:tcPr>
     </w:tblStylePr>
     <w:tblStylePr w:type="lastRow">
@@ -26591,13 +26484,13 @@
         <w:tblBorders/>
       </w:tblPr>
       <w:tcPr>
-        <w:shd w:val="clear" w:color="ffffff" w:themeColor="light1" w:fill="ffffff" w:themeFill="light1"/>
         <w:tcBorders>
           <w:top w:val="single" w:color="000000" w:themeColor="accent6" w:themeTint="98" w:sz="4" w:space="0"/>
           <w:left w:val="none"/>
           <w:bottom w:val="none"/>
           <w:right w:val="none"/>
         </w:tcBorders>
+        <w:shd w:val="clear" w:color="ffffff" w:themeColor="light1" w:fill="ffffff" w:themeFill="light1"/>
       </w:tcPr>
     </w:tblStylePr>
     <w:tblStylePr w:type="nwCell">
@@ -26743,8 +26636,8 @@
         <w:tblBorders/>
       </w:tblPr>
       <w:tcPr>
+        <w:tcBorders/>
         <w:shd w:val="clear" w:color="ffffff" w:themeColor="text1" w:themeTint="0D" w:fill="f2f2f2" w:themeFill="text1" w:themeFillTint="0D"/>
-        <w:tcBorders/>
       </w:tcPr>
     </w:tblStylePr>
     <w:tblStylePr w:type="band2Vert">
@@ -26762,8 +26655,8 @@
         <w:tblBorders/>
       </w:tblPr>
       <w:tcPr>
+        <w:tcBorders/>
         <w:shd w:val="clear" w:color="ffffff" w:themeColor="text1" w:themeTint="0D" w:fill="f2f2f2" w:themeFill="text1" w:themeFillTint="0D"/>
-        <w:tcBorders/>
       </w:tcPr>
     </w:tblStylePr>
     <w:tblStylePr w:type="firstCol">
@@ -26781,8 +26674,8 @@
         <w:tblBorders/>
       </w:tblPr>
       <w:tcPr>
+        <w:tcBorders/>
         <w:shd w:val="clear" w:color="ffffff" w:themeColor="text1" w:themeTint="80" w:fill="7f7f7f" w:themeFill="text1" w:themeFillTint="80"/>
-        <w:tcBorders/>
       </w:tcPr>
     </w:tblStylePr>
     <w:tblStylePr w:type="firstRow">
@@ -26800,8 +26693,8 @@
         <w:tblBorders/>
       </w:tblPr>
       <w:tcPr>
+        <w:tcBorders/>
         <w:shd w:val="clear" w:color="ffffff" w:themeColor="text1" w:themeTint="80" w:fill="7f7f7f" w:themeFill="text1" w:themeFillTint="80"/>
-        <w:tcBorders/>
       </w:tcPr>
     </w:tblStylePr>
     <w:tblStylePr w:type="lastCol">
@@ -26819,8 +26712,8 @@
         <w:tblBorders/>
       </w:tblPr>
       <w:tcPr>
+        <w:tcBorders/>
         <w:shd w:val="clear" w:color="ffffff" w:themeColor="text1" w:themeTint="80" w:fill="7f7f7f" w:themeFill="text1" w:themeFillTint="80"/>
-        <w:tcBorders/>
       </w:tcPr>
     </w:tblStylePr>
     <w:tblStylePr w:type="lastRow">
@@ -26838,8 +26731,8 @@
         <w:tblBorders/>
       </w:tblPr>
       <w:tcPr>
+        <w:tcBorders/>
         <w:shd w:val="clear" w:color="ffffff" w:themeColor="text1" w:themeTint="80" w:fill="7f7f7f" w:themeFill="text1" w:themeFillTint="80"/>
-        <w:tcBorders/>
       </w:tcPr>
     </w:tblStylePr>
     <w:tblStylePr w:type="nwCell">
@@ -26980,8 +26873,8 @@
         <w:tblBorders/>
       </w:tblPr>
       <w:tcPr>
+        <w:tcBorders/>
         <w:shd w:val="clear" w:color="ffffff" w:themeColor="accent1" w:themeTint="50" w:fill="cce0f2" w:themeFill="accent1" w:themeFillTint="50"/>
-        <w:tcBorders/>
       </w:tcPr>
     </w:tblStylePr>
     <w:tblStylePr w:type="band2Vert">
@@ -26999,8 +26892,8 @@
         <w:tblBorders/>
       </w:tblPr>
       <w:tcPr>
+        <w:tcBorders/>
         <w:shd w:val="clear" w:color="ffffff" w:themeColor="accent1" w:themeTint="50" w:fill="cce0f2" w:themeFill="accent1" w:themeFillTint="50"/>
-        <w:tcBorders/>
       </w:tcPr>
     </w:tblStylePr>
     <w:tblStylePr w:type="firstCol">
@@ -27018,8 +26911,8 @@
         <w:tblBorders/>
       </w:tblPr>
       <w:tcPr>
+        <w:tcBorders/>
         <w:shd w:val="clear" w:color="ffffff" w:themeColor="accent1" w:themeTint="EA" w:fill="69a3d8" w:themeFill="accent1" w:themeFillTint="EA"/>
-        <w:tcBorders/>
       </w:tcPr>
     </w:tblStylePr>
     <w:tblStylePr w:type="firstRow">
@@ -27037,8 +26930,8 @@
         <w:tblBorders/>
       </w:tblPr>
       <w:tcPr>
+        <w:tcBorders/>
         <w:shd w:val="clear" w:color="ffffff" w:themeColor="accent1" w:themeTint="EA" w:fill="69a3d8" w:themeFill="accent1" w:themeFillTint="EA"/>
-        <w:tcBorders/>
       </w:tcPr>
     </w:tblStylePr>
     <w:tblStylePr w:type="lastCol">
@@ -27056,8 +26949,8 @@
         <w:tblBorders/>
       </w:tblPr>
       <w:tcPr>
+        <w:tcBorders/>
         <w:shd w:val="clear" w:color="ffffff" w:themeColor="accent1" w:themeTint="EA" w:fill="69a3d8" w:themeFill="accent1" w:themeFillTint="EA"/>
-        <w:tcBorders/>
       </w:tcPr>
     </w:tblStylePr>
     <w:tblStylePr w:type="lastRow">
@@ -27075,8 +26968,8 @@
         <w:tblBorders/>
       </w:tblPr>
       <w:tcPr>
+        <w:tcBorders/>
         <w:shd w:val="clear" w:color="ffffff" w:themeColor="accent1" w:themeTint="EA" w:fill="69a3d8" w:themeFill="accent1" w:themeFillTint="EA"/>
-        <w:tcBorders/>
       </w:tcPr>
     </w:tblStylePr>
     <w:tblStylePr w:type="nwCell">
@@ -27217,8 +27110,8 @@
         <w:tblBorders/>
       </w:tblPr>
       <w:tcPr>
+        <w:tcBorders/>
         <w:shd w:val="clear" w:color="ffffff" w:themeColor="accent2" w:themeTint="32" w:fill="fbe6d7" w:themeFill="accent2" w:themeFillTint="32"/>
-        <w:tcBorders/>
       </w:tcPr>
     </w:tblStylePr>
     <w:tblStylePr w:type="band2Vert">
@@ -27236,8 +27129,8 @@
         <w:tblBorders/>
       </w:tblPr>
       <w:tcPr>
+        <w:tcBorders/>
         <w:shd w:val="clear" w:color="ffffff" w:themeColor="accent2" w:themeTint="32" w:fill="fbe6d7" w:themeFill="accent2" w:themeFillTint="32"/>
-        <w:tcBorders/>
       </w:tcPr>
     </w:tblStylePr>
     <w:tblStylePr w:type="firstCol">
@@ -27255,8 +27148,8 @@
         <w:tblBorders/>
       </w:tblPr>
       <w:tcPr>
+        <w:tcBorders/>
         <w:shd w:val="clear" w:color="ffffff" w:themeColor="accent2" w:themeTint="97" w:fill="f4b285" w:themeFill="accent2" w:themeFillTint="97"/>
-        <w:tcBorders/>
       </w:tcPr>
     </w:tblStylePr>
     <w:tblStylePr w:type="firstRow">
@@ -27274,8 +27167,8 @@
         <w:tblBorders/>
       </w:tblPr>
       <w:tcPr>
+        <w:tcBorders/>
         <w:shd w:val="clear" w:color="ffffff" w:themeColor="accent2" w:themeTint="97" w:fill="f4b285" w:themeFill="accent2" w:themeFillTint="97"/>
-        <w:tcBorders/>
       </w:tcPr>
     </w:tblStylePr>
     <w:tblStylePr w:type="lastCol">
@@ -27293,8 +27186,8 @@
         <w:tblBorders/>
       </w:tblPr>
       <w:tcPr>
+        <w:tcBorders/>
         <w:shd w:val="clear" w:color="ffffff" w:themeColor="accent2" w:themeTint="97" w:fill="f4b285" w:themeFill="accent2" w:themeFillTint="97"/>
-        <w:tcBorders/>
       </w:tcPr>
     </w:tblStylePr>
     <w:tblStylePr w:type="lastRow">
@@ -27312,8 +27205,8 @@
         <w:tblBorders/>
       </w:tblPr>
       <w:tcPr>
+        <w:tcBorders/>
         <w:shd w:val="clear" w:color="ffffff" w:themeColor="accent2" w:themeTint="97" w:fill="f4b285" w:themeFill="accent2" w:themeFillTint="97"/>
-        <w:tcBorders/>
       </w:tcPr>
     </w:tblStylePr>
     <w:tblStylePr w:type="nwCell">
@@ -27454,8 +27347,8 @@
         <w:tblBorders/>
       </w:tblPr>
       <w:tcPr>
+        <w:tcBorders/>
         <w:shd w:val="clear" w:color="ffffff" w:themeColor="accent3" w:themeTint="34" w:fill="ededed" w:themeFill="accent3" w:themeFillTint="34"/>
-        <w:tcBorders/>
       </w:tcPr>
     </w:tblStylePr>
     <w:tblStylePr w:type="band2Vert">
@@ -27473,8 +27366,8 @@
         <w:tblBorders/>
       </w:tblPr>
       <w:tcPr>
+        <w:tcBorders/>
         <w:shd w:val="clear" w:color="ffffff" w:themeColor="accent3" w:themeTint="34" w:fill="ededed" w:themeFill="accent3" w:themeFillTint="34"/>
-        <w:tcBorders/>
       </w:tcPr>
     </w:tblStylePr>
     <w:tblStylePr w:type="firstCol">
@@ -27492,8 +27385,8 @@
         <w:tblBorders/>
       </w:tblPr>
       <w:tcPr>
+        <w:tcBorders/>
         <w:shd w:val="clear" w:color="ffffff" w:themeColor="accent3" w:themeTint="FE" w:fill="a5a5a5" w:themeFill="accent3" w:themeFillTint="FE"/>
-        <w:tcBorders/>
       </w:tcPr>
     </w:tblStylePr>
     <w:tblStylePr w:type="firstRow">
@@ -27511,8 +27404,8 @@
         <w:tblBorders/>
       </w:tblPr>
       <w:tcPr>
+        <w:tcBorders/>
         <w:shd w:val="clear" w:color="ffffff" w:themeColor="accent3" w:themeTint="FE" w:fill="a5a5a5" w:themeFill="accent3" w:themeFillTint="FE"/>
-        <w:tcBorders/>
       </w:tcPr>
     </w:tblStylePr>
     <w:tblStylePr w:type="lastCol">
@@ -27530,8 +27423,8 @@
         <w:tblBorders/>
       </w:tblPr>
       <w:tcPr>
+        <w:tcBorders/>
         <w:shd w:val="clear" w:color="ffffff" w:themeColor="accent3" w:themeTint="FE" w:fill="a5a5a5" w:themeFill="accent3" w:themeFillTint="FE"/>
-        <w:tcBorders/>
       </w:tcPr>
     </w:tblStylePr>
     <w:tblStylePr w:type="lastRow">
@@ -27549,8 +27442,8 @@
         <w:tblBorders/>
       </w:tblPr>
       <w:tcPr>
+        <w:tcBorders/>
         <w:shd w:val="clear" w:color="ffffff" w:themeColor="accent3" w:themeTint="FE" w:fill="a5a5a5" w:themeFill="accent3" w:themeFillTint="FE"/>
-        <w:tcBorders/>
       </w:tcPr>
     </w:tblStylePr>
     <w:tblStylePr w:type="nwCell">
@@ -27691,8 +27584,8 @@
         <w:tblBorders/>
       </w:tblPr>
       <w:tcPr>
+        <w:tcBorders/>
         <w:shd w:val="clear" w:color="ffffff" w:themeColor="accent4" w:themeTint="34" w:fill="fff2cb" w:themeFill="accent4" w:themeFillTint="34"/>
-        <w:tcBorders/>
       </w:tcPr>
     </w:tblStylePr>
     <w:tblStylePr w:type="band2Vert">
@@ -27710,8 +27603,8 @@
         <w:tblBorders/>
       </w:tblPr>
       <w:tcPr>
+        <w:tcBorders/>
         <w:shd w:val="clear" w:color="ffffff" w:themeColor="accent4" w:themeTint="34" w:fill="fff2cb" w:themeFill="accent4" w:themeFillTint="34"/>
-        <w:tcBorders/>
       </w:tcPr>
     </w:tblStylePr>
     <w:tblStylePr w:type="firstCol">
@@ -27729,8 +27622,8 @@
         <w:tblBorders/>
       </w:tblPr>
       <w:tcPr>
+        <w:tcBorders/>
         <w:shd w:val="clear" w:color="ffffff" w:themeColor="accent4" w:themeTint="9A" w:fill="ffd965" w:themeFill="accent4" w:themeFillTint="9A"/>
-        <w:tcBorders/>
       </w:tcPr>
     </w:tblStylePr>
     <w:tblStylePr w:type="firstRow">
@@ -27748,8 +27641,8 @@
         <w:tblBorders/>
       </w:tblPr>
       <w:tcPr>
+        <w:tcBorders/>
         <w:shd w:val="clear" w:color="ffffff" w:themeColor="accent4" w:themeTint="9A" w:fill="ffd965" w:themeFill="accent4" w:themeFillTint="9A"/>
-        <w:tcBorders/>
       </w:tcPr>
     </w:tblStylePr>
     <w:tblStylePr w:type="lastCol">
@@ -27767,8 +27660,8 @@
         <w:tblBorders/>
       </w:tblPr>
       <w:tcPr>
+        <w:tcBorders/>
         <w:shd w:val="clear" w:color="ffffff" w:themeColor="accent4" w:themeTint="9A" w:fill="ffd965" w:themeFill="accent4" w:themeFillTint="9A"/>
-        <w:tcBorders/>
       </w:tcPr>
     </w:tblStylePr>
     <w:tblStylePr w:type="lastRow">
@@ -27786,8 +27679,8 @@
         <w:tblBorders/>
       </w:tblPr>
       <w:tcPr>
+        <w:tcBorders/>
         <w:shd w:val="clear" w:color="ffffff" w:themeColor="accent4" w:themeTint="9A" w:fill="ffd965" w:themeFill="accent4" w:themeFillTint="9A"/>
-        <w:tcBorders/>
       </w:tcPr>
     </w:tblStylePr>
     <w:tblStylePr w:type="nwCell">
@@ -27928,8 +27821,8 @@
         <w:tblBorders/>
       </w:tblPr>
       <w:tcPr>
+        <w:tcBorders/>
         <w:shd w:val="clear" w:color="ffffff" w:themeColor="accent5" w:themeTint="34" w:fill="d9e2f3" w:themeFill="accent5" w:themeFillTint="34"/>
-        <w:tcBorders/>
       </w:tcPr>
     </w:tblStylePr>
     <w:tblStylePr w:type="band2Vert">
@@ -27947,8 +27840,8 @@
         <w:tblBorders/>
       </w:tblPr>
       <w:tcPr>
+        <w:tcBorders/>
         <w:shd w:val="clear" w:color="ffffff" w:themeColor="accent5" w:themeTint="34" w:fill="d9e2f3" w:themeFill="accent5" w:themeFillTint="34"/>
-        <w:tcBorders/>
       </w:tcPr>
     </w:tblStylePr>
     <w:tblStylePr w:type="firstCol">
@@ -27966,8 +27859,8 @@
         <w:tblBorders/>
       </w:tblPr>
       <w:tcPr>
+        <w:tcBorders/>
         <w:shd w:val="clear" w:color="ffffff" w:themeColor="accent5" w:fill="4472c4" w:themeFill="accent5"/>
-        <w:tcBorders/>
       </w:tcPr>
     </w:tblStylePr>
     <w:tblStylePr w:type="firstRow">
@@ -27985,8 +27878,8 @@
         <w:tblBorders/>
       </w:tblPr>
       <w:tcPr>
+        <w:tcBorders/>
         <w:shd w:val="clear" w:color="ffffff" w:themeColor="accent5" w:fill="4472c4" w:themeFill="accent5"/>
-        <w:tcBorders/>
       </w:tcPr>
     </w:tblStylePr>
     <w:tblStylePr w:type="lastCol">
@@ -28004,8 +27897,8 @@
         <w:tblBorders/>
       </w:tblPr>
       <w:tcPr>
+        <w:tcBorders/>
         <w:shd w:val="clear" w:color="ffffff" w:themeColor="accent5" w:fill="4472c4" w:themeFill="accent5"/>
-        <w:tcBorders/>
       </w:tcPr>
     </w:tblStylePr>
     <w:tblStylePr w:type="lastRow">
@@ -28023,8 +27916,8 @@
         <w:tblBorders/>
       </w:tblPr>
       <w:tcPr>
+        <w:tcBorders/>
         <w:shd w:val="clear" w:color="ffffff" w:themeColor="accent5" w:fill="4472c4" w:themeFill="accent5"/>
-        <w:tcBorders/>
       </w:tcPr>
     </w:tblStylePr>
     <w:tblStylePr w:type="nwCell">
@@ -28165,8 +28058,8 @@
         <w:tblBorders/>
       </w:tblPr>
       <w:tcPr>
+        <w:tcBorders/>
         <w:shd w:val="clear" w:color="ffffff" w:themeColor="accent6" w:themeTint="34" w:fill="e2efd9" w:themeFill="accent6" w:themeFillTint="34"/>
-        <w:tcBorders/>
       </w:tcPr>
     </w:tblStylePr>
     <w:tblStylePr w:type="band2Vert">
@@ -28184,8 +28077,8 @@
         <w:tblBorders/>
       </w:tblPr>
       <w:tcPr>
+        <w:tcBorders/>
         <w:shd w:val="clear" w:color="ffffff" w:themeColor="accent6" w:themeTint="34" w:fill="e2efd9" w:themeFill="accent6" w:themeFillTint="34"/>
-        <w:tcBorders/>
       </w:tcPr>
     </w:tblStylePr>
     <w:tblStylePr w:type="firstCol">
@@ -28203,8 +28096,8 @@
         <w:tblBorders/>
       </w:tblPr>
       <w:tcPr>
+        <w:tcBorders/>
         <w:shd w:val="clear" w:color="ffffff" w:themeColor="accent6" w:fill="70ad47" w:themeFill="accent6"/>
-        <w:tcBorders/>
       </w:tcPr>
     </w:tblStylePr>
     <w:tblStylePr w:type="firstRow">
@@ -28222,8 +28115,8 @@
         <w:tblBorders/>
       </w:tblPr>
       <w:tcPr>
+        <w:tcBorders/>
         <w:shd w:val="clear" w:color="ffffff" w:themeColor="accent6" w:fill="70ad47" w:themeFill="accent6"/>
-        <w:tcBorders/>
       </w:tcPr>
     </w:tblStylePr>
     <w:tblStylePr w:type="lastCol">
@@ -28241,8 +28134,8 @@
         <w:tblBorders/>
       </w:tblPr>
       <w:tcPr>
+        <w:tcBorders/>
         <w:shd w:val="clear" w:color="ffffff" w:themeColor="accent6" w:fill="70ad47" w:themeFill="accent6"/>
-        <w:tcBorders/>
       </w:tcPr>
     </w:tblStylePr>
     <w:tblStylePr w:type="lastRow">
@@ -28260,8 +28153,8 @@
         <w:tblBorders/>
       </w:tblPr>
       <w:tcPr>
+        <w:tcBorders/>
         <w:shd w:val="clear" w:color="ffffff" w:themeColor="accent6" w:fill="70ad47" w:themeFill="accent6"/>
-        <w:tcBorders/>
       </w:tcPr>
     </w:tblStylePr>
     <w:tblStylePr w:type="nwCell">
@@ -28409,8 +28302,8 @@
         <w:tblBorders/>
       </w:tblPr>
       <w:tcPr>
+        <w:tcBorders/>
         <w:shd w:val="clear" w:color="ffffff" w:themeColor="text1" w:themeTint="0D" w:fill="f2f2f2" w:themeFill="text1" w:themeFillTint="0D"/>
-        <w:tcBorders/>
       </w:tcPr>
     </w:tblStylePr>
     <w:tblStylePr w:type="band2Vert">
@@ -28428,8 +28321,8 @@
         <w:tblBorders/>
       </w:tblPr>
       <w:tcPr>
+        <w:tcBorders/>
         <w:shd w:val="clear" w:color="ffffff" w:themeColor="text1" w:themeTint="0D" w:fill="f2f2f2" w:themeFill="text1" w:themeFillTint="0D"/>
-        <w:tcBorders/>
       </w:tcPr>
     </w:tblStylePr>
     <w:tblStylePr w:type="firstCol">
@@ -28447,8 +28340,8 @@
         <w:tblBorders/>
       </w:tblPr>
       <w:tcPr>
+        <w:tcBorders/>
         <w:shd w:val="clear" w:color="ffffff" w:themeColor="text1" w:themeTint="80" w:fill="7f7f7f" w:themeFill="text1" w:themeFillTint="80"/>
-        <w:tcBorders/>
       </w:tcPr>
     </w:tblStylePr>
     <w:tblStylePr w:type="firstRow">
@@ -28466,8 +28359,8 @@
         <w:tblBorders/>
       </w:tblPr>
       <w:tcPr>
+        <w:tcBorders/>
         <w:shd w:val="clear" w:color="ffffff" w:themeColor="text1" w:themeTint="80" w:fill="7f7f7f" w:themeFill="text1" w:themeFillTint="80"/>
-        <w:tcBorders/>
       </w:tcPr>
     </w:tblStylePr>
     <w:tblStylePr w:type="lastCol">
@@ -28485,8 +28378,8 @@
         <w:tblBorders/>
       </w:tblPr>
       <w:tcPr>
+        <w:tcBorders/>
         <w:shd w:val="clear" w:color="ffffff" w:themeColor="text1" w:themeTint="80" w:fill="7f7f7f" w:themeFill="text1" w:themeFillTint="80"/>
-        <w:tcBorders/>
       </w:tcPr>
     </w:tblStylePr>
     <w:tblStylePr w:type="lastRow">
@@ -28504,8 +28397,8 @@
         <w:tblBorders/>
       </w:tblPr>
       <w:tcPr>
+        <w:tcBorders/>
         <w:shd w:val="clear" w:color="ffffff" w:themeColor="text1" w:themeTint="80" w:fill="7f7f7f" w:themeFill="text1" w:themeFillTint="80"/>
-        <w:tcBorders/>
       </w:tcPr>
     </w:tblStylePr>
     <w:tblStylePr w:type="nwCell">
@@ -28653,8 +28546,8 @@
         <w:tblBorders/>
       </w:tblPr>
       <w:tcPr>
+        <w:tcBorders/>
         <w:shd w:val="clear" w:color="ffffff" w:themeColor="accent1" w:themeTint="50" w:fill="cce0f2" w:themeFill="accent1" w:themeFillTint="50"/>
-        <w:tcBorders/>
       </w:tcPr>
     </w:tblStylePr>
     <w:tblStylePr w:type="band2Vert">
@@ -28672,8 +28565,8 @@
         <w:tblBorders/>
       </w:tblPr>
       <w:tcPr>
+        <w:tcBorders/>
         <w:shd w:val="clear" w:color="ffffff" w:themeColor="accent1" w:themeTint="50" w:fill="cce0f2" w:themeFill="accent1" w:themeFillTint="50"/>
-        <w:tcBorders/>
       </w:tcPr>
     </w:tblStylePr>
     <w:tblStylePr w:type="firstCol">
@@ -28691,8 +28584,8 @@
         <w:tblBorders/>
       </w:tblPr>
       <w:tcPr>
+        <w:tcBorders/>
         <w:shd w:val="clear" w:color="ffffff" w:themeColor="accent1" w:themeTint="EA" w:fill="69a3d8" w:themeFill="accent1" w:themeFillTint="EA"/>
-        <w:tcBorders/>
       </w:tcPr>
     </w:tblStylePr>
     <w:tblStylePr w:type="firstRow">
@@ -28710,8 +28603,8 @@
         <w:tblBorders/>
       </w:tblPr>
       <w:tcPr>
+        <w:tcBorders/>
         <w:shd w:val="clear" w:color="ffffff" w:themeColor="accent1" w:themeTint="EA" w:fill="69a3d8" w:themeFill="accent1" w:themeFillTint="EA"/>
-        <w:tcBorders/>
       </w:tcPr>
     </w:tblStylePr>
     <w:tblStylePr w:type="lastCol">
@@ -28729,8 +28622,8 @@
         <w:tblBorders/>
       </w:tblPr>
       <w:tcPr>
+        <w:tcBorders/>
         <w:shd w:val="clear" w:color="ffffff" w:themeColor="accent1" w:themeTint="EA" w:fill="69a3d8" w:themeFill="accent1" w:themeFillTint="EA"/>
-        <w:tcBorders/>
       </w:tcPr>
     </w:tblStylePr>
     <w:tblStylePr w:type="lastRow">
@@ -28748,8 +28641,8 @@
         <w:tblBorders/>
       </w:tblPr>
       <w:tcPr>
+        <w:tcBorders/>
         <w:shd w:val="clear" w:color="ffffff" w:themeColor="accent1" w:themeTint="EA" w:fill="69a3d8" w:themeFill="accent1" w:themeFillTint="EA"/>
-        <w:tcBorders/>
       </w:tcPr>
     </w:tblStylePr>
     <w:tblStylePr w:type="nwCell">
@@ -28897,8 +28790,8 @@
         <w:tblBorders/>
       </w:tblPr>
       <w:tcPr>
+        <w:tcBorders/>
         <w:shd w:val="clear" w:color="ffffff" w:themeColor="accent2" w:themeTint="32" w:fill="fbe6d7" w:themeFill="accent2" w:themeFillTint="32"/>
-        <w:tcBorders/>
       </w:tcPr>
     </w:tblStylePr>
     <w:tblStylePr w:type="band2Vert">
@@ -28916,8 +28809,8 @@
         <w:tblBorders/>
       </w:tblPr>
       <w:tcPr>
+        <w:tcBorders/>
         <w:shd w:val="clear" w:color="ffffff" w:themeColor="accent2" w:themeTint="32" w:fill="fbe6d7" w:themeFill="accent2" w:themeFillTint="32"/>
-        <w:tcBorders/>
       </w:tcPr>
     </w:tblStylePr>
     <w:tblStylePr w:type="firstCol">
@@ -28935,8 +28828,8 @@
         <w:tblBorders/>
       </w:tblPr>
       <w:tcPr>
+        <w:tcBorders/>
         <w:shd w:val="clear" w:color="ffffff" w:themeColor="accent2" w:themeTint="97" w:fill="f4b285" w:themeFill="accent2" w:themeFillTint="97"/>
-        <w:tcBorders/>
       </w:tcPr>
     </w:tblStylePr>
     <w:tblStylePr w:type="firstRow">
@@ -28954,8 +28847,8 @@
         <w:tblBorders/>
       </w:tblPr>
       <w:tcPr>
+        <w:tcBorders/>
         <w:shd w:val="clear" w:color="ffffff" w:themeColor="accent2" w:themeTint="97" w:fill="f4b285" w:themeFill="accent2" w:themeFillTint="97"/>
-        <w:tcBorders/>
       </w:tcPr>
     </w:tblStylePr>
     <w:tblStylePr w:type="lastCol">
@@ -28973,8 +28866,8 @@
         <w:tblBorders/>
       </w:tblPr>
       <w:tcPr>
+        <w:tcBorders/>
         <w:shd w:val="clear" w:color="ffffff" w:themeColor="accent2" w:themeTint="97" w:fill="f4b285" w:themeFill="accent2" w:themeFillTint="97"/>
-        <w:tcBorders/>
       </w:tcPr>
     </w:tblStylePr>
     <w:tblStylePr w:type="lastRow">
@@ -28992,8 +28885,8 @@
         <w:tblBorders/>
       </w:tblPr>
       <w:tcPr>
+        <w:tcBorders/>
         <w:shd w:val="clear" w:color="ffffff" w:themeColor="accent2" w:themeTint="97" w:fill="f4b285" w:themeFill="accent2" w:themeFillTint="97"/>
-        <w:tcBorders/>
       </w:tcPr>
     </w:tblStylePr>
     <w:tblStylePr w:type="nwCell">
@@ -29141,8 +29034,8 @@
         <w:tblBorders/>
       </w:tblPr>
       <w:tcPr>
+        <w:tcBorders/>
         <w:shd w:val="clear" w:color="ffffff" w:themeColor="accent3" w:themeTint="34" w:fill="ededed" w:themeFill="accent3" w:themeFillTint="34"/>
-        <w:tcBorders/>
       </w:tcPr>
     </w:tblStylePr>
     <w:tblStylePr w:type="band2Vert">
@@ -29160,8 +29053,8 @@
         <w:tblBorders/>
       </w:tblPr>
       <w:tcPr>
+        <w:tcBorders/>
         <w:shd w:val="clear" w:color="ffffff" w:themeColor="accent3" w:themeTint="34" w:fill="ededed" w:themeFill="accent3" w:themeFillTint="34"/>
-        <w:tcBorders/>
       </w:tcPr>
     </w:tblStylePr>
     <w:tblStylePr w:type="firstCol">
@@ -29179,8 +29072,8 @@
         <w:tblBorders/>
       </w:tblPr>
       <w:tcPr>
+        <w:tcBorders/>
         <w:shd w:val="clear" w:color="ffffff" w:themeColor="accent3" w:themeTint="FE" w:fill="a5a5a5" w:themeFill="accent3" w:themeFillTint="FE"/>
-        <w:tcBorders/>
       </w:tcPr>
     </w:tblStylePr>
     <w:tblStylePr w:type="firstRow">
@@ -29198,8 +29091,8 @@
         <w:tblBorders/>
       </w:tblPr>
       <w:tcPr>
+        <w:tcBorders/>
         <w:shd w:val="clear" w:color="ffffff" w:themeColor="accent3" w:themeTint="FE" w:fill="a5a5a5" w:themeFill="accent3" w:themeFillTint="FE"/>
-        <w:tcBorders/>
       </w:tcPr>
     </w:tblStylePr>
     <w:tblStylePr w:type="lastCol">
@@ -29217,8 +29110,8 @@
         <w:tblBorders/>
       </w:tblPr>
       <w:tcPr>
+        <w:tcBorders/>
         <w:shd w:val="clear" w:color="ffffff" w:themeColor="accent3" w:themeTint="FE" w:fill="a5a5a5" w:themeFill="accent3" w:themeFillTint="FE"/>
-        <w:tcBorders/>
       </w:tcPr>
     </w:tblStylePr>
     <w:tblStylePr w:type="lastRow">
@@ -29236,8 +29129,8 @@
         <w:tblBorders/>
       </w:tblPr>
       <w:tcPr>
+        <w:tcBorders/>
         <w:shd w:val="clear" w:color="ffffff" w:themeColor="accent3" w:themeTint="FE" w:fill="a5a5a5" w:themeFill="accent3" w:themeFillTint="FE"/>
-        <w:tcBorders/>
       </w:tcPr>
     </w:tblStylePr>
     <w:tblStylePr w:type="nwCell">
@@ -29385,8 +29278,8 @@
         <w:tblBorders/>
       </w:tblPr>
       <w:tcPr>
+        <w:tcBorders/>
         <w:shd w:val="clear" w:color="ffffff" w:themeColor="accent4" w:themeTint="34" w:fill="fff2cb" w:themeFill="accent4" w:themeFillTint="34"/>
-        <w:tcBorders/>
       </w:tcPr>
     </w:tblStylePr>
     <w:tblStylePr w:type="band2Vert">
@@ -29404,8 +29297,8 @@
         <w:tblBorders/>
       </w:tblPr>
       <w:tcPr>
+        <w:tcBorders/>
         <w:shd w:val="clear" w:color="ffffff" w:themeColor="accent4" w:themeTint="34" w:fill="fff2cb" w:themeFill="accent4" w:themeFillTint="34"/>
-        <w:tcBorders/>
       </w:tcPr>
     </w:tblStylePr>
     <w:tblStylePr w:type="firstCol">
@@ -29423,8 +29316,8 @@
         <w:tblBorders/>
       </w:tblPr>
       <w:tcPr>
+        <w:tcBorders/>
         <w:shd w:val="clear" w:color="ffffff" w:themeColor="accent4" w:themeTint="9A" w:fill="ffd965" w:themeFill="accent4" w:themeFillTint="9A"/>
-        <w:tcBorders/>
       </w:tcPr>
     </w:tblStylePr>
     <w:tblStylePr w:type="firstRow">
@@ -29442,8 +29335,8 @@
         <w:tblBorders/>
       </w:tblPr>
       <w:tcPr>
+        <w:tcBorders/>
         <w:shd w:val="clear" w:color="ffffff" w:themeColor="accent4" w:themeTint="9A" w:fill="ffd965" w:themeFill="accent4" w:themeFillTint="9A"/>
-        <w:tcBorders/>
       </w:tcPr>
     </w:tblStylePr>
     <w:tblStylePr w:type="lastCol">
@@ -29461,8 +29354,8 @@
         <w:tblBorders/>
       </w:tblPr>
       <w:tcPr>
+        <w:tcBorders/>
         <w:shd w:val="clear" w:color="ffffff" w:themeColor="accent4" w:themeTint="9A" w:fill="ffd965" w:themeFill="accent4" w:themeFillTint="9A"/>
-        <w:tcBorders/>
       </w:tcPr>
     </w:tblStylePr>
     <w:tblStylePr w:type="lastRow">
@@ -29480,8 +29373,8 @@
         <w:tblBorders/>
       </w:tblPr>
       <w:tcPr>
+        <w:tcBorders/>
         <w:shd w:val="clear" w:color="ffffff" w:themeColor="accent4" w:themeTint="9A" w:fill="ffd965" w:themeFill="accent4" w:themeFillTint="9A"/>
-        <w:tcBorders/>
       </w:tcPr>
     </w:tblStylePr>
     <w:tblStylePr w:type="nwCell">
@@ -29629,8 +29522,8 @@
         <w:tblBorders/>
       </w:tblPr>
       <w:tcPr>
+        <w:tcBorders/>
         <w:shd w:val="clear" w:color="ffffff" w:themeColor="accent5" w:themeTint="34" w:fill="d9e2f3" w:themeFill="accent5" w:themeFillTint="34"/>
-        <w:tcBorders/>
       </w:tcPr>
     </w:tblStylePr>
     <w:tblStylePr w:type="band2Vert">
@@ -29648,8 +29541,8 @@
         <w:tblBorders/>
       </w:tblPr>
       <w:tcPr>
+        <w:tcBorders/>
         <w:shd w:val="clear" w:color="ffffff" w:themeColor="accent5" w:themeTint="34" w:fill="d9e2f3" w:themeFill="accent5" w:themeFillTint="34"/>
-        <w:tcBorders/>
       </w:tcPr>
     </w:tblStylePr>
     <w:tblStylePr w:type="firstCol">
@@ -29667,8 +29560,8 @@
         <w:tblBorders/>
       </w:tblPr>
       <w:tcPr>
+        <w:tcBorders/>
         <w:shd w:val="clear" w:color="ffffff" w:themeColor="accent5" w:fill="4472c4" w:themeFill="accent5"/>
-        <w:tcBorders/>
       </w:tcPr>
     </w:tblStylePr>
     <w:tblStylePr w:type="firstRow">
@@ -29686,8 +29579,8 @@
         <w:tblBorders/>
       </w:tblPr>
       <w:tcPr>
+        <w:tcBorders/>
         <w:shd w:val="clear" w:color="ffffff" w:themeColor="accent5" w:fill="4472c4" w:themeFill="accent5"/>
-        <w:tcBorders/>
       </w:tcPr>
     </w:tblStylePr>
     <w:tblStylePr w:type="lastCol">
@@ -29705,8 +29598,8 @@
         <w:tblBorders/>
       </w:tblPr>
       <w:tcPr>
+        <w:tcBorders/>
         <w:shd w:val="clear" w:color="ffffff" w:themeColor="accent5" w:fill="4472c4" w:themeFill="accent5"/>
-        <w:tcBorders/>
       </w:tcPr>
     </w:tblStylePr>
     <w:tblStylePr w:type="lastRow">
@@ -29724,8 +29617,8 @@
         <w:tblBorders/>
       </w:tblPr>
       <w:tcPr>
+        <w:tcBorders/>
         <w:shd w:val="clear" w:color="ffffff" w:themeColor="accent5" w:fill="4472c4" w:themeFill="accent5"/>
-        <w:tcBorders/>
       </w:tcPr>
     </w:tblStylePr>
     <w:tblStylePr w:type="nwCell">
@@ -29873,8 +29766,8 @@
         <w:tblBorders/>
       </w:tblPr>
       <w:tcPr>
+        <w:tcBorders/>
         <w:shd w:val="clear" w:color="ffffff" w:themeColor="accent6" w:themeTint="34" w:fill="e2efd9" w:themeFill="accent6" w:themeFillTint="34"/>
-        <w:tcBorders/>
       </w:tcPr>
     </w:tblStylePr>
     <w:tblStylePr w:type="band2Vert">
@@ -29892,8 +29785,8 @@
         <w:tblBorders/>
       </w:tblPr>
       <w:tcPr>
+        <w:tcBorders/>
         <w:shd w:val="clear" w:color="ffffff" w:themeColor="accent6" w:themeTint="34" w:fill="e2efd9" w:themeFill="accent6" w:themeFillTint="34"/>
-        <w:tcBorders/>
       </w:tcPr>
     </w:tblStylePr>
     <w:tblStylePr w:type="firstCol">
@@ -29911,8 +29804,8 @@
         <w:tblBorders/>
       </w:tblPr>
       <w:tcPr>
+        <w:tcBorders/>
         <w:shd w:val="clear" w:color="ffffff" w:themeColor="accent6" w:fill="70ad47" w:themeFill="accent6"/>
-        <w:tcBorders/>
       </w:tcPr>
     </w:tblStylePr>
     <w:tblStylePr w:type="firstRow">
@@ -29930,8 +29823,8 @@
         <w:tblBorders/>
       </w:tblPr>
       <w:tcPr>
+        <w:tcBorders/>
         <w:shd w:val="clear" w:color="ffffff" w:themeColor="accent6" w:fill="70ad47" w:themeFill="accent6"/>
-        <w:tcBorders/>
       </w:tcPr>
     </w:tblStylePr>
     <w:tblStylePr w:type="lastCol">
@@ -29949,8 +29842,8 @@
         <w:tblBorders/>
       </w:tblPr>
       <w:tcPr>
+        <w:tcBorders/>
         <w:shd w:val="clear" w:color="ffffff" w:themeColor="accent6" w:fill="70ad47" w:themeFill="accent6"/>
-        <w:tcBorders/>
       </w:tcPr>
     </w:tblStylePr>
     <w:tblStylePr w:type="lastRow">
@@ -29968,8 +29861,8 @@
         <w:tblBorders/>
       </w:tblPr>
       <w:tcPr>
+        <w:tcBorders/>
         <w:shd w:val="clear" w:color="ffffff" w:themeColor="accent6" w:fill="70ad47" w:themeFill="accent6"/>
-        <w:tcBorders/>
       </w:tcPr>
     </w:tblStylePr>
     <w:tblStylePr w:type="nwCell">
